--- a/downloads/student/ai-7-week-33.docx
+++ b/downloads/student/ai-7-week-33.docx
@@ -777,6 +777,16 @@
     <w:p>
       <w:r>
         <w:t>This check concerns saved outputs and scoring, not new-sample replication or future model behaviour.</w:t>
+      </w:r>
+    </w:p>
+    <w:p>
+      <w:r>
+        <w:t>Read the labelled picture: Locate the Q3 scoring disagreement between 5/6 and 4/6. What should the teams inspect before choosing a score, and what limitation follows if the saved Q3 file is missing?</w:t>
+      </w:r>
+    </w:p>
+    <w:p>
+      <w:r>
+        <w:t>Change one thing: Q3’s saved file is missing from the archive. Predict the result before checking the explanation. What remains the same?</w:t>
       </w:r>
     </w:p>
     <w:p>
@@ -1875,6 +1885,187 @@
         <w:t>Attempt the independent case before hints. Record whether you worked alone, used a hint or followed a model. After feedback, fix the first unsupported step and explain why it changed. A later check uses a changed case, not a copied answer.</w:t>
       </w:r>
     </w:p>
+    <w:p>
+      <w:pPr>
+        <w:pStyle w:val="Heading1"/>
+      </w:pPr>
+      <w:r>
+        <w:t>15. Your lesson route</w:t>
+      </w:r>
+    </w:p>
+    <w:p>
+      <w:r>
+        <w:t>Start with this question: An independent rerun with a disagreement. A second team follows the saved protocol on the same fixed data and obtains a different score.</w:t>
+      </w:r>
+    </w:p>
+    <w:tbl>
+      <w:tblPr>
+        <w:tblStyle w:val="LightShading-Accent1"/>
+        <w:tblW w:type="auto" w:w="0"/>
+        <w:tblLook w:firstColumn="1" w:firstRow="1" w:lastColumn="0" w:lastRow="0" w:noHBand="0" w:noVBand="1" w:val="04A0"/>
+      </w:tblPr>
+      <w:tblGrid>
+        <w:gridCol w:w="5112"/>
+        <w:gridCol w:w="5112"/>
+      </w:tblGrid>
+      <w:tr>
+        <w:trPr>
+          <w:tblHeader/>
+        </w:trPr>
+        <w:tc>
+          <w:tcPr>
+            <w:tcW w:type="dxa" w:w="5112"/>
+          </w:tcPr>
+          <w:p>
+            <w:r>
+              <w:t>By the end, I can</w:t>
+            </w:r>
+          </w:p>
+        </w:tc>
+        <w:tc>
+          <w:tcPr>
+            <w:tcW w:type="dxa" w:w="5112"/>
+          </w:tcPr>
+          <w:p>
+            <w:r>
+              <w:t>How I will show it</w:t>
+            </w:r>
+          </w:p>
+        </w:tc>
+      </w:tr>
+      <w:tr>
+        <w:tc>
+          <w:tcPr>
+            <w:tcW w:type="dxa" w:w="5112"/>
+          </w:tcPr>
+          <w:p>
+            <w:r>
+              <w:t>Explain the mechanism and terminology of independent reproduction check</w:t>
+            </w:r>
+          </w:p>
+        </w:tc>
+        <w:tc>
+          <w:tcPr>
+            <w:tcW w:type="dxa" w:w="5112"/>
+          </w:tcPr>
+          <w:p>
+            <w:r>
+              <w:t>Explain the deciding step, show a trace or test, and state one limit.</w:t>
+            </w:r>
+          </w:p>
+        </w:tc>
+      </w:tr>
+      <w:tr>
+        <w:tc>
+          <w:tcPr>
+            <w:tcW w:type="dxa" w:w="5112"/>
+          </w:tcPr>
+          <w:p>
+            <w:r>
+              <w:t>Apply the stated procedure to a new case with a traceable result</w:t>
+            </w:r>
+          </w:p>
+        </w:tc>
+        <w:tc>
+          <w:tcPr>
+            <w:tcW w:type="dxa" w:w="5112"/>
+          </w:tcPr>
+          <w:p>
+            <w:r>
+              <w:t>Explain the deciding step, show a trace or test, and state one limit.</w:t>
+            </w:r>
+          </w:p>
+        </w:tc>
+      </w:tr>
+      <w:tr>
+        <w:tc>
+          <w:tcPr>
+            <w:tcW w:type="dxa" w:w="5112"/>
+          </w:tcPr>
+          <w:p>
+            <w:r>
+              <w:t>Identify an assumption or limitation and design a revealing follow-up</w:t>
+            </w:r>
+          </w:p>
+        </w:tc>
+        <w:tc>
+          <w:tcPr>
+            <w:tcW w:type="dxa" w:w="5112"/>
+          </w:tcPr>
+          <w:p>
+            <w:r>
+              <w:t>Explain the deciding step, show a trace or test, and state one limit.</w:t>
+            </w:r>
+          </w:p>
+        </w:tc>
+      </w:tr>
+    </w:tbl>
+    <w:p>
+      <w:r>
+        <w:t>Remember → watch and explain → try with help → investigate → try independently → keep project evidence. Your teacher may spread this lesson across several classes.</w:t>
+      </w:r>
+    </w:p>
+    <w:p>
+      <w:r>
+        <w:t>Keep your first prediction. Compare it with what the evidence shows and explain any change.</w:t>
+      </w:r>
+    </w:p>
+    <w:p>
+      <w:pPr>
+        <w:pStyle w:val="Heading1"/>
+      </w:pPr>
+      <w:r>
+        <w:t>16. Finish and return</w:t>
+      </w:r>
+    </w:p>
+    <w:p>
+      <w:r>
+        <w:t>Close your notes. Explain this goal in your own words: Explain the mechanism and terminology of independent reproduction check</w:t>
+      </w:r>
+    </w:p>
+    <w:p>
+      <w:pPr>
+        <w:pStyle w:val="Heading3"/>
+      </w:pPr>
+      <w:r>
+        <w:t>My deciding step, evidence and one remaining question</w:t>
+      </w:r>
+    </w:p>
+    <w:p>
+      <w:r>
+        <w:t>________________________________________________________________</w:t>
+      </w:r>
+    </w:p>
+    <w:p>
+      <w:r>
+        <w:t>________________________________________________________________</w:t>
+      </w:r>
+    </w:p>
+    <w:p>
+      <w:r>
+        <w:t>________________________________________________________________</w:t>
+      </w:r>
+    </w:p>
+    <w:p>
+      <w:r>
+        <w:t>________________________________________________________________</w:t>
+      </w:r>
+    </w:p>
+    <w:p>
+      <w:r>
+        <w:t>________________________________________________________________</w:t>
+      </w:r>
+    </w:p>
+    <w:p>
+      <w:r>
+        <w:t>If you are unsure, return to the worked picture and explain one arrow. If you are ready, change an input or assumption and justify your prediction.</w:t>
+      </w:r>
+    </w:p>
+    <w:p>
+      <w:r>
+        <w:t>Save your workbook evidence. At the next review, try a different case before opening your old answer.</w:t>
+      </w:r>
+    </w:p>
     <w:sectPr>
       <w:pgSz w:w="12240" w:h="15840"/>
       <w:pgMar w:top="936" w:right="1008" w:bottom="936" w:left="1008" w:header="720" w:footer="720" w:gutter="0"/>

--- a/downloads/student/ai-7-week-33.docx
+++ b/downloads/student/ai-7-week-33.docx
@@ -2066,6 +2066,202 @@
         <w:t>Save your workbook evidence. At the next review, try a different case before opening your old answer.</w:t>
       </w:r>
     </w:p>
+    <w:p>
+      <w:pPr>
+        <w:pStyle w:val="Heading1"/>
+      </w:pPr>
+      <w:r>
+        <w:t>17. Supported practice, repair and portfolio</w:t>
+      </w:r>
+    </w:p>
+    <w:p>
+      <w:r>
+        <w:t>Use this supported practice once, in the browser or on paper. Keep the reserved independent assessment for a separate first attempt before teacher feedback.</w:t>
+      </w:r>
+    </w:p>
+    <w:p>
+      <w:r>
+        <w:t>An independent rerun with a disagreement. A second team follows the saved protocol on the same fixed data and obtains a different score.</w:t>
+      </w:r>
+    </w:p>
+    <w:p>
+      <w:pPr>
+        <w:pStyle w:val="Heading3"/>
+      </w:pPr>
+      <w:r>
+        <w:t>Practice 1: explain the deciding evidence</w:t>
+      </w:r>
+    </w:p>
+    <w:p>
+      <w:r>
+        <w:t>Which labelled step matches this detail? Inspect Q3’s saved answer and rule; document whichever scoring decision is justified.</w:t>
+      </w:r>
+    </w:p>
+    <w:p>
+      <w:r>
+        <w:t>1. Resolve by the rubric</w:t>
+      </w:r>
+    </w:p>
+    <w:p>
+      <w:r>
+        <w:t>2. Compare exact artefacts</w:t>
+      </w:r>
+    </w:p>
+    <w:p>
+      <w:r>
+        <w:t>3. Locate disagreement</w:t>
+      </w:r>
+    </w:p>
+    <w:p>
+      <w:pPr>
+        <w:pStyle w:val="Heading3"/>
+      </w:pPr>
+      <w:r>
+        <w:t>My selected conclusion, deciding fact and explanation</w:t>
+      </w:r>
+    </w:p>
+    <w:p>
+      <w:r>
+        <w:t>________________________________________________________________</w:t>
+      </w:r>
+    </w:p>
+    <w:p>
+      <w:r>
+        <w:t>________________________________________________________________</w:t>
+      </w:r>
+    </w:p>
+    <w:p>
+      <w:r>
+        <w:t>________________________________________________________________</w:t>
+      </w:r>
+    </w:p>
+    <w:p>
+      <w:r>
+        <w:t>________________________________________________________________</w:t>
+      </w:r>
+    </w:p>
+    <w:p>
+      <w:r>
+        <w:t>________________________________________________________________</w:t>
+      </w:r>
+    </w:p>
+    <w:p>
+      <w:r>
+        <w:t>Hint if needed: Read the steps in the pictorial case. Match the supplied detail to the stage that performs or records it.</w:t>
+      </w:r>
+    </w:p>
+    <w:p>
+      <w:r>
+        <w:t>After your attempt, compare with the supported explanation: Resolve by the rubric Inspect Q3’s saved answer and rule; document whichever scoring decision is justified. An independent reproduction check can uncover interpretation or implementation differences. Do not average incompatible scores or simply choose the higher one.</w:t>
+      </w:r>
+    </w:p>
+    <w:p>
+      <w:pPr>
+        <w:pStyle w:val="Heading3"/>
+      </w:pPr>
+      <w:r>
+        <w:t>Practice 2: explain the deciding evidence</w:t>
+      </w:r>
+    </w:p>
+    <w:p>
+      <w:r>
+        <w:t>Changed-case practice: Q3’s saved file is missing from the archive. Which conclusion is supported by the supplied facts?</w:t>
+      </w:r>
+    </w:p>
+    <w:p>
+      <w:r>
+        <w:t>1. We can decide the result without examining the changed input or the procedure.</w:t>
+      </w:r>
+    </w:p>
+    <w:p>
+      <w:r>
+        <w:t>2. Mark exact reproduction incomplete until the required artefact is recovered or the limitation disclosed.</w:t>
+      </w:r>
+    </w:p>
+    <w:p>
+      <w:r>
+        <w:t>3. This one example guarantees correct results for every future input.</w:t>
+      </w:r>
+    </w:p>
+    <w:p>
+      <w:pPr>
+        <w:pStyle w:val="Heading3"/>
+      </w:pPr>
+      <w:r>
+        <w:t>My selected conclusion, deciding fact and explanation</w:t>
+      </w:r>
+    </w:p>
+    <w:p>
+      <w:r>
+        <w:t>________________________________________________________________</w:t>
+      </w:r>
+    </w:p>
+    <w:p>
+      <w:r>
+        <w:t>________________________________________________________________</w:t>
+      </w:r>
+    </w:p>
+    <w:p>
+      <w:r>
+        <w:t>________________________________________________________________</w:t>
+      </w:r>
+    </w:p>
+    <w:p>
+      <w:r>
+        <w:t>________________________________________________________________</w:t>
+      </w:r>
+    </w:p>
+    <w:p>
+      <w:r>
+        <w:t>________________________________________________________________</w:t>
+      </w:r>
+    </w:p>
+    <w:p>
+      <w:r>
+        <w:t>Hint if needed: Use the changed condition and the deciding step in the pictorial trace. The answer must say what follows from those facts.</w:t>
+      </w:r>
+    </w:p>
+    <w:p>
+      <w:r>
+        <w:t>After your attempt, compare with the supported explanation: Mark exact reproduction incomplete until the required artefact is recovered or the limitation disclosed. A missing record prevents checking the contested decision.</w:t>
+      </w:r>
+    </w:p>
+    <w:p>
+      <w:pPr>
+        <w:pStyle w:val="Heading3"/>
+      </w:pPr>
+      <w:r>
+        <w:t>Repair a missing building block</w:t>
+      </w:r>
+    </w:p>
+    <w:p>
+      <w:r>
+        <w:t>Review Peer review and response (ai-7/32). Goal: Explain the mechanism and terminology of peer review and response. Short practice: Count photos and underlying plants in the reviewer’s concern. What analysis assumption needs revision, and why does changing only the word photos to plants fail to repair it?. Return to this week and explain what you changed.</w:t>
+      </w:r>
+    </w:p>
+    <w:p>
+      <w:r>
+        <w:t>Review Writing the methods section (ai-7/30). Goal: Explain the mechanism and terminology of writing the methods section. Short practice: Apply the inclusive four-character rule to oak, pine and willow. Which label changes under greater-than-four, and what method detail allows another team to reproduce the distinction?. Return to this week and explain what you changed.</w:t>
+      </w:r>
+    </w:p>
+    <w:p>
+      <w:r>
+        <w:t>Review Robustness across conditions (ai-7/27). Goal: Explain the mechanism and terminology of robustness across conditions. Short practice: Calculate indoor, outdoor and combined rates. Which relevant weakness disappears from view when only the combined rate is reported?. Return to this week and explain what you changed.</w:t>
+      </w:r>
+    </w:p>
+    <w:p>
+      <w:pPr>
+        <w:pStyle w:val="Heading3"/>
+      </w:pPr>
+      <w:r>
+        <w:t>Keep your completed work</w:t>
+      </w:r>
+    </w:p>
+    <w:p>
+      <w:r>
+        <w:t>Use Download completed work in the hosted lesson to export your answers, reflections, practice feedback and code-run evidence. Open the HTML copy to read or print it. Drafts stay in this browser when storage is available; clear drafts on a shared device.</w:t>
+      </w:r>
+    </w:p>
     <w:sectPr>
       <w:pgSz w:w="12240" w:h="15840"/>
       <w:pgMar w:top="936" w:right="1008" w:bottom="936" w:left="1008" w:header="720" w:footer="720" w:gutter="0"/>

--- a/downloads/student/ai-7-week-33.docx
+++ b/downloads/student/ai-7-week-33.docx
@@ -42,6 +42,11 @@
       </w:r>
     </w:p>
     <w:p>
+      <w:r>
+        <w:t>Start with the target: Explain the mechanism and terminology of independent reproduction check. Try the recall before opening notes.</w:t>
+      </w:r>
+    </w:p>
+    <w:p>
       <w:pPr>
         <w:pStyle w:val="Heading3"/>
       </w:pPr>
@@ -50,17 +55,47 @@
       </w:r>
     </w:p>
     <w:p>
-      <w:r>
-        <w:t>I can explain the mechanism and terminology of independent reproduction check.</w:t>
-      </w:r>
-    </w:p>
-    <w:p>
-      <w:r>
+      <w:pPr>
+        <w:spacing w:line="336" w:lineRule="auto" w:after="180"/>
+      </w:pPr>
+      <w:r>
+        <w:rPr>
+          <w:b w:val="0"/>
+        </w:rPr>
+        <w:t xml:space="preserve">I can explain the </w:t>
+      </w:r>
+      <w:r>
+        <w:rPr>
+          <w:b/>
+        </w:rPr>
+        <w:t>mechanism</w:t>
+      </w:r>
+      <w:r>
+        <w:rPr>
+          <w:b w:val="0"/>
+        </w:rPr>
+        <w:t xml:space="preserve"> and terminology of independent reproduction check.</w:t>
+      </w:r>
+    </w:p>
+    <w:p>
+      <w:pPr>
+        <w:spacing w:line="336" w:lineRule="auto" w:after="180"/>
+      </w:pPr>
+      <w:r>
+        <w:rPr>
+          <w:b w:val="0"/>
+        </w:rPr>
         <w:t>I can apply the stated procedure to a new case with a traceable result.</w:t>
       </w:r>
     </w:p>
     <w:p>
-      <w:r>
+      <w:pPr>
+        <w:spacing w:line="336" w:lineRule="auto" w:after="180"/>
+      </w:pPr>
+      <w:r>
+        <w:rPr>
+          <w:b w:val="0"/>
+        </w:rPr>
         <w:t>I can identify an assumption or limitation and design a revealing follow-up.</w:t>
       </w:r>
     </w:p>
@@ -73,47 +108,125 @@
       </w:r>
     </w:p>
     <w:p>
-      <w:r>
+      <w:pPr>
+        <w:spacing w:line="336" w:lineRule="auto" w:after="180"/>
+      </w:pPr>
+      <w:r>
+        <w:rPr>
+          <w:b w:val="0"/>
+        </w:rPr>
         <w:t>Close your notes first. A rough first answer helps us choose the right starting point; it is not a score for your ability.</w:t>
       </w:r>
     </w:p>
     <w:p>
-      <w:r>
+      <w:pPr>
+        <w:spacing w:line="336" w:lineRule="auto" w:after="180"/>
+      </w:pPr>
+      <w:r>
+        <w:rPr>
+          <w:b w:val="0"/>
+        </w:rPr>
         <w:t>Without opening the old lesson, explain one key idea from Peer review and response. Give an example and a mistake that the idea helps you avoid.</w:t>
       </w:r>
     </w:p>
     <w:p>
-      <w:r>
+      <w:pPr>
+        <w:spacing w:line="336" w:lineRule="auto" w:after="180"/>
+      </w:pPr>
+      <w:r>
+        <w:rPr>
+          <w:b w:val="0"/>
+        </w:rPr>
         <w:t>Without opening the old lesson, explain one key idea from Writing the methods section. Give an example and a mistake that the idea helps you avoid.</w:t>
       </w:r>
     </w:p>
     <w:p>
-      <w:r>
+      <w:pPr>
+        <w:spacing w:line="336" w:lineRule="auto" w:after="180"/>
+      </w:pPr>
+      <w:r>
+        <w:rPr>
+          <w:b w:val="0"/>
+        </w:rPr>
         <w:t>Without opening the old lesson, explain one key idea from Robustness across conditions. Give an example and a mistake that the idea helps you avoid.</w:t>
       </w:r>
     </w:p>
     <w:p>
-      <w:r>
-        <w:t>After trying, check the relevant lesson or ask your teacher. Change the part of your explanation that the evidence shows was wrong.</w:t>
-      </w:r>
-    </w:p>
-    <w:p>
-      <w:r>
+      <w:pPr>
+        <w:spacing w:line="336" w:lineRule="auto" w:after="180"/>
+      </w:pPr>
+      <w:r>
+        <w:rPr>
+          <w:b w:val="0"/>
+        </w:rPr>
+        <w:t xml:space="preserve">After trying, check the relevant lesson or ask your teacher. Change the part of your explanation that the </w:t>
+      </w:r>
+      <w:r>
+        <w:rPr>
+          <w:b/>
+        </w:rPr>
+        <w:t>evidence</w:t>
+      </w:r>
+      <w:r>
+        <w:rPr>
+          <w:b w:val="0"/>
+        </w:rPr>
+        <w:t xml:space="preserve"> shows was wrong.</w:t>
+      </w:r>
+    </w:p>
+    <w:p>
+      <w:pPr>
+        <w:spacing w:line="336" w:lineRule="auto" w:after="180"/>
+      </w:pPr>
+      <w:r>
+        <w:rPr>
+          <w:b w:val="0"/>
+        </w:rPr>
         <w:t>This week you will practise:</w:t>
       </w:r>
     </w:p>
     <w:p>
-      <w:r>
-        <w:t>Explain the mechanism and terminology of independent reproduction check</w:t>
-      </w:r>
-    </w:p>
-    <w:p>
-      <w:r>
+      <w:pPr>
+        <w:spacing w:line="336" w:lineRule="auto" w:after="180"/>
+      </w:pPr>
+      <w:r>
+        <w:rPr>
+          <w:b w:val="0"/>
+        </w:rPr>
+        <w:t xml:space="preserve">Explain the </w:t>
+      </w:r>
+      <w:r>
+        <w:rPr>
+          <w:b/>
+        </w:rPr>
+        <w:t>mechanism</w:t>
+      </w:r>
+      <w:r>
+        <w:rPr>
+          <w:b w:val="0"/>
+        </w:rPr>
+        <w:t xml:space="preserve"> and terminology of independent reproduction check</w:t>
+      </w:r>
+    </w:p>
+    <w:p>
+      <w:pPr>
+        <w:spacing w:line="336" w:lineRule="auto" w:after="180"/>
+      </w:pPr>
+      <w:r>
+        <w:rPr>
+          <w:b w:val="0"/>
+        </w:rPr>
         <w:t>Apply the stated procedure to a new case with a traceable result</w:t>
       </w:r>
     </w:p>
     <w:p>
-      <w:r>
+      <w:pPr>
+        <w:spacing w:line="336" w:lineRule="auto" w:after="180"/>
+      </w:pPr>
+      <w:r>
+        <w:rPr>
+          <w:b w:val="0"/>
+        </w:rPr>
         <w:t>Identify an assumption or limitation and design a revealing follow-up</w:t>
       </w:r>
     </w:p>
@@ -126,8 +239,38 @@
       </w:r>
     </w:p>
     <w:p>
-      <w:r>
-        <w:t>Recall Peer review and response. Explain why a recorded result needs its input conditions and evidence source before it can support a claim.</w:t>
+      <w:pPr>
+        <w:spacing w:line="336" w:lineRule="auto" w:after="180"/>
+      </w:pPr>
+      <w:r>
+        <w:rPr>
+          <w:b w:val="0"/>
+        </w:rPr>
+        <w:t xml:space="preserve">Recall Peer review and response. Explain why a recorded result needs its </w:t>
+      </w:r>
+      <w:r>
+        <w:rPr>
+          <w:b/>
+        </w:rPr>
+        <w:t>input</w:t>
+      </w:r>
+      <w:r>
+        <w:rPr>
+          <w:b w:val="0"/>
+        </w:rPr>
+        <w:t xml:space="preserve"> conditions and </w:t>
+      </w:r>
+      <w:r>
+        <w:rPr>
+          <w:b/>
+        </w:rPr>
+        <w:t>evidence</w:t>
+      </w:r>
+      <w:r>
+        <w:rPr>
+          <w:b w:val="0"/>
+        </w:rPr>
+        <w:t xml:space="preserve"> source before it can support a claim.</w:t>
       </w:r>
     </w:p>
     <w:p>
@@ -162,7 +305,13 @@
       </w:r>
     </w:p>
     <w:p>
-      <w:r>
+      <w:pPr>
+        <w:spacing w:line="336" w:lineRule="auto" w:after="180"/>
+      </w:pPr>
+      <w:r>
+        <w:rPr>
+          <w:b w:val="0"/>
+        </w:rPr>
         <w:t>Explain independent reproduction check using the records and boundaries of this fictional investigation.</w:t>
       </w:r>
     </w:p>
@@ -176,12 +325,40 @@
     </w:p>
     <w:p>
       <w:r>
+        <w:t>Investigate the supplied Independent reproduction check case. Separate observations, given facts and assumptions before choosing an explanation.</w:t>
+      </w:r>
+    </w:p>
+    <w:p>
+      <w:pPr>
+        <w:spacing w:line="336" w:lineRule="auto" w:after="180"/>
+      </w:pPr>
+      <w:r>
+        <w:rPr>
+          <w:b w:val="0"/>
+        </w:rPr>
         <w:t>Independent reproduction checks whether another operator can use the recorded artifacts to recover the stated computation without hidden help.</w:t>
       </w:r>
     </w:p>
     <w:p>
-      <w:r>
-        <w:t>Begin by writing the question the procedure is intended to answer. Identify the information already supplied, the information it will produce and the information still missing. These are constructed classroom examples; they do not require live accounts, private records or an external service. Do not treat a plausible explanation as a measured outcome.</w:t>
+      <w:pPr>
+        <w:spacing w:line="336" w:lineRule="auto" w:after="180"/>
+      </w:pPr>
+      <w:r>
+        <w:rPr>
+          <w:b w:val="0"/>
+        </w:rPr>
+        <w:t>Begin by writing the question the procedure is intended to answer. Identify the information already supplied, the information it will produce and the information still missing.</w:t>
+      </w:r>
+    </w:p>
+    <w:p>
+      <w:pPr>
+        <w:spacing w:line="336" w:lineRule="auto" w:after="180"/>
+      </w:pPr>
+      <w:r>
+        <w:rPr>
+          <w:b w:val="0"/>
+        </w:rPr>
+        <w:t>These are constructed classroom examples; they do not require live accounts, private records or an external service. Do not treat a plausible explanation as a measured outcome.</w:t>
       </w:r>
     </w:p>
     <w:p>
@@ -217,6 +394,17 @@
     </w:p>
     <w:p>
       <w:r>
+        <w:t>Follow the mechanism for Independent reproduction check. Connect each labelled input, deciding step and result.</w:t>
+      </w:r>
+    </w:p>
+    <w:p>
+      <w:pPr>
+        <w:spacing w:line="336" w:lineRule="auto" w:after="180"/>
+      </w:pPr>
+      <w:r>
+        <w:rPr>
+          <w:b w:val="0"/>
+        </w:rPr>
         <w:t>Provide manifest, fixture data, code, environment and expected metric definition. Record assistance and mismatches; reproduction is not new-data replication.</w:t>
       </w:r>
     </w:p>
@@ -313,8 +501,49 @@
       </w:r>
     </w:p>
     <w:p>
-      <w:r>
-        <w:t>Before applying the procedure, write its units, denominator or decision boundary where relevant. A partner should be able to repeat each step using the same inputs. If a required input is absent or violates the stated contract, record that condition explicitly instead of quietly replacing it with a convenient value.</w:t>
+      <w:pPr>
+        <w:spacing w:line="336" w:lineRule="auto" w:after="180"/>
+      </w:pPr>
+      <w:r>
+        <w:rPr>
+          <w:b w:val="0"/>
+        </w:rPr>
+        <w:t xml:space="preserve">Before applying the procedure, write its units, denominator or decision boundary where relevant. A partner should be able to repeat each step using the same </w:t>
+      </w:r>
+      <w:r>
+        <w:rPr>
+          <w:b/>
+        </w:rPr>
+        <w:t>input</w:t>
+      </w:r>
+      <w:r>
+        <w:rPr>
+          <w:b w:val="0"/>
+        </w:rPr>
+        <w:t>s.</w:t>
+      </w:r>
+    </w:p>
+    <w:p>
+      <w:pPr>
+        <w:spacing w:line="336" w:lineRule="auto" w:after="180"/>
+      </w:pPr>
+      <w:r>
+        <w:rPr>
+          <w:b w:val="0"/>
+        </w:rPr>
+        <w:t xml:space="preserve">If a required </w:t>
+      </w:r>
+      <w:r>
+        <w:rPr>
+          <w:b/>
+        </w:rPr>
+        <w:t>input</w:t>
+      </w:r>
+      <w:r>
+        <w:rPr>
+          <w:b w:val="0"/>
+        </w:rPr>
+        <w:t xml:space="preserve"> is absent or violates the stated contract, record that condition explicitly instead of quietly replacing it with a convenient value.</w:t>
       </w:r>
     </w:p>
     <w:p>
@@ -326,8 +555,26 @@
       </w:r>
     </w:p>
     <w:p>
-      <w:r>
-        <w:t>Point to the input, the deciding step and the result in this week’s visual. Explain the same step in ordinary words. A picture helps when you can say what each part represents.</w:t>
+      <w:pPr>
+        <w:spacing w:line="336" w:lineRule="auto" w:after="180"/>
+      </w:pPr>
+      <w:r>
+        <w:rPr>
+          <w:b w:val="0"/>
+        </w:rPr>
+        <w:t xml:space="preserve">Point to the </w:t>
+      </w:r>
+      <w:r>
+        <w:rPr>
+          <w:b/>
+        </w:rPr>
+        <w:t>input</w:t>
+      </w:r>
+      <w:r>
+        <w:rPr>
+          <w:b w:val="0"/>
+        </w:rPr>
+        <w:t>, the deciding step and the result in this week’s visual. Explain the same step in ordinary words. A picture helps when you can say what each part represents.</w:t>
       </w:r>
     </w:p>
     <w:p>
@@ -339,6 +586,11 @@
       </w:r>
     </w:p>
     <w:p>
+      <w:r>
+        <w:t>Compare the supplied cases for Independent reproduction check. Identify the detail that changes the conclusion.</w:t>
+      </w:r>
+    </w:p>
+    <w:p>
       <w:pPr>
         <w:pStyle w:val="Heading3"/>
       </w:pPr>
@@ -347,7 +599,13 @@
       </w:r>
     </w:p>
     <w:p>
-      <w:r>
+      <w:pPr>
+        <w:spacing w:line="336" w:lineRule="auto" w:after="180"/>
+      </w:pPr>
+      <w:r>
+        <w:rPr>
+          <w:b w:val="0"/>
+        </w:rPr>
         <w:t>Operator gets different MSE because the supplied script averages absolute errors while paper names squared error. Show the intermediate steps and give the conclusion with its scope.</w:t>
       </w:r>
     </w:p>
@@ -393,17 +651,68 @@
       </w:r>
     </w:p>
     <w:p>
-      <w:r>
+      <w:pPr>
+        <w:pStyle w:val="Heading3"/>
+      </w:pPr>
+      <w:r>
+        <w:t>Change one thing</w:t>
+      </w:r>
+    </w:p>
+    <w:p>
+      <w:pPr>
+        <w:spacing w:line="336" w:lineRule="auto" w:after="180"/>
+        <w:shd w:fill="F5F1FB"/>
+      </w:pPr>
+      <w:r>
+        <w:rPr>
+          <w:b w:val="0"/>
+        </w:rPr>
         <w:t>Change: Q3’s saved file is missing from the archive.</w:t>
       </w:r>
     </w:p>
     <w:p>
-      <w:r>
-        <w:t>Prediction: Mark exact reproduction incomplete until the required artefact is recovered or the limitation disclosed.</w:t>
-      </w:r>
-    </w:p>
-    <w:p>
-      <w:r>
+      <w:pPr>
+        <w:pStyle w:val="Heading3"/>
+      </w:pPr>
+      <w:r>
+        <w:t>Predicted result</w:t>
+      </w:r>
+    </w:p>
+    <w:p>
+      <w:pPr>
+        <w:spacing w:line="336" w:lineRule="auto" w:after="180"/>
+        <w:shd w:fill="F1F6FC"/>
+      </w:pPr>
+      <w:r>
+        <w:rPr>
+          <w:b/>
+        </w:rPr>
+        <w:t>Prediction</w:t>
+      </w:r>
+      <w:r>
+        <w:rPr>
+          <w:b w:val="0"/>
+        </w:rPr>
+        <w:t>: Mark exact reproduction incomplete until the required artefact is recovered or the limitation disclosed.</w:t>
+      </w:r>
+    </w:p>
+    <w:p>
+      <w:pPr>
+        <w:pStyle w:val="Heading3"/>
+      </w:pPr>
+      <w:r>
+        <w:t>Why the result follows</w:t>
+      </w:r>
+    </w:p>
+    <w:p>
+      <w:pPr>
+        <w:spacing w:line="336" w:lineRule="auto" w:after="180"/>
+        <w:shd w:fill="F1F6FC"/>
+      </w:pPr>
+      <w:r>
+        <w:rPr>
+          <w:b w:val="0"/>
+        </w:rPr>
         <w:t>Reason: A missing record prevents checking the contested decision.</w:t>
       </w:r>
     </w:p>
@@ -413,6 +722,11 @@
       </w:pPr>
       <w:r>
         <w:t>05. Words that unlock the idea</w:t>
+      </w:r>
+    </w:p>
+    <w:p>
+      <w:r>
+        <w:t>Use the vocabulary of Independent reproduction check to explain a concrete decision, rather than only memorising definitions.</w:t>
       </w:r>
     </w:p>
     <w:tbl>
@@ -550,29 +864,115 @@
     </w:p>
     <w:p>
       <w:r>
+        <w:t>Follow the worked trace for Independent reproduction check, predict a step, then compare with its explanation.</w:t>
+      </w:r>
+    </w:p>
+    <w:p>
+      <w:pPr>
+        <w:spacing w:line="336" w:lineRule="auto" w:after="180"/>
+      </w:pPr>
+      <w:r>
+        <w:rPr>
+          <w:b w:val="0"/>
+        </w:rPr>
         <w:t>Operator gets different MSE because the supplied script averages absolute errors while paper names squared error.</w:t>
       </w:r>
     </w:p>
     <w:p>
-      <w:r>
+      <w:pPr>
+        <w:spacing w:line="336" w:lineRule="auto" w:after="180"/>
+      </w:pPr>
+      <w:r>
+        <w:rPr>
+          <w:b w:val="0"/>
+        </w:rPr>
         <w:t>Metric contract mismatch explains a candidate discrepancy. Correct/report script and rerun; preserve original artifact versions and results.</w:t>
       </w:r>
     </w:p>
     <w:p>
-      <w:r>
-        <w:t>Compare the intermediate evidence with the final statement. Explain why each number or decision follows from the stated inputs. The conclusion belongs to this scenario and procedure; changing the inputs, evaluation population or authority can change what it establishes. Retain the raw record so a later revision can be compared honestly.</w:t>
-      </w:r>
-    </w:p>
-    <w:p>
       <w:pPr>
         <w:pStyle w:val="Heading3"/>
       </w:pPr>
       <w:r>
+        <w:t>Worked explanation · Independent reproduction check</w:t>
+      </w:r>
+    </w:p>
+    <w:p>
+      <w:pPr>
+        <w:spacing w:line="336" w:lineRule="auto" w:after="180"/>
+        <w:shd w:fill="F1F6FC"/>
+      </w:pPr>
+      <w:r>
+        <w:rPr>
+          <w:b w:val="0"/>
+        </w:rPr>
+        <w:t xml:space="preserve">Compare the intermediate </w:t>
+      </w:r>
+      <w:r>
+        <w:rPr>
+          <w:b/>
+        </w:rPr>
+        <w:t>evidence</w:t>
+      </w:r>
+      <w:r>
+        <w:rPr>
+          <w:b w:val="0"/>
+        </w:rPr>
+        <w:t xml:space="preserve"> with the final statement. Explain why each number or decision follows from the stated </w:t>
+      </w:r>
+      <w:r>
+        <w:rPr>
+          <w:b/>
+        </w:rPr>
+        <w:t>input</w:t>
+      </w:r>
+      <w:r>
+        <w:rPr>
+          <w:b w:val="0"/>
+        </w:rPr>
+        <w:t>s.</w:t>
+      </w:r>
+    </w:p>
+    <w:p>
+      <w:pPr>
+        <w:spacing w:line="336" w:lineRule="auto" w:after="180"/>
+        <w:shd w:fill="F1F6FC"/>
+      </w:pPr>
+      <w:r>
+        <w:rPr>
+          <w:b w:val="0"/>
+        </w:rPr>
+        <w:t xml:space="preserve">The conclusion belongs to this scenario and procedure; changing the </w:t>
+      </w:r>
+      <w:r>
+        <w:rPr>
+          <w:b/>
+        </w:rPr>
+        <w:t>input</w:t>
+      </w:r>
+      <w:r>
+        <w:rPr>
+          <w:b w:val="0"/>
+        </w:rPr>
+        <w:t>s, evaluation population or authority can change what it establishes. Retain the raw record so a later revision can be compared honestly.</w:t>
+      </w:r>
+    </w:p>
+    <w:p>
+      <w:pPr>
+        <w:pStyle w:val="Heading3"/>
+      </w:pPr>
+      <w:r>
         <w:t>Learn from the worked case</w:t>
       </w:r>
     </w:p>
     <w:p>
-      <w:r>
+      <w:pPr>
+        <w:spacing w:line="336" w:lineRule="auto" w:after="180"/>
+      </w:pPr>
+      <w:r>
+        <w:rPr>
+          <w:b w:val="0"/>
+        </w:rPr>
         <w:t>Cover the result before checking it. Say what is given, choose the procedure, and follow one step at a time. Then uncover the result and explain your first mismatch. Ask why a step is allowed, not only what number it produces.</w:t>
       </w:r>
     </w:p>
@@ -585,7 +985,13 @@
       </w:r>
     </w:p>
     <w:p>
-      <w:r>
+      <w:pPr>
+        <w:spacing w:line="336" w:lineRule="auto" w:after="180"/>
+      </w:pPr>
+      <w:r>
+        <w:rPr>
+          <w:b w:val="0"/>
+        </w:rPr>
         <w:t>An independent rerun with a disagreement. A second team follows the saved protocol on the same fixed data and obtains a different score.</w:t>
       </w:r>
     </w:p>
@@ -598,8 +1004,35 @@
       </w:r>
     </w:p>
     <w:p>
-      <w:r>
-        <w:t>Original correct count is 5/6. Rerun is 4/6. Case Q3 is the only scoring disagreement. No new model outputs are generated.</w:t>
+      <w:pPr>
+        <w:pStyle w:val="Heading3"/>
+      </w:pPr>
+      <w:r>
+        <w:t>Supplied facts</w:t>
+      </w:r>
+    </w:p>
+    <w:p>
+      <w:pPr>
+        <w:spacing w:line="336" w:lineRule="auto" w:after="180"/>
+        <w:shd w:fill="F1F6FC"/>
+      </w:pPr>
+      <w:r>
+        <w:rPr>
+          <w:b w:val="0"/>
+        </w:rPr>
+        <w:t xml:space="preserve">Original correct count is 5/6. Rerun is 4/6. Case Q3 is the only scoring disagreement. No new model </w:t>
+      </w:r>
+      <w:r>
+        <w:rPr>
+          <w:b/>
+        </w:rPr>
+        <w:t>output</w:t>
+      </w:r>
+      <w:r>
+        <w:rPr>
+          <w:b w:val="0"/>
+        </w:rPr>
+        <w:t>s are generated.</w:t>
       </w:r>
     </w:p>
     <w:p>
@@ -762,7 +1195,22 @@
       </w:r>
     </w:p>
     <w:p>
-      <w:r>
+      <w:pPr>
+        <w:pStyle w:val="Heading3"/>
+      </w:pPr>
+      <w:r>
+        <w:t>Why the result follows</w:t>
+      </w:r>
+    </w:p>
+    <w:p>
+      <w:pPr>
+        <w:spacing w:line="336" w:lineRule="auto" w:after="180"/>
+        <w:shd w:fill="F1F6FC"/>
+      </w:pPr>
+      <w:r>
+        <w:rPr>
+          <w:b w:val="0"/>
+        </w:rPr>
         <w:t>An independent reproduction check can uncover interpretation or implementation differences. Do not average incompatible scores or simply choose the higher one.</w:t>
       </w:r>
     </w:p>
@@ -775,17 +1223,74 @@
       </w:r>
     </w:p>
     <w:p>
-      <w:r>
-        <w:t>This check concerns saved outputs and scoring, not new-sample replication or future model behaviour.</w:t>
-      </w:r>
-    </w:p>
-    <w:p>
-      <w:r>
+      <w:pPr>
+        <w:pStyle w:val="Heading3"/>
+      </w:pPr>
+      <w:r>
+        <w:t>Keep the stated limit</w:t>
+      </w:r>
+    </w:p>
+    <w:p>
+      <w:pPr>
+        <w:spacing w:line="336" w:lineRule="auto" w:after="180"/>
+        <w:shd w:fill="FFF5E6"/>
+      </w:pPr>
+      <w:r>
+        <w:rPr>
+          <w:b w:val="0"/>
+        </w:rPr>
+        <w:t xml:space="preserve">This check concerns saved </w:t>
+      </w:r>
+      <w:r>
+        <w:rPr>
+          <w:b/>
+        </w:rPr>
+        <w:t>output</w:t>
+      </w:r>
+      <w:r>
+        <w:rPr>
+          <w:b w:val="0"/>
+        </w:rPr>
+        <w:t>s and scoring, not new-sample replication or future model behaviour.</w:t>
+      </w:r>
+    </w:p>
+    <w:p>
+      <w:pPr>
+        <w:pStyle w:val="Heading3"/>
+      </w:pPr>
+      <w:r>
+        <w:t>Keep the stated limit</w:t>
+      </w:r>
+    </w:p>
+    <w:p>
+      <w:pPr>
+        <w:spacing w:line="336" w:lineRule="auto" w:after="180"/>
+        <w:shd w:fill="FFF5E6"/>
+      </w:pPr>
+      <w:r>
+        <w:rPr>
+          <w:b w:val="0"/>
+        </w:rPr>
         <w:t>Read the labelled picture: Locate the Q3 scoring disagreement between 5/6 and 4/6. What should the teams inspect before choosing a score, and what limitation follows if the saved Q3 file is missing?</w:t>
       </w:r>
     </w:p>
     <w:p>
-      <w:r>
+      <w:pPr>
+        <w:pStyle w:val="Heading3"/>
+      </w:pPr>
+      <w:r>
+        <w:t>Keep the stated limit</w:t>
+      </w:r>
+    </w:p>
+    <w:p>
+      <w:pPr>
+        <w:spacing w:line="336" w:lineRule="auto" w:after="180"/>
+        <w:shd w:fill="FFF5E6"/>
+      </w:pPr>
+      <w:r>
+        <w:rPr>
+          <w:b w:val="0"/>
+        </w:rPr>
         <w:t>Change one thing: Q3’s saved file is missing from the archive. Predict the result before checking the explanation. What remains the same?</w:t>
       </w:r>
     </w:p>
@@ -799,12 +1304,30 @@
     </w:p>
     <w:p>
       <w:r>
-        <w:t>A successful reproduction repeats the original evidence and may preserve its original design limitations.</w:t>
-      </w:r>
-    </w:p>
-    <w:p>
-      <w:r>
-        <w:t>A useful check asks what would make the reasoning fail. Distinguish a failure to execute the declared procedure from a weakness in the procedure itself. The first may require a correction; the second requires an explicitly revised method and new evidence. Preserve unsuccessful cases so an improved result cannot hide the original problem.</w:t>
+        <w:t>Find the unsupported step in the Independent reproduction check claim and explain a repair using the supplied evidence.</w:t>
+      </w:r>
+    </w:p>
+    <w:p>
+      <w:pPr>
+        <w:spacing w:line="336" w:lineRule="auto" w:after="180"/>
+      </w:pPr>
+      <w:r>
+        <w:rPr>
+          <w:b w:val="0"/>
+        </w:rPr>
+        <w:t xml:space="preserve">A successful reproduction repeats the original </w:t>
+      </w:r>
+      <w:r>
+        <w:rPr>
+          <w:b/>
+        </w:rPr>
+        <w:t>evidence</w:t>
+      </w:r>
+      <w:r>
+        <w:rPr>
+          <w:b w:val="0"/>
+        </w:rPr>
+        <w:t xml:space="preserve"> and may preserve its original design limitations.</w:t>
       </w:r>
     </w:p>
     <w:p>
@@ -812,6 +1335,50 @@
         <w:pStyle w:val="Heading3"/>
       </w:pPr>
       <w:r>
+        <w:t>Check the claim against the facts</w:t>
+      </w:r>
+    </w:p>
+    <w:p>
+      <w:pPr>
+        <w:spacing w:line="336" w:lineRule="auto" w:after="180"/>
+        <w:shd w:fill="FFF5E6"/>
+      </w:pPr>
+      <w:r>
+        <w:rPr>
+          <w:b w:val="0"/>
+        </w:rPr>
+        <w:t>A useful check asks what would make the reasoning fail. Distinguish a failure to execute the declared procedure from a weakness in the procedure itself.</w:t>
+      </w:r>
+    </w:p>
+    <w:p>
+      <w:pPr>
+        <w:spacing w:line="336" w:lineRule="auto" w:after="180"/>
+        <w:shd w:fill="FFF5E6"/>
+      </w:pPr>
+      <w:r>
+        <w:rPr>
+          <w:b w:val="0"/>
+        </w:rPr>
+        <w:t xml:space="preserve">The first may require a correction; the second requires an explicitly revised method and new </w:t>
+      </w:r>
+      <w:r>
+        <w:rPr>
+          <w:b/>
+        </w:rPr>
+        <w:t>evidence</w:t>
+      </w:r>
+      <w:r>
+        <w:rPr>
+          <w:b w:val="0"/>
+        </w:rPr>
+        <w:t>. Preserve unsuccessful cases so an improved result cannot hide the original problem.</w:t>
+      </w:r>
+    </w:p>
+    <w:p>
+      <w:pPr>
+        <w:pStyle w:val="Heading3"/>
+      </w:pPr>
+      <w:r>
         <w:t>Guided: restate the worked result, then name the assumption or limitation that prevents a broader conclusion.</w:t>
       </w:r>
     </w:p>
@@ -849,8 +1416,37 @@
       </w:r>
     </w:p>
     <w:p>
-      <w:r>
-        <w:t>A report omits this qualification: A successful reproduction repeats the original evidence and may preserve its original design limitations. Explain how omitting it could change a reader's interpretation, and write an accurate replacement.</w:t>
+      <w:pPr>
+        <w:spacing w:line="336" w:lineRule="auto" w:after="180"/>
+      </w:pPr>
+      <w:r>
+        <w:rPr>
+          <w:b w:val="0"/>
+        </w:rPr>
+        <w:t xml:space="preserve">A report omits this qualification: A successful reproduction repeats the original </w:t>
+      </w:r>
+      <w:r>
+        <w:rPr>
+          <w:b/>
+        </w:rPr>
+        <w:t>evidence</w:t>
+      </w:r>
+      <w:r>
+        <w:rPr>
+          <w:b w:val="0"/>
+        </w:rPr>
+        <w:t xml:space="preserve"> and may preserve its original design limitations.</w:t>
+      </w:r>
+    </w:p>
+    <w:p>
+      <w:pPr>
+        <w:spacing w:line="336" w:lineRule="auto" w:after="180"/>
+      </w:pPr>
+      <w:r>
+        <w:rPr>
+          <w:b w:val="0"/>
+        </w:rPr>
+        <w:t>Explain how omitting it could change a reader's interpretation, and write an accurate replacement.</w:t>
       </w:r>
     </w:p>
     <w:p>
@@ -901,7 +1497,54 @@
     </w:p>
     <w:p>
       <w:r>
-        <w:t>Explain the weekly mechanism in your own words. Use the worked scenario to name its input, decision rule and output.</w:t>
+        <w:t>Practise Independent reproduction check with support, then explain the deciding step in your own words.</w:t>
+      </w:r>
+    </w:p>
+    <w:p>
+      <w:pPr>
+        <w:spacing w:line="336" w:lineRule="auto" w:after="180"/>
+      </w:pPr>
+      <w:r>
+        <w:rPr>
+          <w:b w:val="0"/>
+        </w:rPr>
+        <w:t xml:space="preserve">Explain the weekly </w:t>
+      </w:r>
+      <w:r>
+        <w:rPr>
+          <w:b/>
+        </w:rPr>
+        <w:t>mechanism</w:t>
+      </w:r>
+      <w:r>
+        <w:rPr>
+          <w:b w:val="0"/>
+        </w:rPr>
+        <w:t xml:space="preserve"> in your own words. Use the worked scenario to name its </w:t>
+      </w:r>
+      <w:r>
+        <w:rPr>
+          <w:b/>
+        </w:rPr>
+        <w:t>input</w:t>
+      </w:r>
+      <w:r>
+        <w:rPr>
+          <w:b w:val="0"/>
+        </w:rPr>
+        <w:t xml:space="preserve">, decision rule and </w:t>
+      </w:r>
+      <w:r>
+        <w:rPr>
+          <w:b/>
+        </w:rPr>
+        <w:t>output</w:t>
+      </w:r>
+      <w:r>
+        <w:rPr>
+          <w:b w:val="0"/>
+        </w:rPr>
+        <w:t>.</w:t>
       </w:r>
     </w:p>
     <w:p>
@@ -974,8 +1617,26 @@
       </w:r>
     </w:p>
     <w:p>
-      <w:r>
-        <w:t>Use workbook W2 for the connected example “Independent reproduction check”. First fill the input and rule boxes. Try the middle steps before asking for a hint. After a hint, try the next step yourself.</w:t>
+      <w:pPr>
+        <w:spacing w:line="336" w:lineRule="auto" w:after="180"/>
+      </w:pPr>
+      <w:r>
+        <w:rPr>
+          <w:b w:val="0"/>
+        </w:rPr>
+        <w:t xml:space="preserve">Use workbook W2 for the connected example “Independent reproduction check”. First fill the </w:t>
+      </w:r>
+      <w:r>
+        <w:rPr>
+          <w:b/>
+        </w:rPr>
+        <w:t>input</w:t>
+      </w:r>
+      <w:r>
+        <w:rPr>
+          <w:b w:val="0"/>
+        </w:rPr>
+        <w:t xml:space="preserve"> and rule boxes. Try the middle steps before asking for a hint. After a hint, try the next step yourself.</w:t>
       </w:r>
     </w:p>
     <w:tbl>
@@ -1058,7 +1719,13 @@
       </w:tr>
     </w:tbl>
     <w:p>
-      <w:r>
+      <w:pPr>
+        <w:spacing w:line="336" w:lineRule="auto" w:after="180"/>
+      </w:pPr>
+      <w:r>
+        <w:rPr>
+          <w:b w:val="0"/>
+        </w:rPr>
         <w:t>Explain your trace to a partner. Your partner points to one step to check. Swap roles on the next case. Each person writes their own explanation.</w:t>
       </w:r>
     </w:p>
@@ -1071,12 +1738,35 @@
       </w:r>
     </w:p>
     <w:p>
-      <w:r>
-        <w:t>Use the worked case for Independent reproduction check. Proposed explanation: “The worked result establishes every future case”. Decide whether this explanation is supported. Point to the step or supplied fact that decides; explain your repair if needed.</w:t>
-      </w:r>
-    </w:p>
-    <w:p>
-      <w:r>
+      <w:pPr>
+        <w:spacing w:line="336" w:lineRule="auto" w:after="180"/>
+      </w:pPr>
+      <w:r>
+        <w:rPr>
+          <w:b w:val="0"/>
+        </w:rPr>
+        <w:t>Use the worked case for Independent reproduction check. Proposed explanation: “The worked result establishes every future case”. Decide whether this explanation is supported.</w:t>
+      </w:r>
+    </w:p>
+    <w:p>
+      <w:pPr>
+        <w:spacing w:line="336" w:lineRule="auto" w:after="180"/>
+      </w:pPr>
+      <w:r>
+        <w:rPr>
+          <w:b w:val="0"/>
+        </w:rPr>
+        <w:t>Point to the step or supplied fact that decides; explain your repair if needed.</w:t>
+      </w:r>
+    </w:p>
+    <w:p>
+      <w:pPr>
+        <w:spacing w:line="336" w:lineRule="auto" w:after="180"/>
+      </w:pPr>
+      <w:r>
+        <w:rPr>
+          <w:b w:val="0"/>
+        </w:rPr>
         <w:t>Answer on your own before discussion. If you are unsure, say which step you need help with.</w:t>
       </w:r>
     </w:p>
@@ -1089,7 +1779,14 @@
       </w:r>
     </w:p>
     <w:p>
-      <w:r>
+      <w:pPr>
+        <w:spacing w:line="336" w:lineRule="auto" w:after="180"/>
+        <w:shd w:fill="F5F1FB"/>
+      </w:pPr>
+      <w:r>
+        <w:rPr>
+          <w:b w:val="0"/>
+        </w:rPr>
         <w:t>Locate the Q3 scoring disagreement between 5/6 and 4/6. What should the teams inspect before choosing a score, and what limitation follows if the saved Q3 file is missing?</w:t>
       </w:r>
     </w:p>
@@ -1122,7 +1819,13 @@
       </w:r>
     </w:p>
     <w:p>
-      <w:r>
+      <w:pPr>
+        <w:spacing w:line="336" w:lineRule="auto" w:after="180"/>
+      </w:pPr>
+      <w:r>
+        <w:rPr>
+          <w:b w:val="0"/>
+        </w:rPr>
         <w:t>This is supported practice. Keep the separately named independent case for an attempt before feedback.</w:t>
       </w:r>
     </w:p>
@@ -1135,6 +1838,11 @@
       </w:r>
     </w:p>
     <w:p>
+      <w:r>
+        <w:t>Investigate Independent reproduction check. Record the prediction, actual observation or labelled paper trace, explanation and next test separately.</w:t>
+      </w:r>
+    </w:p>
+    <w:p>
       <w:pPr>
         <w:pStyle w:val="Heading3"/>
       </w:pPr>
@@ -1143,7 +1851,13 @@
       </w:r>
     </w:p>
     <w:p>
-      <w:r>
+      <w:pPr>
+        <w:spacing w:line="336" w:lineRule="auto" w:after="180"/>
+      </w:pPr>
+      <w:r>
+        <w:rPr>
+          <w:b w:val="0"/>
+        </w:rPr>
         <w:t>Operator gets different MSE because the supplied script averages absolute errors while paper names squared error. Show the intermediate steps and give the conclusion with its scope.</w:t>
       </w:r>
     </w:p>
@@ -1284,7 +1998,13 @@
       </w:tr>
     </w:tbl>
     <w:p>
-      <w:r>
+      <w:pPr>
+        <w:spacing w:line="336" w:lineRule="auto" w:after="180"/>
+      </w:pPr>
+      <w:r>
+        <w:rPr>
+          <w:b w:val="0"/>
+        </w:rPr>
         <w:t>On paper, trace the supplied procedure. If code is provided, predict before running it in a local practice file. Never write an expected answer as though it were an observed run.</w:t>
       </w:r>
     </w:p>
@@ -1297,7 +2017,13 @@
       </w:r>
     </w:p>
     <w:p>
-      <w:r>
+      <w:pPr>
+        <w:spacing w:line="336" w:lineRule="auto" w:after="180"/>
+      </w:pPr>
+      <w:r>
+        <w:rPr>
+          <w:b w:val="0"/>
+        </w:rPr>
         <w:t>Before trying: what do I expect, and why? While trying: which step could first go wrong? Afterwards: what did I actually observe, and what should change? Keep “not run” if you only traced the procedure.</w:t>
       </w:r>
     </w:p>
@@ -1310,6 +2036,11 @@
       </w:r>
     </w:p>
     <w:p>
+      <w:r>
+        <w:t>Move from recall to tracing, diagnosis and transfer in Independent reproduction check. Explain why each step is justified.</w:t>
+      </w:r>
+    </w:p>
+    <w:p>
       <w:pPr>
         <w:pStyle w:val="Heading3"/>
       </w:pPr>
@@ -1318,18 +2049,106 @@
       </w:r>
     </w:p>
     <w:p>
-      <w:r>
-        <w:t>Explain the weekly mechanism in your own words. Use the worked scenario to name its input, decision rule and output.</w:t>
-      </w:r>
-    </w:p>
-    <w:p>
-      <w:r>
-        <w:t>A report omits this qualification: A successful reproduction repeats the original evidence and may preserve its original design limitations. Explain how omitting it could change a reader's interpretation, and write an accurate replacement.</w:t>
-      </w:r>
-    </w:p>
-    <w:p>
-      <w:r>
-        <w:t>For the worked scenario, propose one additional case that could reveal a failure, describe its expected outcome before running it, and explain what would need to remain fixed for a fair comparison. Do not reuse W4 as a new final test after receiving feedback.</w:t>
+      <w:pPr>
+        <w:spacing w:line="336" w:lineRule="auto" w:after="180"/>
+      </w:pPr>
+      <w:r>
+        <w:rPr>
+          <w:b w:val="0"/>
+        </w:rPr>
+        <w:t xml:space="preserve">Explain the weekly </w:t>
+      </w:r>
+      <w:r>
+        <w:rPr>
+          <w:b/>
+        </w:rPr>
+        <w:t>mechanism</w:t>
+      </w:r>
+      <w:r>
+        <w:rPr>
+          <w:b w:val="0"/>
+        </w:rPr>
+        <w:t xml:space="preserve"> in your own words. Use the worked scenario to name its </w:t>
+      </w:r>
+      <w:r>
+        <w:rPr>
+          <w:b/>
+        </w:rPr>
+        <w:t>input</w:t>
+      </w:r>
+      <w:r>
+        <w:rPr>
+          <w:b w:val="0"/>
+        </w:rPr>
+        <w:t xml:space="preserve">, decision rule and </w:t>
+      </w:r>
+      <w:r>
+        <w:rPr>
+          <w:b/>
+        </w:rPr>
+        <w:t>output</w:t>
+      </w:r>
+      <w:r>
+        <w:rPr>
+          <w:b w:val="0"/>
+        </w:rPr>
+        <w:t>.</w:t>
+      </w:r>
+    </w:p>
+    <w:p>
+      <w:pPr>
+        <w:spacing w:line="336" w:lineRule="auto" w:after="180"/>
+      </w:pPr>
+      <w:r>
+        <w:rPr>
+          <w:b w:val="0"/>
+        </w:rPr>
+        <w:t xml:space="preserve">A report omits this qualification: A successful reproduction repeats the original </w:t>
+      </w:r>
+      <w:r>
+        <w:rPr>
+          <w:b/>
+        </w:rPr>
+        <w:t>evidence</w:t>
+      </w:r>
+      <w:r>
+        <w:rPr>
+          <w:b w:val="0"/>
+        </w:rPr>
+        <w:t xml:space="preserve"> and may preserve its original design limitations.</w:t>
+      </w:r>
+    </w:p>
+    <w:p>
+      <w:pPr>
+        <w:spacing w:line="336" w:lineRule="auto" w:after="180"/>
+      </w:pPr>
+      <w:r>
+        <w:rPr>
+          <w:b w:val="0"/>
+        </w:rPr>
+        <w:t>Explain how omitting it could change a reader's interpretation, and write an accurate replacement.</w:t>
+      </w:r>
+    </w:p>
+    <w:p>
+      <w:pPr>
+        <w:spacing w:line="336" w:lineRule="auto" w:after="180"/>
+      </w:pPr>
+      <w:r>
+        <w:rPr>
+          <w:b w:val="0"/>
+        </w:rPr>
+        <w:t>For the worked scenario, propose one additional case that could reveal a failure, describe its expected outcome before running it, and explain what would need to remain fixed for a fair comparison.</w:t>
+      </w:r>
+    </w:p>
+    <w:p>
+      <w:pPr>
+        <w:spacing w:line="336" w:lineRule="auto" w:after="180"/>
+      </w:pPr>
+      <w:r>
+        <w:rPr>
+          <w:b w:val="0"/>
+        </w:rPr>
+        <w:t>Do not reuse W4 as a new final test after receiving feedback.</w:t>
       </w:r>
     </w:p>
     <w:p>
@@ -1375,7 +2194,53 @@
     </w:p>
     <w:p>
       <w:r>
-        <w:t>For Reproducible AI Research Study, use this week’s independent task as a rehearsal for the final evidence pack: Reproducer uses different validation split because no split IDs were provided. Diagnose. Keep actual observations separate from expected results, preserve failures, compare a baseline and explain the limits.</w:t>
+        <w:t>Apply this week’s idea to Reproducible AI Research Study. Keep an annotated decision and the evidence supporting it.</w:t>
+      </w:r>
+    </w:p>
+    <w:p>
+      <w:pPr>
+        <w:spacing w:line="336" w:lineRule="auto" w:after="180"/>
+      </w:pPr>
+      <w:r>
+        <w:rPr>
+          <w:b w:val="0"/>
+        </w:rPr>
+        <w:t xml:space="preserve">For Reproducible AI Research Study, use this week’s independent task as a rehearsal for the final </w:t>
+      </w:r>
+      <w:r>
+        <w:rPr>
+          <w:b/>
+        </w:rPr>
+        <w:t>evidence</w:t>
+      </w:r>
+      <w:r>
+        <w:rPr>
+          <w:b w:val="0"/>
+        </w:rPr>
+        <w:t xml:space="preserve"> pack: Reproducer uses different validation split because no split IDs were provided. Diagnose.</w:t>
+      </w:r>
+    </w:p>
+    <w:p>
+      <w:pPr>
+        <w:spacing w:line="336" w:lineRule="auto" w:after="180"/>
+      </w:pPr>
+      <w:r>
+        <w:rPr>
+          <w:b w:val="0"/>
+        </w:rPr>
+        <w:t xml:space="preserve">Keep actual </w:t>
+      </w:r>
+      <w:r>
+        <w:rPr>
+          <w:b/>
+        </w:rPr>
+        <w:t>observation</w:t>
+      </w:r>
+      <w:r>
+        <w:rPr>
+          <w:b w:val="0"/>
+        </w:rPr>
+        <w:t>s separate from expected results, preserve failures, compare a baseline and explain the limits.</w:t>
       </w:r>
     </w:p>
     <w:tbl>
@@ -1503,7 +2368,13 @@
       </w:r>
     </w:p>
     <w:p>
-      <w:r>
+      <w:pPr>
+        <w:spacing w:line="336" w:lineRule="auto" w:after="180"/>
+      </w:pPr>
+      <w:r>
+        <w:rPr>
+          <w:b w:val="0"/>
+        </w:rPr>
         <w:t>For the Reproducible AI Research Study, retain an annotated worked trace and the changed-case reasoning. Connect the claim to its records, units and assumptions so another investigator can challenge or reproduce it.</w:t>
       </w:r>
     </w:p>
@@ -1517,7 +2388,29 @@
     </w:p>
     <w:p>
       <w:r>
-        <w:t>Complete the supported workbook tasks before attempting W4 independently. Record any hints or help used. After feedback, use the teacher's fresh retry rather than copying the earlier answer. For a project, select a relevant new case, predict the outcome from the declared rule and preserve the result alongside any revision.</w:t>
+        <w:t>Use a genuinely new case for independent evidence. Previously discussed examples remain practice; use the separately named independent case before feedback.</w:t>
+      </w:r>
+    </w:p>
+    <w:p>
+      <w:pPr>
+        <w:spacing w:line="336" w:lineRule="auto" w:after="180"/>
+      </w:pPr>
+      <w:r>
+        <w:rPr>
+          <w:b w:val="0"/>
+        </w:rPr>
+        <w:t>Complete the supported workbook tasks before attempting W4 independently. Record any hints or help used. After feedback, use the teacher's fresh retry rather than copying the earlier answer.</w:t>
+      </w:r>
+    </w:p>
+    <w:p>
+      <w:pPr>
+        <w:spacing w:line="336" w:lineRule="auto" w:after="180"/>
+      </w:pPr>
+      <w:r>
+        <w:rPr>
+          <w:b w:val="0"/>
+        </w:rPr>
+        <w:t>For a project, select a relevant new case, predict the outcome from the declared rule and preserve the result alongside any revision.</w:t>
       </w:r>
     </w:p>
     <w:p>
@@ -1554,8 +2447,25 @@
       </w:r>
     </w:p>
     <w:p>
-      <w:r>
-        <w:t>For the worked scenario, propose one additional case that could reveal a failure, describe its expected outcome before running it, and explain what would need to remain fixed for a fair comparison. Do not reuse W4 as a new final test after receiving feedback.</w:t>
+      <w:pPr>
+        <w:spacing w:line="336" w:lineRule="auto" w:after="180"/>
+      </w:pPr>
+      <w:r>
+        <w:rPr>
+          <w:b w:val="0"/>
+        </w:rPr>
+        <w:t>For the worked scenario, propose one additional case that could reveal a failure, describe its expected outcome before running it, and explain what would need to remain fixed for a fair comparison.</w:t>
+      </w:r>
+    </w:p>
+    <w:p>
+      <w:pPr>
+        <w:spacing w:line="336" w:lineRule="auto" w:after="180"/>
+      </w:pPr>
+      <w:r>
+        <w:rPr>
+          <w:b w:val="0"/>
+        </w:rPr>
+        <w:t>Do not reuse W4 as a new final test after receiving feedback.</w:t>
       </w:r>
     </w:p>
     <w:p>
@@ -1592,6 +2502,11 @@
       </w:pPr>
       <w:r>
         <w:t>13. Study a complete case</w:t>
+      </w:r>
+    </w:p>
+    <w:p>
+      <w:r>
+        <w:t>Revisit the complete Independent reproduction check case for supported practice. Repeated examples do not become fresh assessments.</w:t>
       </w:r>
     </w:p>
     <w:p>
@@ -1695,8 +2610,26 @@
       </w:r>
     </w:p>
     <w:p>
-      <w:r>
-        <w:t>Follow the input through the stated procedure to its result. Cover the result first, predict it, then explain every intermediate step. The text/table accompanies the figure so the example can be read without colour.</w:t>
+      <w:pPr>
+        <w:spacing w:line="336" w:lineRule="auto" w:after="180"/>
+      </w:pPr>
+      <w:r>
+        <w:rPr>
+          <w:b w:val="0"/>
+        </w:rPr>
+        <w:t xml:space="preserve">Follow the </w:t>
+      </w:r>
+      <w:r>
+        <w:rPr>
+          <w:b/>
+        </w:rPr>
+        <w:t>input</w:t>
+      </w:r>
+      <w:r>
+        <w:rPr>
+          <w:b w:val="0"/>
+        </w:rPr>
+        <w:t xml:space="preserve"> through the stated procedure to its result. Cover the result first, predict it, then explain every intermediate step. The text/table accompanies the figure so the example can be read without colour.</w:t>
       </w:r>
     </w:p>
     <w:p>
@@ -1746,6 +2679,11 @@
       </w:r>
     </w:p>
     <w:p>
+      <w:r>
+        <w:t>Attempt the reserved new case before feedback. Record support; the earlier examples below remain additional practice.</w:t>
+      </w:r>
+    </w:p>
+    <w:p>
       <w:pPr>
         <w:pStyle w:val="Heading3"/>
       </w:pPr>
@@ -1754,7 +2692,13 @@
       </w:r>
     </w:p>
     <w:p>
-      <w:r>
+      <w:pPr>
+        <w:spacing w:line="336" w:lineRule="auto" w:after="180"/>
+      </w:pPr>
+      <w:r>
+        <w:rPr>
+          <w:b w:val="0"/>
+        </w:rPr>
         <w:t>Reproducer uses different validation split because no split IDs were provided. Diagnose.</w:t>
       </w:r>
     </w:p>
@@ -1802,7 +2746,13 @@
       </w:r>
     </w:p>
     <w:p>
-      <w:r>
+      <w:pPr>
+        <w:spacing w:line="336" w:lineRule="auto" w:after="180"/>
+      </w:pPr>
+      <w:r>
+        <w:rPr>
+          <w:b w:val="0"/>
+        </w:rPr>
         <w:t>Attempt this case before feedback. Record any help. Earlier examples below are further practice; a case already practised with feedback cannot establish fresh transfer.</w:t>
       </w:r>
     </w:p>
@@ -1815,7 +2765,13 @@
       </w:r>
     </w:p>
     <w:p>
-      <w:r>
+      <w:pPr>
+        <w:spacing w:line="336" w:lineRule="auto" w:after="180"/>
+      </w:pPr>
+      <w:r>
+        <w:rPr>
+          <w:b w:val="0"/>
+        </w:rPr>
         <w:t>Reproducer uses different validation split because no split IDs were provided. Diagnose.</w:t>
       </w:r>
     </w:p>
@@ -1868,7 +2824,13 @@
       </w:r>
     </w:p>
     <w:p>
-      <w:r>
+      <w:pPr>
+        <w:spacing w:line="336" w:lineRule="auto" w:after="180"/>
+      </w:pPr>
+      <w:r>
+        <w:rPr>
+          <w:b w:val="0"/>
+        </w:rPr>
         <w:t>Record support used: none, hint or teacher explanation. After feedback, a different case is needed to demonstrate independence.</w:t>
       </w:r>
     </w:p>
@@ -1881,8 +2843,25 @@
       </w:r>
     </w:p>
     <w:p>
-      <w:r>
-        <w:t>Attempt the independent case before hints. Record whether you worked alone, used a hint or followed a model. After feedback, fix the first unsupported step and explain why it changed. A later check uses a changed case, not a copied answer.</w:t>
+      <w:pPr>
+        <w:spacing w:line="336" w:lineRule="auto" w:after="180"/>
+      </w:pPr>
+      <w:r>
+        <w:rPr>
+          <w:b w:val="0"/>
+        </w:rPr>
+        <w:t>Attempt the independent case before hints. Record whether you worked alone, used a hint or followed a model. After feedback, fix the first unsupported step and explain why it changed.</w:t>
+      </w:r>
+    </w:p>
+    <w:p>
+      <w:pPr>
+        <w:spacing w:line="336" w:lineRule="auto" w:after="180"/>
+      </w:pPr>
+      <w:r>
+        <w:rPr>
+          <w:b w:val="0"/>
+        </w:rPr>
+        <w:t>A later check uses a changed case, not a copied answer.</w:t>
       </w:r>
     </w:p>
     <w:p>
@@ -1895,6 +2874,17 @@
     </w:p>
     <w:p>
       <w:r>
+        <w:t>Use this map to navigate Independent reproduction check, connect the goals to tasks and keep one evidence record for each attempt.</w:t>
+      </w:r>
+    </w:p>
+    <w:p>
+      <w:pPr>
+        <w:spacing w:line="336" w:lineRule="auto" w:after="180"/>
+      </w:pPr>
+      <w:r>
+        <w:rPr>
+          <w:b w:val="0"/>
+        </w:rPr>
         <w:t>Start with this question: An independent rerun with a disagreement. A second team follows the saved protocol on the same fixed data and obtains a different score.</w:t>
       </w:r>
     </w:p>
@@ -2001,13 +2991,61 @@
       </w:tr>
     </w:tbl>
     <w:p>
-      <w:r>
-        <w:t>Remember → watch and explain → try with help → investigate → try independently → keep project evidence. Your teacher may spread this lesson across several classes.</w:t>
-      </w:r>
-    </w:p>
-    <w:p>
-      <w:r>
-        <w:t>Keep your first prediction. Compare it with what the evidence shows and explain any change.</w:t>
+      <w:pPr>
+        <w:spacing w:line="336" w:lineRule="auto" w:after="180"/>
+      </w:pPr>
+      <w:r>
+        <w:rPr>
+          <w:b w:val="0"/>
+        </w:rPr>
+        <w:t xml:space="preserve">Remember → watch and explain → try with help → investigate → try independently → keep project </w:t>
+      </w:r>
+      <w:r>
+        <w:rPr>
+          <w:b/>
+        </w:rPr>
+        <w:t>evidence</w:t>
+      </w:r>
+      <w:r>
+        <w:rPr>
+          <w:b w:val="0"/>
+        </w:rPr>
+        <w:t>. Your teacher may spread this lesson across several classes.</w:t>
+      </w:r>
+    </w:p>
+    <w:p>
+      <w:pPr>
+        <w:spacing w:line="336" w:lineRule="auto" w:after="180"/>
+      </w:pPr>
+      <w:r>
+        <w:rPr>
+          <w:b w:val="0"/>
+        </w:rPr>
+        <w:t xml:space="preserve">Keep your first </w:t>
+      </w:r>
+      <w:r>
+        <w:rPr>
+          <w:b/>
+        </w:rPr>
+        <w:t>prediction</w:t>
+      </w:r>
+      <w:r>
+        <w:rPr>
+          <w:b w:val="0"/>
+        </w:rPr>
+        <w:t xml:space="preserve">. Compare it with what the </w:t>
+      </w:r>
+      <w:r>
+        <w:rPr>
+          <w:b/>
+        </w:rPr>
+        <w:t>evidence</w:t>
+      </w:r>
+      <w:r>
+        <w:rPr>
+          <w:b w:val="0"/>
+        </w:rPr>
+        <w:t xml:space="preserve"> shows and explain any change.</w:t>
       </w:r>
     </w:p>
     <w:p>
@@ -2020,7 +3058,30 @@
     </w:p>
     <w:p>
       <w:r>
-        <w:t>Close your notes. Explain this goal in your own words: Explain the mechanism and terminology of independent reproduction check</w:t>
+        <w:t>Explain Independent reproduction check without notes, identify a remaining question and plan a later check with a changed case.</w:t>
+      </w:r>
+    </w:p>
+    <w:p>
+      <w:pPr>
+        <w:spacing w:line="336" w:lineRule="auto" w:after="180"/>
+      </w:pPr>
+      <w:r>
+        <w:rPr>
+          <w:b w:val="0"/>
+        </w:rPr>
+        <w:t xml:space="preserve">Close your notes. Explain this goal in your own words: Explain the </w:t>
+      </w:r>
+      <w:r>
+        <w:rPr>
+          <w:b/>
+        </w:rPr>
+        <w:t>mechanism</w:t>
+      </w:r>
+      <w:r>
+        <w:rPr>
+          <w:b w:val="0"/>
+        </w:rPr>
+        <w:t xml:space="preserve"> and terminology of independent reproduction check</w:t>
       </w:r>
     </w:p>
     <w:p>
@@ -2057,13 +3118,61 @@
       </w:r>
     </w:p>
     <w:p>
-      <w:r>
-        <w:t>If you are unsure, return to the worked picture and explain one arrow. If you are ready, change an input or assumption and justify your prediction.</w:t>
-      </w:r>
-    </w:p>
-    <w:p>
-      <w:r>
-        <w:t>Save your workbook evidence. At the next review, try a different case before opening your old answer.</w:t>
+      <w:pPr>
+        <w:spacing w:line="336" w:lineRule="auto" w:after="180"/>
+      </w:pPr>
+      <w:r>
+        <w:rPr>
+          <w:b w:val="0"/>
+        </w:rPr>
+        <w:t xml:space="preserve">If you are unsure, return to the worked picture and explain one arrow. If you are ready, change an </w:t>
+      </w:r>
+      <w:r>
+        <w:rPr>
+          <w:b/>
+        </w:rPr>
+        <w:t>input</w:t>
+      </w:r>
+      <w:r>
+        <w:rPr>
+          <w:b w:val="0"/>
+        </w:rPr>
+        <w:t xml:space="preserve"> or assumption and justify your </w:t>
+      </w:r>
+      <w:r>
+        <w:rPr>
+          <w:b/>
+        </w:rPr>
+        <w:t>prediction</w:t>
+      </w:r>
+      <w:r>
+        <w:rPr>
+          <w:b w:val="0"/>
+        </w:rPr>
+        <w:t>.</w:t>
+      </w:r>
+    </w:p>
+    <w:p>
+      <w:pPr>
+        <w:spacing w:line="336" w:lineRule="auto" w:after="180"/>
+      </w:pPr>
+      <w:r>
+        <w:rPr>
+          <w:b w:val="0"/>
+        </w:rPr>
+        <w:t xml:space="preserve">Save your workbook </w:t>
+      </w:r>
+      <w:r>
+        <w:rPr>
+          <w:b/>
+        </w:rPr>
+        <w:t>evidence</w:t>
+      </w:r>
+      <w:r>
+        <w:rPr>
+          <w:b w:val="0"/>
+        </w:rPr>
+        <w:t>. At the next review, try a different case before opening your old answer.</w:t>
       </w:r>
     </w:p>
     <w:p>
@@ -2076,11 +3185,28 @@
     </w:p>
     <w:p>
       <w:r>
+        <w:t>Attempt supported questions before using hints or feedback. Review a missing building block, then keep the completed work.</w:t>
+      </w:r>
+    </w:p>
+    <w:p>
+      <w:pPr>
+        <w:spacing w:line="336" w:lineRule="auto" w:after="180"/>
+      </w:pPr>
+      <w:r>
+        <w:rPr>
+          <w:b w:val="0"/>
+        </w:rPr>
         <w:t>Use this supported practice once, in the browser or on paper. Keep the reserved independent assessment for a separate first attempt before teacher feedback.</w:t>
       </w:r>
     </w:p>
     <w:p>
-      <w:r>
+      <w:pPr>
+        <w:spacing w:line="336" w:lineRule="auto" w:after="180"/>
+      </w:pPr>
+      <w:r>
+        <w:rPr>
+          <w:b w:val="0"/>
+        </w:rPr>
         <w:t>An independent rerun with a disagreement. A second team follows the saved protocol on the same fixed data and obtains a different score.</w:t>
       </w:r>
     </w:p>
@@ -2093,22 +3219,49 @@
       </w:r>
     </w:p>
     <w:p>
-      <w:r>
+      <w:pPr>
+        <w:spacing w:line="336" w:lineRule="auto" w:after="180"/>
+      </w:pPr>
+      <w:r>
+        <w:rPr>
+          <w:b w:val="0"/>
+        </w:rPr>
         <w:t>Which labelled step matches this detail? Inspect Q3’s saved answer and rule; document whichever scoring decision is justified.</w:t>
       </w:r>
     </w:p>
     <w:p>
-      <w:r>
+      <w:pPr>
+        <w:spacing w:line="336" w:lineRule="auto" w:after="180"/>
+        <w:shd w:fill="F4F9FC"/>
+      </w:pPr>
+      <w:r>
+        <w:rPr>
+          <w:b w:val="0"/>
+        </w:rPr>
         <w:t>1. Resolve by the rubric</w:t>
       </w:r>
     </w:p>
     <w:p>
-      <w:r>
+      <w:pPr>
+        <w:spacing w:line="336" w:lineRule="auto" w:after="180"/>
+        <w:shd w:fill="F4F9FC"/>
+      </w:pPr>
+      <w:r>
+        <w:rPr>
+          <w:b w:val="0"/>
+        </w:rPr>
         <w:t>2. Compare exact artefacts</w:t>
       </w:r>
     </w:p>
     <w:p>
-      <w:r>
+      <w:pPr>
+        <w:spacing w:line="336" w:lineRule="auto" w:after="180"/>
+        <w:shd w:fill="F4F9FC"/>
+      </w:pPr>
+      <w:r>
+        <w:rPr>
+          <w:b w:val="0"/>
+        </w:rPr>
         <w:t>3. Locate disagreement</w:t>
       </w:r>
     </w:p>
@@ -2146,41 +3299,143 @@
       </w:r>
     </w:p>
     <w:p>
-      <w:r>
+      <w:pPr>
+        <w:pStyle w:val="Heading3"/>
+      </w:pPr>
+      <w:r>
+        <w:t>Hint · try first</w:t>
+      </w:r>
+    </w:p>
+    <w:p>
+      <w:pPr>
+        <w:spacing w:line="336" w:lineRule="auto" w:after="180"/>
+        <w:shd w:fill="F1F6F8"/>
+      </w:pPr>
+      <w:r>
+        <w:rPr>
+          <w:b w:val="0"/>
+        </w:rPr>
         <w:t>Hint if needed: Read the steps in the pictorial case. Match the supplied detail to the stage that performs or records it.</w:t>
       </w:r>
     </w:p>
     <w:p>
-      <w:r>
-        <w:t>After your attempt, compare with the supported explanation: Resolve by the rubric Inspect Q3’s saved answer and rule; document whichever scoring decision is justified. An independent reproduction check can uncover interpretation or implementation differences. Do not average incompatible scores or simply choose the higher one.</w:t>
-      </w:r>
-    </w:p>
-    <w:p>
       <w:pPr>
         <w:pStyle w:val="Heading3"/>
       </w:pPr>
       <w:r>
+        <w:t>Feedback · compare after trying</w:t>
+      </w:r>
+    </w:p>
+    <w:p>
+      <w:pPr>
+        <w:spacing w:line="336" w:lineRule="auto" w:after="180"/>
+        <w:shd w:fill="F1F6FC"/>
+      </w:pPr>
+      <w:r>
+        <w:rPr>
+          <w:b w:val="0"/>
+        </w:rPr>
+        <w:t>After your attempt, compare with the supported explanation: Resolve by the rubric Inspect Q3’s saved answer and rule; document whichever scoring decision is justified.</w:t>
+      </w:r>
+    </w:p>
+    <w:p>
+      <w:pPr>
+        <w:spacing w:line="336" w:lineRule="auto" w:after="180"/>
+        <w:shd w:fill="F1F6FC"/>
+      </w:pPr>
+      <w:r>
+        <w:rPr>
+          <w:b w:val="0"/>
+        </w:rPr>
+        <w:t>An independent reproduction check can uncover interpretation or implementation differences. Do not average incompatible scores or simply choose the higher one.</w:t>
+      </w:r>
+    </w:p>
+    <w:p>
+      <w:pPr>
+        <w:pStyle w:val="Heading3"/>
+      </w:pPr>
+      <w:r>
         <w:t>Practice 2: explain the deciding evidence</w:t>
       </w:r>
     </w:p>
     <w:p>
-      <w:r>
+      <w:pPr>
+        <w:pStyle w:val="Heading3"/>
+      </w:pPr>
+      <w:r>
+        <w:t>Changed case · predict first</w:t>
+      </w:r>
+    </w:p>
+    <w:p>
+      <w:pPr>
+        <w:spacing w:line="336" w:lineRule="auto" w:after="180"/>
+        <w:shd w:fill="F5F1FB"/>
+      </w:pPr>
+      <w:r>
+        <w:rPr>
+          <w:b w:val="0"/>
+        </w:rPr>
         <w:t>Changed-case practice: Q3’s saved file is missing from the archive. Which conclusion is supported by the supplied facts?</w:t>
       </w:r>
     </w:p>
     <w:p>
-      <w:r>
-        <w:t>1. We can decide the result without examining the changed input or the procedure.</w:t>
-      </w:r>
-    </w:p>
-    <w:p>
-      <w:r>
+      <w:pPr>
+        <w:spacing w:line="336" w:lineRule="auto" w:after="180"/>
+        <w:shd w:fill="F4F9FC"/>
+      </w:pPr>
+      <w:r>
+        <w:rPr>
+          <w:b w:val="0"/>
+        </w:rPr>
+        <w:t xml:space="preserve">1. We can decide the result without examining the changed </w:t>
+      </w:r>
+      <w:r>
+        <w:rPr>
+          <w:b/>
+        </w:rPr>
+        <w:t>input</w:t>
+      </w:r>
+      <w:r>
+        <w:rPr>
+          <w:b w:val="0"/>
+        </w:rPr>
+        <w:t xml:space="preserve"> or the procedure.</w:t>
+      </w:r>
+    </w:p>
+    <w:p>
+      <w:pPr>
+        <w:spacing w:line="336" w:lineRule="auto" w:after="180"/>
+        <w:shd w:fill="F4F9FC"/>
+      </w:pPr>
+      <w:r>
+        <w:rPr>
+          <w:b w:val="0"/>
+        </w:rPr>
         <w:t>2. Mark exact reproduction incomplete until the required artefact is recovered or the limitation disclosed.</w:t>
       </w:r>
     </w:p>
     <w:p>
-      <w:r>
-        <w:t>3. This one example guarantees correct results for every future input.</w:t>
+      <w:pPr>
+        <w:spacing w:line="336" w:lineRule="auto" w:after="180"/>
+        <w:shd w:fill="F4F9FC"/>
+      </w:pPr>
+      <w:r>
+        <w:rPr>
+          <w:b w:val="0"/>
+        </w:rPr>
+        <w:t xml:space="preserve">3. This one example guarantees correct results for every future </w:t>
+      </w:r>
+      <w:r>
+        <w:rPr>
+          <w:b/>
+        </w:rPr>
+        <w:t>input</w:t>
+      </w:r>
+      <w:r>
+        <w:rPr>
+          <w:b w:val="0"/>
+        </w:rPr>
+        <w:t>.</w:t>
       </w:r>
     </w:p>
     <w:p>
@@ -2217,12 +3472,42 @@
       </w:r>
     </w:p>
     <w:p>
-      <w:r>
+      <w:pPr>
+        <w:pStyle w:val="Heading3"/>
+      </w:pPr>
+      <w:r>
+        <w:t>Hint · try first</w:t>
+      </w:r>
+    </w:p>
+    <w:p>
+      <w:pPr>
+        <w:spacing w:line="336" w:lineRule="auto" w:after="180"/>
+        <w:shd w:fill="F1F6F8"/>
+      </w:pPr>
+      <w:r>
+        <w:rPr>
+          <w:b w:val="0"/>
+        </w:rPr>
         <w:t>Hint if needed: Use the changed condition and the deciding step in the pictorial trace. The answer must say what follows from those facts.</w:t>
       </w:r>
     </w:p>
     <w:p>
-      <w:r>
+      <w:pPr>
+        <w:pStyle w:val="Heading3"/>
+      </w:pPr>
+      <w:r>
+        <w:t>Feedback · compare after trying</w:t>
+      </w:r>
+    </w:p>
+    <w:p>
+      <w:pPr>
+        <w:spacing w:line="336" w:lineRule="auto" w:after="180"/>
+        <w:shd w:fill="F1F6FC"/>
+      </w:pPr>
+      <w:r>
+        <w:rPr>
+          <w:b w:val="0"/>
+        </w:rPr>
         <w:t>After your attempt, compare with the supported explanation: Mark exact reproduction incomplete until the required artefact is recovered or the limitation disclosed. A missing record prevents checking the contested decision.</w:t>
       </w:r>
     </w:p>
@@ -2235,18 +3520,105 @@
       </w:r>
     </w:p>
     <w:p>
-      <w:r>
-        <w:t>Review Peer review and response (ai-7/32). Goal: Explain the mechanism and terminology of peer review and response. Short practice: Count photos and underlying plants in the reviewer’s concern. What analysis assumption needs revision, and why does changing only the word photos to plants fail to repair it?. Return to this week and explain what you changed.</w:t>
-      </w:r>
-    </w:p>
-    <w:p>
-      <w:r>
-        <w:t>Review Writing the methods section (ai-7/30). Goal: Explain the mechanism and terminology of writing the methods section. Short practice: Apply the inclusive four-character rule to oak, pine and willow. Which label changes under greater-than-four, and what method detail allows another team to reproduce the distinction?. Return to this week and explain what you changed.</w:t>
-      </w:r>
-    </w:p>
-    <w:p>
-      <w:r>
-        <w:t>Review Robustness across conditions (ai-7/27). Goal: Explain the mechanism and terminology of robustness across conditions. Short practice: Calculate indoor, outdoor and combined rates. Which relevant weakness disappears from view when only the combined rate is reported?. Return to this week and explain what you changed.</w:t>
+      <w:pPr>
+        <w:spacing w:line="336" w:lineRule="auto" w:after="180"/>
+      </w:pPr>
+      <w:r>
+        <w:rPr>
+          <w:b w:val="0"/>
+        </w:rPr>
+        <w:t xml:space="preserve">Review Peer review and response (ai-7/32). Goal: Explain the </w:t>
+      </w:r>
+      <w:r>
+        <w:rPr>
+          <w:b/>
+        </w:rPr>
+        <w:t>mechanism</w:t>
+      </w:r>
+      <w:r>
+        <w:rPr>
+          <w:b w:val="0"/>
+        </w:rPr>
+        <w:t xml:space="preserve"> and terminology of peer review and response. Short practice: Count photos and underlying plants in the reviewer’s concern.</w:t>
+      </w:r>
+    </w:p>
+    <w:p>
+      <w:pPr>
+        <w:spacing w:line="336" w:lineRule="auto" w:after="180"/>
+      </w:pPr>
+      <w:r>
+        <w:rPr>
+          <w:b w:val="0"/>
+        </w:rPr>
+        <w:t>What analysis assumption needs revision, and why does changing only the word photos to plants fail to repair it?. Return to this week and explain what you changed.</w:t>
+      </w:r>
+    </w:p>
+    <w:p>
+      <w:pPr>
+        <w:spacing w:line="336" w:lineRule="auto" w:after="180"/>
+      </w:pPr>
+      <w:r>
+        <w:rPr>
+          <w:b w:val="0"/>
+        </w:rPr>
+        <w:t xml:space="preserve">Review Writing the methods section (ai-7/30). Goal: Explain the </w:t>
+      </w:r>
+      <w:r>
+        <w:rPr>
+          <w:b/>
+        </w:rPr>
+        <w:t>mechanism</w:t>
+      </w:r>
+      <w:r>
+        <w:rPr>
+          <w:b w:val="0"/>
+        </w:rPr>
+        <w:t xml:space="preserve"> and terminology of writing the methods section. Short practice: Apply the inclusive four-character rule to oak, pine and willow.</w:t>
+      </w:r>
+    </w:p>
+    <w:p>
+      <w:pPr>
+        <w:spacing w:line="336" w:lineRule="auto" w:after="180"/>
+      </w:pPr>
+      <w:r>
+        <w:rPr>
+          <w:b w:val="0"/>
+        </w:rPr>
+        <w:t>Which label changes under greater-than-four, and what method detail allows another team to reproduce the distinction?. Return to this week and explain what you changed.</w:t>
+      </w:r>
+    </w:p>
+    <w:p>
+      <w:pPr>
+        <w:spacing w:line="336" w:lineRule="auto" w:after="180"/>
+      </w:pPr>
+      <w:r>
+        <w:rPr>
+          <w:b w:val="0"/>
+        </w:rPr>
+        <w:t xml:space="preserve">Review Robustness across conditions (ai-7/27). Goal: Explain the </w:t>
+      </w:r>
+      <w:r>
+        <w:rPr>
+          <w:b/>
+        </w:rPr>
+        <w:t>mechanism</w:t>
+      </w:r>
+      <w:r>
+        <w:rPr>
+          <w:b w:val="0"/>
+        </w:rPr>
+        <w:t xml:space="preserve"> and terminology of robustness across conditions. Short practice: Calculate indoor, outdoor and combined rates.</w:t>
+      </w:r>
+    </w:p>
+    <w:p>
+      <w:pPr>
+        <w:spacing w:line="336" w:lineRule="auto" w:after="180"/>
+      </w:pPr>
+      <w:r>
+        <w:rPr>
+          <w:b w:val="0"/>
+        </w:rPr>
+        <w:t>Which relevant weakness disappears from view when only the combined rate is reported?. Return to this week and explain what you changed.</w:t>
       </w:r>
     </w:p>
     <w:p>
@@ -2258,8 +3630,601 @@
       </w:r>
     </w:p>
     <w:p>
-      <w:r>
-        <w:t>Use Download completed work in the hosted lesson to export your answers, reflections, practice feedback and code-run evidence. Open the HTML copy to read or print it. Drafts stay in this browser when storage is available; clear drafts on a shared device.</w:t>
+      <w:pPr>
+        <w:spacing w:line="336" w:lineRule="auto" w:after="180"/>
+      </w:pPr>
+      <w:r>
+        <w:rPr>
+          <w:b w:val="0"/>
+        </w:rPr>
+        <w:t xml:space="preserve">Use Download completed work in the hosted lesson to export your answers, reflections, practice feedback and code-run </w:t>
+      </w:r>
+      <w:r>
+        <w:rPr>
+          <w:b/>
+        </w:rPr>
+        <w:t>evidence</w:t>
+      </w:r>
+      <w:r>
+        <w:rPr>
+          <w:b w:val="0"/>
+        </w:rPr>
+        <w:t>. Open the HTML copy to read or print it.</w:t>
+      </w:r>
+    </w:p>
+    <w:p>
+      <w:pPr>
+        <w:spacing w:line="336" w:lineRule="auto" w:after="180"/>
+      </w:pPr>
+      <w:r>
+        <w:rPr>
+          <w:b w:val="0"/>
+        </w:rPr>
+        <w:t>Drafts stay in this browser when storage is available; clear drafts on a shared device.</w:t>
+      </w:r>
+    </w:p>
+    <w:p>
+      <w:pPr>
+        <w:pStyle w:val="Heading1"/>
+      </w:pPr>
+      <w:r>
+        <w:t>18. Visual concept journey</w:t>
+      </w:r>
+    </w:p>
+    <w:p>
+      <w:r>
+        <w:t>Explain each Independent reproduction check graphic using its labels, deciding evidence and relevant limitation.</w:t>
+      </w:r>
+    </w:p>
+    <w:p>
+      <w:pPr>
+        <w:pStyle w:val="Heading3"/>
+      </w:pPr>
+      <w:r>
+        <w:t>01. Independent reproduction check: the case</w:t>
+      </w:r>
+    </w:p>
+    <w:p>
+      <w:r>
+        <w:drawing>
+          <wp:inline xmlns:a="http://schemas.openxmlformats.org/drawingml/2006/main" xmlns:pic="http://schemas.openxmlformats.org/drawingml/2006/picture">
+            <wp:extent cx="5486400" cy="2834640"/>
+            <wp:docPr id="2" name="Picture 2" descr="An independent rerun with a disagreement. A second team follows the saved protocol on the same fixed data and obtains a different score. Supplied facts: Original correct count is 5/6. Rerun is 4/6. Case Q3 is the only scoring disagreement. No new model outputs are generated."/>
+            <wp:cNvGraphicFramePr>
+              <a:graphicFrameLocks noChangeAspect="1"/>
+            </wp:cNvGraphicFramePr>
+            <a:graphic>
+              <a:graphicData uri="http://schemas.openxmlformats.org/drawingml/2006/picture">
+                <pic:pic>
+                  <pic:nvPicPr>
+                    <pic:cNvPr id="0" name="academy-story-ai-7-33-01.png"/>
+                    <pic:cNvPicPr/>
+                  </pic:nvPicPr>
+                  <pic:blipFill>
+                    <a:blip r:embed="rId10"/>
+                    <a:stretch>
+                      <a:fillRect/>
+                    </a:stretch>
+                  </pic:blipFill>
+                  <pic:spPr>
+                    <a:xfrm>
+                      <a:off x="0" y="0"/>
+                      <a:ext cx="5486400" cy="2834640"/>
+                    </a:xfrm>
+                    <a:prstGeom prst="rect"/>
+                  </pic:spPr>
+                </pic:pic>
+              </a:graphicData>
+            </a:graphic>
+          </wp:inline>
+        </w:drawing>
+      </w:r>
+    </w:p>
+    <w:p>
+      <w:pPr>
+        <w:spacing w:line="336" w:lineRule="auto" w:after="180"/>
+      </w:pPr>
+      <w:r>
+        <w:rPr>
+          <w:b w:val="0"/>
+        </w:rPr>
+        <w:t>An independent rerun with a disagreement. A second team follows the saved protocol on the same fixed data and obtains a different score. Supplied facts: Original correct count is 5/6. Rerun is 4/6.</w:t>
+      </w:r>
+    </w:p>
+    <w:p>
+      <w:pPr>
+        <w:spacing w:line="336" w:lineRule="auto" w:after="180"/>
+      </w:pPr>
+      <w:r>
+        <w:rPr>
+          <w:b w:val="0"/>
+        </w:rPr>
+        <w:t xml:space="preserve">Case Q3 is the only scoring disagreement. No new model </w:t>
+      </w:r>
+      <w:r>
+        <w:rPr>
+          <w:b/>
+        </w:rPr>
+        <w:t>output</w:t>
+      </w:r>
+      <w:r>
+        <w:rPr>
+          <w:b w:val="0"/>
+        </w:rPr>
+        <w:t>s are generated.</w:t>
+      </w:r>
+    </w:p>
+    <w:p>
+      <w:pPr>
+        <w:spacing w:line="336" w:lineRule="auto" w:after="180"/>
+        <w:shd w:fill="F5F1FB"/>
+      </w:pPr>
+      <w:r>
+        <w:rPr>
+          <w:b w:val="0"/>
+        </w:rPr>
+        <w:t>Point to the given fact that matters most. Explain why it matters.</w:t>
+      </w:r>
+    </w:p>
+    <w:p>
+      <w:pPr>
+        <w:pStyle w:val="Heading3"/>
+      </w:pPr>
+      <w:r>
+        <w:t>02. Follow the deciding steps</w:t>
+      </w:r>
+    </w:p>
+    <w:p>
+      <w:r>
+        <w:drawing>
+          <wp:inline xmlns:a="http://schemas.openxmlformats.org/drawingml/2006/main" xmlns:pic="http://schemas.openxmlformats.org/drawingml/2006/picture">
+            <wp:extent cx="5486400" cy="3337560"/>
+            <wp:docPr id="3" name="Picture 3" descr="Compare exact artefacts: Verify data and rubric versions before changing the result. → Locate disagreement: The score difference is concentrated in Q3. → Resolve by the rubric: Inspect Q3’s saved answer and rule; document whichever scoring decision is justified."/>
+            <wp:cNvGraphicFramePr>
+              <a:graphicFrameLocks noChangeAspect="1"/>
+            </wp:cNvGraphicFramePr>
+            <a:graphic>
+              <a:graphicData uri="http://schemas.openxmlformats.org/drawingml/2006/picture">
+                <pic:pic>
+                  <pic:nvPicPr>
+                    <pic:cNvPr id="0" name="academy-story-ai-7-33-02.png"/>
+                    <pic:cNvPicPr/>
+                  </pic:nvPicPr>
+                  <pic:blipFill>
+                    <a:blip r:embed="rId11"/>
+                    <a:stretch>
+                      <a:fillRect/>
+                    </a:stretch>
+                  </pic:blipFill>
+                  <pic:spPr>
+                    <a:xfrm>
+                      <a:off x="0" y="0"/>
+                      <a:ext cx="5486400" cy="3337560"/>
+                    </a:xfrm>
+                    <a:prstGeom prst="rect"/>
+                  </pic:spPr>
+                </pic:pic>
+              </a:graphicData>
+            </a:graphic>
+          </wp:inline>
+        </w:drawing>
+      </w:r>
+    </w:p>
+    <w:p>
+      <w:pPr>
+        <w:spacing w:line="336" w:lineRule="auto" w:after="180"/>
+      </w:pPr>
+      <w:r>
+        <w:rPr>
+          <w:b w:val="0"/>
+        </w:rPr>
+        <w:t>Compare exact artefacts: Verify data and rubric versions before changing the result. → Locate disagreement: The score difference is concentrated in Q3. → Resolve by the rubric: Inspect Q3’s saved answer and rule; document whichever scoring decision is justified.</w:t>
+      </w:r>
+    </w:p>
+    <w:p>
+      <w:pPr>
+        <w:spacing w:line="336" w:lineRule="auto" w:after="180"/>
+        <w:shd w:fill="F5F1FB"/>
+      </w:pPr>
+      <w:r>
+        <w:rPr>
+          <w:b w:val="0"/>
+        </w:rPr>
+        <w:t xml:space="preserve">Point to each numbered stage and explain which recorded </w:t>
+      </w:r>
+      <w:r>
+        <w:rPr>
+          <w:b/>
+        </w:rPr>
+        <w:t>input</w:t>
+      </w:r>
+      <w:r>
+        <w:rPr>
+          <w:b w:val="0"/>
+        </w:rPr>
+        <w:t xml:space="preserve"> it uses.</w:t>
+      </w:r>
+    </w:p>
+    <w:p>
+      <w:pPr>
+        <w:pStyle w:val="Heading3"/>
+      </w:pPr>
+      <w:r>
+        <w:t>03. Independent reproduction check — evidence trace</w:t>
+      </w:r>
+    </w:p>
+    <w:p>
+      <w:r>
+        <w:drawing>
+          <wp:inline xmlns:a="http://schemas.openxmlformats.org/drawingml/2006/main" xmlns:pic="http://schemas.openxmlformats.org/drawingml/2006/picture">
+            <wp:extent cx="5486400" cy="2843784"/>
+            <wp:docPr id="4" name="Picture 4" descr="Independent reproduction check — evidence trace. Operator gets different MSE because the supplied script averages absolute errors while paper names squared error. | Provide manifest, fixture data, code, environment and expected metric definition. Record assistance and mismatches; reproduction is not new-data replication. | Metric contract mismatch explains a candidate discrepancy. Correct/report script and rerun; preserve original artifact versions and results."/>
+            <wp:cNvGraphicFramePr>
+              <a:graphicFrameLocks noChangeAspect="1"/>
+            </wp:cNvGraphicFramePr>
+            <a:graphic>
+              <a:graphicData uri="http://schemas.openxmlformats.org/drawingml/2006/picture">
+                <pic:pic>
+                  <pic:nvPicPr>
+                    <pic:cNvPr id="0" name="academy-story-ai-7-33-03.png"/>
+                    <pic:cNvPicPr/>
+                  </pic:nvPicPr>
+                  <pic:blipFill>
+                    <a:blip r:embed="rId12"/>
+                    <a:stretch>
+                      <a:fillRect/>
+                    </a:stretch>
+                  </pic:blipFill>
+                  <pic:spPr>
+                    <a:xfrm>
+                      <a:off x="0" y="0"/>
+                      <a:ext cx="5486400" cy="2843784"/>
+                    </a:xfrm>
+                    <a:prstGeom prst="rect"/>
+                  </pic:spPr>
+                </pic:pic>
+              </a:graphicData>
+            </a:graphic>
+          </wp:inline>
+        </w:drawing>
+      </w:r>
+    </w:p>
+    <w:p>
+      <w:pPr>
+        <w:spacing w:line="336" w:lineRule="auto" w:after="180"/>
+      </w:pPr>
+      <w:r>
+        <w:rPr>
+          <w:b w:val="0"/>
+        </w:rPr>
+        <w:t xml:space="preserve">Independent reproduction check — </w:t>
+      </w:r>
+      <w:r>
+        <w:rPr>
+          <w:b/>
+        </w:rPr>
+        <w:t>evidence</w:t>
+      </w:r>
+      <w:r>
+        <w:rPr>
+          <w:b w:val="0"/>
+        </w:rPr>
+        <w:t xml:space="preserve"> trace.</w:t>
+      </w:r>
+    </w:p>
+    <w:p>
+      <w:pPr>
+        <w:spacing w:line="336" w:lineRule="auto" w:after="180"/>
+      </w:pPr>
+      <w:r>
+        <w:rPr>
+          <w:b w:val="0"/>
+        </w:rPr>
+        <w:t>Operator gets different MSE because the supplied script averages absolute errors while paper names squared error. | Provide manifest, fixture data, code, environment and expected metric definition.</w:t>
+      </w:r>
+    </w:p>
+    <w:p>
+      <w:pPr>
+        <w:spacing w:line="336" w:lineRule="auto" w:after="180"/>
+      </w:pPr>
+      <w:r>
+        <w:rPr>
+          <w:b w:val="0"/>
+        </w:rPr>
+        <w:t>Record assistance and mismatches; reproduction is not new-data replication. | Metric contract mismatch explains a candidate discrepancy. Correct/report script and rerun; preserve original artifact versions and results.</w:t>
+      </w:r>
+    </w:p>
+    <w:p>
+      <w:pPr>
+        <w:spacing w:line="336" w:lineRule="auto" w:after="180"/>
+        <w:shd w:fill="F5F1FB"/>
+      </w:pPr>
+      <w:r>
+        <w:rPr>
+          <w:b w:val="0"/>
+        </w:rPr>
+        <w:t>Read the labels and values. Explain the relationship the model shows.</w:t>
+      </w:r>
+    </w:p>
+    <w:p>
+      <w:pPr>
+        <w:pStyle w:val="Heading3"/>
+      </w:pPr>
+      <w:r>
+        <w:t>04. Change one thing. Trace what follows.</w:t>
+      </w:r>
+    </w:p>
+    <w:p>
+      <w:r>
+        <w:drawing>
+          <wp:inline xmlns:a="http://schemas.openxmlformats.org/drawingml/2006/main" xmlns:pic="http://schemas.openxmlformats.org/drawingml/2006/picture">
+            <wp:extent cx="5486400" cy="3191256"/>
+            <wp:docPr id="5" name="Picture 5" descr="Original case: Inspect Q3’s saved answer and rule; document whichever scoring decision is justified. Changed condition: Q3’s saved file is missing from the archive. Expected result: Mark exact reproduction incomplete until the required artefact is recovered or the limitation disclosed. Reason: A missing record prevents checking the contested decision."/>
+            <wp:cNvGraphicFramePr>
+              <a:graphicFrameLocks noChangeAspect="1"/>
+            </wp:cNvGraphicFramePr>
+            <a:graphic>
+              <a:graphicData uri="http://schemas.openxmlformats.org/drawingml/2006/picture">
+                <pic:pic>
+                  <pic:nvPicPr>
+                    <pic:cNvPr id="0" name="academy-story-ai-7-33-04.png"/>
+                    <pic:cNvPicPr/>
+                  </pic:nvPicPr>
+                  <pic:blipFill>
+                    <a:blip r:embed="rId13"/>
+                    <a:stretch>
+                      <a:fillRect/>
+                    </a:stretch>
+                  </pic:blipFill>
+                  <pic:spPr>
+                    <a:xfrm>
+                      <a:off x="0" y="0"/>
+                      <a:ext cx="5486400" cy="3191256"/>
+                    </a:xfrm>
+                    <a:prstGeom prst="rect"/>
+                  </pic:spPr>
+                </pic:pic>
+              </a:graphicData>
+            </a:graphic>
+          </wp:inline>
+        </w:drawing>
+      </w:r>
+    </w:p>
+    <w:p>
+      <w:pPr>
+        <w:spacing w:line="336" w:lineRule="auto" w:after="180"/>
+      </w:pPr>
+      <w:r>
+        <w:rPr>
+          <w:b w:val="0"/>
+        </w:rPr>
+        <w:t>Original case: Inspect Q3’s saved answer and rule; document whichever scoring decision is justified. Changed condition: Q3’s saved file is missing from the archive.</w:t>
+      </w:r>
+    </w:p>
+    <w:p>
+      <w:pPr>
+        <w:spacing w:line="336" w:lineRule="auto" w:after="180"/>
+      </w:pPr>
+      <w:r>
+        <w:rPr>
+          <w:b w:val="0"/>
+        </w:rPr>
+        <w:t>Expected result: Mark exact reproduction incomplete until the required artefact is recovered or the limitation disclosed. Reason: A missing record prevents checking the contested decision.</w:t>
+      </w:r>
+    </w:p>
+    <w:p>
+      <w:pPr>
+        <w:spacing w:line="336" w:lineRule="auto" w:after="180"/>
+        <w:shd w:fill="F5F1FB"/>
+      </w:pPr>
+      <w:r>
+        <w:rPr>
+          <w:b w:val="0"/>
+        </w:rPr>
+        <w:t>Predict before checking the worked changed-case result. Name what changed and what the supplied facts allow you to conclude.</w:t>
+      </w:r>
+    </w:p>
+    <w:p>
+      <w:pPr>
+        <w:pStyle w:val="Heading3"/>
+      </w:pPr>
+      <w:r>
+        <w:t>05. Connect the explanation to its limit</w:t>
+      </w:r>
+    </w:p>
+    <w:p>
+      <w:r>
+        <w:drawing>
+          <wp:inline xmlns:a="http://schemas.openxmlformats.org/drawingml/2006/main" xmlns:pic="http://schemas.openxmlformats.org/drawingml/2006/picture">
+            <wp:extent cx="5486400" cy="2834640"/>
+            <wp:docPr id="6" name="Picture 6" descr="An independent reproduction check can uncover interpretation or implementation differences. Do not average incompatible scores or simply choose the higher one. Limit: This check concerns saved outputs and scoring, not new-sample replication or future model behaviour."/>
+            <wp:cNvGraphicFramePr>
+              <a:graphicFrameLocks noChangeAspect="1"/>
+            </wp:cNvGraphicFramePr>
+            <a:graphic>
+              <a:graphicData uri="http://schemas.openxmlformats.org/drawingml/2006/picture">
+                <pic:pic>
+                  <pic:nvPicPr>
+                    <pic:cNvPr id="0" name="academy-story-ai-7-33-05.png"/>
+                    <pic:cNvPicPr/>
+                  </pic:nvPicPr>
+                  <pic:blipFill>
+                    <a:blip r:embed="rId14"/>
+                    <a:stretch>
+                      <a:fillRect/>
+                    </a:stretch>
+                  </pic:blipFill>
+                  <pic:spPr>
+                    <a:xfrm>
+                      <a:off x="0" y="0"/>
+                      <a:ext cx="5486400" cy="2834640"/>
+                    </a:xfrm>
+                    <a:prstGeom prst="rect"/>
+                  </pic:spPr>
+                </pic:pic>
+              </a:graphicData>
+            </a:graphic>
+          </wp:inline>
+        </w:drawing>
+      </w:r>
+    </w:p>
+    <w:p>
+      <w:pPr>
+        <w:spacing w:line="336" w:lineRule="auto" w:after="180"/>
+      </w:pPr>
+      <w:r>
+        <w:rPr>
+          <w:b w:val="0"/>
+        </w:rPr>
+        <w:t>An independent reproduction check can uncover interpretation or implementation differences. Do not average incompatible scores or simply choose the higher one.</w:t>
+      </w:r>
+    </w:p>
+    <w:p>
+      <w:pPr>
+        <w:spacing w:line="336" w:lineRule="auto" w:after="180"/>
+      </w:pPr>
+      <w:r>
+        <w:rPr>
+          <w:b w:val="0"/>
+        </w:rPr>
+        <w:t xml:space="preserve">Limit: This check concerns saved </w:t>
+      </w:r>
+      <w:r>
+        <w:rPr>
+          <w:b/>
+        </w:rPr>
+        <w:t>output</w:t>
+      </w:r>
+      <w:r>
+        <w:rPr>
+          <w:b w:val="0"/>
+        </w:rPr>
+        <w:t>s and scoring, not new-sample replication or future model behaviour.</w:t>
+      </w:r>
+    </w:p>
+    <w:p>
+      <w:pPr>
+        <w:spacing w:line="336" w:lineRule="auto" w:after="180"/>
+        <w:shd w:fill="F5F1FB"/>
+      </w:pPr>
+      <w:r>
+        <w:rPr>
+          <w:b w:val="0"/>
+        </w:rPr>
+        <w:t>Explain the case, then point to a limit on the claim.</w:t>
+      </w:r>
+    </w:p>
+    <w:p>
+      <w:pPr>
+        <w:pStyle w:val="Heading3"/>
+      </w:pPr>
+      <w:r>
+        <w:t>06. Make the idea visible in your project</w:t>
+      </w:r>
+    </w:p>
+    <w:p>
+      <w:r>
+        <w:drawing>
+          <wp:inline xmlns:a="http://schemas.openxmlformats.org/drawingml/2006/main" xmlns:pic="http://schemas.openxmlformats.org/drawingml/2006/picture">
+            <wp:extent cx="5486400" cy="3681984"/>
+            <wp:docPr id="7" name="Picture 7" descr="For the Reproducible AI Research Study, retain an annotated worked trace and the changed-case reasoning. Connect the claim to its records, units and assumptions so another investigator can challenge or reproduce it. Draw your input, deciding step, result and limit. Supported question: Locate the Q3 scoring disagreement between 5/6 and 4/6. What should the teams inspect before choosing a score, and what limitation follows if the saved Q3 file is missing?"/>
+            <wp:cNvGraphicFramePr>
+              <a:graphicFrameLocks noChangeAspect="1"/>
+            </wp:cNvGraphicFramePr>
+            <a:graphic>
+              <a:graphicData uri="http://schemas.openxmlformats.org/drawingml/2006/picture">
+                <pic:pic>
+                  <pic:nvPicPr>
+                    <pic:cNvPr id="0" name="academy-story-ai-7-33-06.png"/>
+                    <pic:cNvPicPr/>
+                  </pic:nvPicPr>
+                  <pic:blipFill>
+                    <a:blip r:embed="rId15"/>
+                    <a:stretch>
+                      <a:fillRect/>
+                    </a:stretch>
+                  </pic:blipFill>
+                  <pic:spPr>
+                    <a:xfrm>
+                      <a:off x="0" y="0"/>
+                      <a:ext cx="5486400" cy="3681984"/>
+                    </a:xfrm>
+                    <a:prstGeom prst="rect"/>
+                  </pic:spPr>
+                </pic:pic>
+              </a:graphicData>
+            </a:graphic>
+          </wp:inline>
+        </w:drawing>
+      </w:r>
+    </w:p>
+    <w:p>
+      <w:pPr>
+        <w:spacing w:line="336" w:lineRule="auto" w:after="180"/>
+      </w:pPr>
+      <w:r>
+        <w:rPr>
+          <w:b w:val="0"/>
+        </w:rPr>
+        <w:t>For the Reproducible AI Research Study, retain an annotated worked trace and the changed-case reasoning. Connect the claim to its records, units and assumptions so another investigator can challenge or reproduce it.</w:t>
+      </w:r>
+    </w:p>
+    <w:p>
+      <w:pPr>
+        <w:spacing w:line="336" w:lineRule="auto" w:after="180"/>
+      </w:pPr>
+      <w:r>
+        <w:rPr>
+          <w:b w:val="0"/>
+        </w:rPr>
+        <w:t xml:space="preserve">Draw your </w:t>
+      </w:r>
+      <w:r>
+        <w:rPr>
+          <w:b/>
+        </w:rPr>
+        <w:t>input</w:t>
+      </w:r>
+      <w:r>
+        <w:rPr>
+          <w:b w:val="0"/>
+        </w:rPr>
+        <w:t>, deciding step, result and limit. Supported question: Locate the Q3 scoring disagreement between 5/6 and 4/6.</w:t>
+      </w:r>
+    </w:p>
+    <w:p>
+      <w:pPr>
+        <w:spacing w:line="336" w:lineRule="auto" w:after="180"/>
+      </w:pPr>
+      <w:r>
+        <w:rPr>
+          <w:b w:val="0"/>
+        </w:rPr>
+        <w:t>What should the teams inspect before choosing a score, and what limitation follows if the saved Q3 file is missing?</w:t>
+      </w:r>
+    </w:p>
+    <w:p>
+      <w:pPr>
+        <w:spacing w:line="336" w:lineRule="auto" w:after="180"/>
+        <w:shd w:fill="F5F1FB"/>
+      </w:pPr>
+      <w:r>
+        <w:rPr>
+          <w:b w:val="0"/>
+        </w:rPr>
+        <w:t xml:space="preserve">Draw your project trace and justify the deciding step using </w:t>
+      </w:r>
+      <w:r>
+        <w:rPr>
+          <w:b/>
+        </w:rPr>
+        <w:t>evidence</w:t>
+      </w:r>
+      <w:r>
+        <w:rPr>
+          <w:b w:val="0"/>
+        </w:rPr>
+        <w:t>.</w:t>
       </w:r>
     </w:p>
     <w:sectPr>

--- a/downloads/student/ai-7-week-33.docx
+++ b/downloads/student/ai-7-week-33.docx
@@ -25,12 +25,17 @@
         <w:pStyle w:val="Heading1"/>
       </w:pPr>
       <w:r>
-        <w:t>Before you start</w:t>
-      </w:r>
-    </w:p>
-    <w:p>
-      <w:r>
-        <w:t>Recall Peer review and response. Explain why a recorded result needs its input conditions and evidence source before it can support a claim.</w:t>
+        <w:t>Check another operator’s result against the same recorded computation</w:t>
+      </w:r>
+    </w:p>
+    <w:p>
+      <w:r>
+        <w:t>Resolve metric and scoring disagreements from artifacts without inventing a successful reproduction.</w:t>
+      </w:r>
+    </w:p>
+    <w:p>
+      <w:r>
+        <w:t>Question and contract → complete main ledger → separate picture → boundary probes → investigation → independent attempt.</w:t>
       </w:r>
     </w:p>
     <w:p>
@@ -38,20 +43,20 @@
         <w:pStyle w:val="Heading1"/>
       </w:pPr>
       <w:r>
-        <w:t>01. Your mission</w:t>
-      </w:r>
-    </w:p>
-    <w:p>
-      <w:r>
-        <w:t>Start with the target: Explain the mechanism and terminology of independent reproduction check. Try the recall before opening notes.</w:t>
-      </w:r>
-    </w:p>
-    <w:p>
-      <w:pPr>
-        <w:pStyle w:val="Heading3"/>
-      </w:pPr>
-      <w:r>
-        <w:t>Your learning target</w:t>
+        <w:t>01. Check another operator’s result against the same recorded computation</w:t>
+      </w:r>
+    </w:p>
+    <w:p>
+      <w:r>
+        <w:t>Resolve metric and scoring disagreements from artifacts without inventing a successful reproduction.</w:t>
+      </w:r>
+    </w:p>
+    <w:p>
+      <w:pPr>
+        <w:pStyle w:val="Heading2"/>
+      </w:pPr>
+      <w:r>
+        <w:t>Learning goals</w:t>
       </w:r>
     </w:p>
     <w:p>
@@ -101,10 +106,10 @@
     </w:p>
     <w:p>
       <w:pPr>
-        <w:pStyle w:val="Heading3"/>
-      </w:pPr>
-      <w:r>
-        <w:t>Remember before reading</w:t>
+        <w:pStyle w:val="Heading2"/>
+      </w:pPr>
+      <w:r>
+        <w:t>Retrieve before reading</w:t>
       </w:r>
     </w:p>
     <w:p>
@@ -176,6 +181,88 @@
     </w:p>
     <w:p>
       <w:pPr>
+        <w:pStyle w:val="Heading2"/>
+      </w:pPr>
+      <w:r>
+        <w:t>Starting explanation</w:t>
+      </w:r>
+    </w:p>
+    <w:p>
+      <w:pPr>
+        <w:pStyle w:val="ListBullet"/>
+      </w:pPr>
+      <w:r>
+        <w:t>Recall Peer review and response. Explain why a recorded result needs its input conditions and evidence source before it can support a claim.</w:t>
+      </w:r>
+    </w:p>
+    <w:p>
+      <w:pPr>
+        <w:pStyle w:val="Heading3"/>
+      </w:pPr>
+      <w:r>
+        <w:t>My starting explanation</w:t>
+      </w:r>
+    </w:p>
+    <w:p>
+      <w:r>
+        <w:t>________________________________________________________________</w:t>
+      </w:r>
+    </w:p>
+    <w:p>
+      <w:r>
+        <w:t>________________________________________________________________</w:t>
+      </w:r>
+    </w:p>
+    <w:p>
+      <w:r>
+        <w:t>________________________________________________________________</w:t>
+      </w:r>
+    </w:p>
+    <w:p>
+      <w:pPr>
+        <w:pStyle w:val="Heading2"/>
+      </w:pPr>
+      <w:r>
+        <w:t>End goal</w:t>
+      </w:r>
+    </w:p>
+    <w:p>
+      <w:pPr>
+        <w:spacing w:line="336" w:lineRule="auto" w:after="180"/>
+      </w:pPr>
+      <w:r>
+        <w:rPr>
+          <w:b w:val="0"/>
+        </w:rPr>
+        <w:t>Explain independent reproduction check using the records and boundaries of this fictional investigation.</w:t>
+      </w:r>
+    </w:p>
+    <w:p>
+      <w:pPr>
+        <w:pStyle w:val="Heading2"/>
+      </w:pPr>
+      <w:r>
+        <w:t>Earlier wording, alternatives and picture transcripts · reference / check after trying</w:t>
+      </w:r>
+    </w:p>
+    <w:p>
+      <w:pPr>
+        <w:pStyle w:val="Heading3"/>
+      </w:pPr>
+      <w:r>
+        <w:t>Your learning target</w:t>
+      </w:r>
+    </w:p>
+    <w:p>
+      <w:pPr>
+        <w:pStyle w:val="Heading3"/>
+      </w:pPr>
+      <w:r>
+        <w:t>Remember before reading</w:t>
+      </w:r>
+    </w:p>
+    <w:p>
+      <w:pPr>
         <w:spacing w:line="336" w:lineRule="auto" w:after="180"/>
       </w:pPr>
       <w:r>
@@ -240,13 +327,646 @@
     </w:p>
     <w:p>
       <w:pPr>
+        <w:pStyle w:val="Heading3"/>
+      </w:pPr>
+      <w:r>
+        <w:t>This week’s end goal</w:t>
+      </w:r>
+    </w:p>
+    <w:p>
+      <w:pPr>
+        <w:pStyle w:val="Heading1"/>
+      </w:pPr>
+      <w:r>
+        <w:t>02. Understand the question and evidence contract</w:t>
+      </w:r>
+    </w:p>
+    <w:p>
+      <w:r>
+        <w:t>Resolve metric and scoring disagreements from artifacts without inventing a successful reproduction.</w:t>
+      </w:r>
+    </w:p>
+    <w:p>
+      <w:pPr>
+        <w:pStyle w:val="Heading2"/>
+      </w:pPr>
+      <w:r>
+        <w:t>Start with the research problem</w:t>
+      </w:r>
+    </w:p>
+    <w:p>
+      <w:pPr>
         <w:spacing w:line="336" w:lineRule="auto" w:after="180"/>
       </w:pPr>
       <w:r>
         <w:rPr>
           <w:b w:val="0"/>
         </w:rPr>
-        <w:t xml:space="preserve">Recall Peer review and response. Explain why a recorded result needs its </w:t>
+        <w:t>An independent reproduction check asks whether another operator can recover the stated computation from the recorded materials without hidden help. A disagreement is a clue to inspect, not a score to average away. Compare exact data roles, code, metric definitions, environment and raw outputs. Record any assistance and missing files.</w:t>
+      </w:r>
+    </w:p>
+    <w:p>
+      <w:pPr>
+        <w:spacing w:line="336" w:lineRule="auto" w:after="180"/>
+      </w:pPr>
+      <w:r>
+        <w:rPr>
+          <w:b w:val="0"/>
+        </w:rPr>
+        <w:t>Rerunning saved cases is different from testing a new sample, and this course’s local calculation does not itself create a second independent operator.</w:t>
+      </w:r>
+    </w:p>
+    <w:p>
+      <w:pPr>
+        <w:pStyle w:val="Heading2"/>
+      </w:pPr>
+      <w:r>
+        <w:t>Original concept explanation</w:t>
+      </w:r>
+    </w:p>
+    <w:p>
+      <w:pPr>
+        <w:spacing w:line="336" w:lineRule="auto" w:after="180"/>
+      </w:pPr>
+      <w:r>
+        <w:rPr>
+          <w:b w:val="0"/>
+        </w:rPr>
+        <w:t>Independent reproduction checks whether another operator can use the recorded artifacts to recover the stated computation without hidden help.</w:t>
+      </w:r>
+    </w:p>
+    <w:p>
+      <w:pPr>
+        <w:pStyle w:val="Heading2"/>
+      </w:pPr>
+      <w:r>
+        <w:t>Complete case inputs, rules and limits</w:t>
+      </w:r>
+    </w:p>
+    <w:tbl>
+      <w:tblPr>
+        <w:tblStyle w:val="LightShading-Accent1"/>
+        <w:tblW w:type="auto" w:w="0"/>
+        <w:tblLook w:firstColumn="1" w:firstRow="1" w:lastColumn="0" w:lastRow="0" w:noHBand="0" w:noVBand="1" w:val="04A0"/>
+      </w:tblPr>
+      <w:tblGrid>
+        <w:gridCol w:w="5112"/>
+        <w:gridCol w:w="5112"/>
+      </w:tblGrid>
+      <w:tr>
+        <w:trPr>
+          <w:tblHeader/>
+        </w:trPr>
+        <w:tc>
+          <w:tcPr>
+            <w:tcW w:type="dxa" w:w="5112"/>
+          </w:tcPr>
+          <w:p>
+            <w:r>
+              <w:t>Reproduction item</w:t>
+            </w:r>
+          </w:p>
+        </w:tc>
+        <w:tc>
+          <w:tcPr>
+            <w:tcW w:type="dxa" w:w="5112"/>
+          </w:tcPr>
+          <w:p>
+            <w:r>
+              <w:t>Complete supplied exercise contract</w:t>
+            </w:r>
+          </w:p>
+        </w:tc>
+      </w:tr>
+      <w:tr>
+        <w:tc>
+          <w:tcPr>
+            <w:tcW w:type="dxa" w:w="5112"/>
+          </w:tcPr>
+          <w:p>
+            <w:r>
+              <w:t>Main metric conflict</w:t>
+            </w:r>
+          </w:p>
+        </w:tc>
+        <w:tc>
+          <w:tcPr>
+            <w:tcW w:type="dxa" w:w="5112"/>
+          </w:tcPr>
+          <w:p>
+            <w:r>
+              <w:t>Paper names mean squared error; supplied script averages absolute errors</w:t>
+            </w:r>
+          </w:p>
+        </w:tc>
+      </w:tr>
+      <w:tr>
+        <w:tc>
+          <w:tcPr>
+            <w:tcW w:type="dxa" w:w="5112"/>
+          </w:tcPr>
+          <w:p>
+            <w:r>
+              <w:t>Main numerical values</w:t>
+            </w:r>
+          </w:p>
+        </w:tc>
+        <w:tc>
+          <w:tcPr>
+            <w:tcW w:type="dxa" w:w="5112"/>
+          </w:tcPr>
+          <w:p>
+            <w:r>
+              <w:t>Residuals and reported scores not supplied</w:t>
+            </w:r>
+          </w:p>
+        </w:tc>
+      </w:tr>
+      <w:tr>
+        <w:tc>
+          <w:tcPr>
+            <w:tcW w:type="dxa" w:w="5112"/>
+          </w:tcPr>
+          <w:p>
+            <w:r>
+              <w:t>Added distinct fixture</w:t>
+            </w:r>
+          </w:p>
+        </w:tc>
+        <w:tc>
+          <w:tcPr>
+            <w:tcW w:type="dxa" w:w="5112"/>
+          </w:tcPr>
+          <w:p>
+            <w:r>
+              <w:t>Predictions 1, 3; targets 1, 1; residuals 0, 2</w:t>
+            </w:r>
+          </w:p>
+        </w:tc>
+      </w:tr>
+      <w:tr>
+        <w:tc>
+          <w:tcPr>
+            <w:tcW w:type="dxa" w:w="5112"/>
+          </w:tcPr>
+          <w:p>
+            <w:r>
+              <w:t>Separate picture</w:t>
+            </w:r>
+          </w:p>
+        </w:tc>
+        <w:tc>
+          <w:tcPr>
+            <w:tcW w:type="dxa" w:w="5112"/>
+          </w:tcPr>
+          <w:p>
+            <w:r>
+              <w:t>Original score 5/6; rerun 4/6; only Q3 scoring differs</w:t>
+            </w:r>
+          </w:p>
+        </w:tc>
+      </w:tr>
+      <w:tr>
+        <w:tc>
+          <w:tcPr>
+            <w:tcW w:type="dxa" w:w="5112"/>
+          </w:tcPr>
+          <w:p>
+            <w:r>
+              <w:t>Picture generation</w:t>
+            </w:r>
+          </w:p>
+        </w:tc>
+        <w:tc>
+          <w:tcPr>
+            <w:tcW w:type="dxa" w:w="5112"/>
+          </w:tcPr>
+          <w:p>
+            <w:r>
+              <w:t>No new model outputs generated</w:t>
+            </w:r>
+          </w:p>
+        </w:tc>
+      </w:tr>
+      <w:tr>
+        <w:tc>
+          <w:tcPr>
+            <w:tcW w:type="dxa" w:w="5112"/>
+          </w:tcPr>
+          <w:p>
+            <w:r>
+              <w:t>Changed archive</w:t>
+            </w:r>
+          </w:p>
+        </w:tc>
+        <w:tc>
+          <w:tcPr>
+            <w:tcW w:type="dxa" w:w="5112"/>
+          </w:tcPr>
+          <w:p>
+            <w:r>
+              <w:t>Q3 saved file missing</w:t>
+            </w:r>
+          </w:p>
+        </w:tc>
+      </w:tr>
+      <w:tr>
+        <w:tc>
+          <w:tcPr>
+            <w:tcW w:type="dxa" w:w="5112"/>
+          </w:tcPr>
+          <w:p>
+            <w:r>
+              <w:t>Independent case</w:t>
+            </w:r>
+          </w:p>
+        </w:tc>
+        <w:tc>
+          <w:tcPr>
+            <w:tcW w:type="dxa" w:w="5112"/>
+          </w:tcPr>
+          <w:p>
+            <w:r>
+              <w:t>Different validation split used because split IDs absent</w:t>
+            </w:r>
+          </w:p>
+        </w:tc>
+      </w:tr>
+      <w:tr>
+        <w:tc>
+          <w:tcPr>
+            <w:tcW w:type="dxa" w:w="5112"/>
+          </w:tcPr>
+          <w:p>
+            <w:r>
+              <w:t>Evidence limit</w:t>
+            </w:r>
+          </w:p>
+        </w:tc>
+        <w:tc>
+          <w:tcPr>
+            <w:tcW w:type="dxa" w:w="5112"/>
+          </w:tcPr>
+          <w:p>
+            <w:r>
+              <w:t>No full-study independent reproduction or new-data replication performed by the demonstration</w:t>
+            </w:r>
+          </w:p>
+        </w:tc>
+      </w:tr>
+    </w:tbl>
+    <w:p>
+      <w:pPr>
+        <w:pStyle w:val="Heading2"/>
+      </w:pPr>
+      <w:r>
+        <w:t>Name given and missing evidence</w:t>
+      </w:r>
+    </w:p>
+    <w:p>
+      <w:pPr>
+        <w:pStyle w:val="Heading3"/>
+      </w:pPr>
+      <w:r>
+        <w:t>List the given facts and one fact that is not supplied.</w:t>
+      </w:r>
+    </w:p>
+    <w:p>
+      <w:r>
+        <w:t>________________________________________________________________</w:t>
+      </w:r>
+    </w:p>
+    <w:p>
+      <w:r>
+        <w:t>________________________________________________________________</w:t>
+      </w:r>
+    </w:p>
+    <w:p>
+      <w:r>
+        <w:t>________________________________________________________________</w:t>
+      </w:r>
+    </w:p>
+    <w:p>
+      <w:pPr>
+        <w:pStyle w:val="Heading2"/>
+      </w:pPr>
+      <w:r>
+        <w:t>Earlier wording, alternatives and picture transcripts · reference / check after trying</w:t>
+      </w:r>
+    </w:p>
+    <w:p>
+      <w:pPr>
+        <w:spacing w:line="336" w:lineRule="auto" w:after="180"/>
+      </w:pPr>
+      <w:r>
+        <w:rPr>
+          <w:b w:val="0"/>
+        </w:rPr>
+        <w:t>Begin by writing the question the procedure is intended to answer. Identify the information already supplied, the information it will produce and the information still missing.</w:t>
+      </w:r>
+    </w:p>
+    <w:p>
+      <w:pPr>
+        <w:spacing w:line="336" w:lineRule="auto" w:after="180"/>
+      </w:pPr>
+      <w:r>
+        <w:rPr>
+          <w:b w:val="0"/>
+        </w:rPr>
+        <w:t>These are constructed classroom examples; they do not require live accounts, private records or an external service. Do not treat a plausible explanation as a measured outcome.</w:t>
+      </w:r>
+    </w:p>
+    <w:p>
+      <w:pPr>
+        <w:pStyle w:val="Heading1"/>
+      </w:pPr>
+      <w:r>
+        <w:t>03. Trace the complete main case before interpreting it</w:t>
+      </w:r>
+    </w:p>
+    <w:p>
+      <w:r>
+        <w:t>Follow each evidence-to-conclusion step and retain unknown quantities.</w:t>
+      </w:r>
+    </w:p>
+    <w:p>
+      <w:pPr>
+        <w:pStyle w:val="Heading2"/>
+      </w:pPr>
+      <w:r>
+        <w:t>Original declared procedure</w:t>
+      </w:r>
+    </w:p>
+    <w:p>
+      <w:pPr>
+        <w:spacing w:line="336" w:lineRule="auto" w:after="180"/>
+      </w:pPr>
+      <w:r>
+        <w:rPr>
+          <w:b w:val="0"/>
+        </w:rPr>
+        <w:t>Provide manifest, fixture data, code, environment and expected metric definition. Record assistance and mismatches; reproduction is not new-data replication.</w:t>
+      </w:r>
+    </w:p>
+    <w:p>
+      <w:pPr>
+        <w:pStyle w:val="Heading2"/>
+      </w:pPr>
+      <w:r>
+        <w:t>Complete main-case evidence ledger</w:t>
+      </w:r>
+    </w:p>
+    <w:tbl>
+      <w:tblPr>
+        <w:tblStyle w:val="LightShading-Accent1"/>
+        <w:tblW w:type="auto" w:w="0"/>
+        <w:tblLook w:firstColumn="1" w:firstRow="1" w:lastColumn="0" w:lastRow="0" w:noHBand="0" w:noVBand="1" w:val="04A0"/>
+      </w:tblPr>
+      <w:tblGrid>
+        <w:gridCol w:w="5112"/>
+        <w:gridCol w:w="5112"/>
+      </w:tblGrid>
+      <w:tr>
+        <w:trPr>
+          <w:tblHeader/>
+        </w:trPr>
+        <w:tc>
+          <w:tcPr>
+            <w:tcW w:type="dxa" w:w="5112"/>
+          </w:tcPr>
+          <w:p>
+            <w:r>
+              <w:t>Main metric audit</w:t>
+            </w:r>
+          </w:p>
+        </w:tc>
+        <w:tc>
+          <w:tcPr>
+            <w:tcW w:type="dxa" w:w="5112"/>
+          </w:tcPr>
+          <w:p>
+            <w:r>
+              <w:t>Supported statement</w:t>
+            </w:r>
+          </w:p>
+        </w:tc>
+      </w:tr>
+      <w:tr>
+        <w:tc>
+          <w:tcPr>
+            <w:tcW w:type="dxa" w:w="5112"/>
+          </w:tcPr>
+          <w:p>
+            <w:r>
+              <w:t>Named metric</w:t>
+            </w:r>
+          </w:p>
+        </w:tc>
+        <w:tc>
+          <w:tcPr>
+            <w:tcW w:type="dxa" w:w="5112"/>
+          </w:tcPr>
+          <w:p>
+            <w:r>
+              <w:t>MSE averages squared residuals</w:t>
+            </w:r>
+          </w:p>
+        </w:tc>
+      </w:tr>
+      <w:tr>
+        <w:tc>
+          <w:tcPr>
+            <w:tcW w:type="dxa" w:w="5112"/>
+          </w:tcPr>
+          <w:p>
+            <w:r>
+              <w:t>Implemented metric</w:t>
+            </w:r>
+          </w:p>
+        </w:tc>
+        <w:tc>
+          <w:tcPr>
+            <w:tcW w:type="dxa" w:w="5112"/>
+          </w:tcPr>
+          <w:p>
+            <w:r>
+              <w:t>MAE averages absolute residuals</w:t>
+            </w:r>
+          </w:p>
+        </w:tc>
+      </w:tr>
+      <w:tr>
+        <w:tc>
+          <w:tcPr>
+            <w:tcW w:type="dxa" w:w="5112"/>
+          </w:tcPr>
+          <w:p>
+            <w:r>
+              <w:t>Contract mismatch</w:t>
+            </w:r>
+          </w:p>
+        </w:tc>
+        <w:tc>
+          <w:tcPr>
+            <w:tcW w:type="dxa" w:w="5112"/>
+          </w:tcPr>
+          <w:p>
+            <w:r>
+              <w:t>Different computation; inspect/correct script or report with provenance</w:t>
+            </w:r>
+          </w:p>
+        </w:tc>
+      </w:tr>
+      <w:tr>
+        <w:tc>
+          <w:tcPr>
+            <w:tcW w:type="dxa" w:w="5112"/>
+          </w:tcPr>
+          <w:p>
+            <w:r>
+              <w:t>Actual original discrepancy size</w:t>
+            </w:r>
+          </w:p>
+        </w:tc>
+        <w:tc>
+          <w:tcPr>
+            <w:tcW w:type="dxa" w:w="5112"/>
+          </w:tcPr>
+          <w:p>
+            <w:r>
+              <w:t>Unknown; no main residual values supplied</w:t>
+            </w:r>
+          </w:p>
+        </w:tc>
+      </w:tr>
+      <w:tr>
+        <w:tc>
+          <w:tcPr>
+            <w:tcW w:type="dxa" w:w="5112"/>
+          </w:tcPr>
+          <w:p>
+            <w:r>
+              <w:t>Distinct fixture residuals</w:t>
+            </w:r>
+          </w:p>
+        </w:tc>
+        <w:tc>
+          <w:tcPr>
+            <w:tcW w:type="dxa" w:w="5112"/>
+          </w:tcPr>
+          <w:p>
+            <w:r>
+              <w:t>0 and 2</w:t>
+            </w:r>
+          </w:p>
+        </w:tc>
+      </w:tr>
+      <w:tr>
+        <w:tc>
+          <w:tcPr>
+            <w:tcW w:type="dxa" w:w="5112"/>
+          </w:tcPr>
+          <w:p>
+            <w:r>
+              <w:t>Fixture MAE</w:t>
+            </w:r>
+          </w:p>
+        </w:tc>
+        <w:tc>
+          <w:tcPr>
+            <w:tcW w:type="dxa" w:w="5112"/>
+          </w:tcPr>
+          <w:p>
+            <w:r>
+              <w:t>(0+2)/2 = 1</w:t>
+            </w:r>
+          </w:p>
+        </w:tc>
+      </w:tr>
+      <w:tr>
+        <w:tc>
+          <w:tcPr>
+            <w:tcW w:type="dxa" w:w="5112"/>
+          </w:tcPr>
+          <w:p>
+            <w:r>
+              <w:t>Fixture MSE</w:t>
+            </w:r>
+          </w:p>
+        </w:tc>
+        <w:tc>
+          <w:tcPr>
+            <w:tcW w:type="dxa" w:w="5112"/>
+          </w:tcPr>
+          <w:p>
+            <w:r>
+              <w:t>(0²+2²)/2 = 2</w:t>
+            </w:r>
+          </w:p>
+        </w:tc>
+      </w:tr>
+      <w:tr>
+        <w:tc>
+          <w:tcPr>
+            <w:tcW w:type="dxa" w:w="5112"/>
+          </w:tcPr>
+          <w:p>
+            <w:r>
+              <w:t>Fixture purpose</w:t>
+            </w:r>
+          </w:p>
+        </w:tc>
+        <w:tc>
+          <w:tcPr>
+            <w:tcW w:type="dxa" w:w="5112"/>
+          </w:tcPr>
+          <w:p>
+            <w:r>
+              <w:t>Demonstrates possible difference, not the missing original run</w:t>
+            </w:r>
+          </w:p>
+        </w:tc>
+      </w:tr>
+      <w:tr>
+        <w:tc>
+          <w:tcPr>
+            <w:tcW w:type="dxa" w:w="5112"/>
+          </w:tcPr>
+          <w:p>
+            <w:r>
+              <w:t>After correction</w:t>
+            </w:r>
+          </w:p>
+        </w:tc>
+        <w:tc>
+          <w:tcPr>
+            <w:tcW w:type="dxa" w:w="5112"/>
+          </w:tcPr>
+          <w:p>
+            <w:r>
+              <w:t>Preserve old artifacts/results and record a new documented rerun</w:t>
+            </w:r>
+          </w:p>
+        </w:tc>
+      </w:tr>
+    </w:tbl>
+    <w:p>
+      <w:pPr>
+        <w:pStyle w:val="Heading2"/>
+      </w:pPr>
+      <w:r>
+        <w:t>State the scope and explain the visual</w:t>
+      </w:r>
+    </w:p>
+    <w:p>
+      <w:pPr>
+        <w:spacing w:line="336" w:lineRule="auto" w:after="180"/>
+      </w:pPr>
+      <w:r>
+        <w:rPr>
+          <w:b w:val="0"/>
+        </w:rPr>
+        <w:t xml:space="preserve">Before applying the procedure, write its units, denominator or decision boundary where relevant. A partner should be able to repeat each step using the same </w:t>
       </w:r>
       <w:r>
         <w:rPr>
@@ -258,50 +978,30 @@
         <w:rPr>
           <w:b w:val="0"/>
         </w:rPr>
-        <w:t xml:space="preserve"> conditions and </w:t>
+        <w:t>s.</w:t>
+      </w:r>
+    </w:p>
+    <w:p>
+      <w:pPr>
+        <w:spacing w:line="336" w:lineRule="auto" w:after="180"/>
+      </w:pPr>
+      <w:r>
+        <w:rPr>
+          <w:b w:val="0"/>
+        </w:rPr>
+        <w:t xml:space="preserve">If a required </w:t>
       </w:r>
       <w:r>
         <w:rPr>
           <w:b/>
         </w:rPr>
-        <w:t>evidence</w:t>
+        <w:t>input</w:t>
       </w:r>
       <w:r>
         <w:rPr>
           <w:b w:val="0"/>
         </w:rPr>
-        <w:t xml:space="preserve"> source before it can support a claim.</w:t>
-      </w:r>
-    </w:p>
-    <w:p>
-      <w:pPr>
-        <w:pStyle w:val="Heading3"/>
-      </w:pPr>
-      <w:r>
-        <w:t>My starting explanation</w:t>
-      </w:r>
-    </w:p>
-    <w:p>
-      <w:r>
-        <w:t>________________________________________________________________</w:t>
-      </w:r>
-    </w:p>
-    <w:p>
-      <w:r>
-        <w:t>________________________________________________________________</w:t>
-      </w:r>
-    </w:p>
-    <w:p>
-      <w:r>
-        <w:t>________________________________________________________________</w:t>
-      </w:r>
-    </w:p>
-    <w:p>
-      <w:pPr>
-        <w:pStyle w:val="Heading3"/>
-      </w:pPr>
-      <w:r>
-        <w:t>This week’s end goal</w:t>
+        <w:t xml:space="preserve"> is absent or violates the stated contract, record that condition explicitly instead of quietly replacing it with a convenient value.</w:t>
       </w:r>
     </w:p>
     <w:p>
@@ -312,100 +1012,27 @@
         <w:rPr>
           <w:b w:val="0"/>
         </w:rPr>
-        <w:t>Explain independent reproduction check using the records and boundaries of this fictional investigation.</w:t>
-      </w:r>
-    </w:p>
-    <w:p>
-      <w:pPr>
-        <w:pStyle w:val="Heading1"/>
-      </w:pPr>
-      <w:r>
-        <w:t>02. Notice the evidence</w:t>
-      </w:r>
-    </w:p>
-    <w:p>
-      <w:r>
-        <w:t>Investigate the supplied Independent reproduction check case. Separate observations, given facts and assumptions before choosing an explanation.</w:t>
-      </w:r>
-    </w:p>
-    <w:p>
-      <w:pPr>
-        <w:spacing w:line="336" w:lineRule="auto" w:after="180"/>
-      </w:pPr>
+        <w:t xml:space="preserve">Point to the </w:t>
+      </w:r>
+      <w:r>
+        <w:rPr>
+          <w:b/>
+        </w:rPr>
+        <w:t>input</w:t>
+      </w:r>
       <w:r>
         <w:rPr>
           <w:b w:val="0"/>
         </w:rPr>
-        <w:t>Independent reproduction checks whether another operator can use the recorded artifacts to recover the stated computation without hidden help.</w:t>
-      </w:r>
-    </w:p>
-    <w:p>
-      <w:pPr>
-        <w:spacing w:line="336" w:lineRule="auto" w:after="180"/>
-      </w:pPr>
-      <w:r>
-        <w:rPr>
-          <w:b w:val="0"/>
-        </w:rPr>
-        <w:t>Begin by writing the question the procedure is intended to answer. Identify the information already supplied, the information it will produce and the information still missing.</w:t>
-      </w:r>
-    </w:p>
-    <w:p>
-      <w:pPr>
-        <w:spacing w:line="336" w:lineRule="auto" w:after="180"/>
-      </w:pPr>
-      <w:r>
-        <w:rPr>
-          <w:b w:val="0"/>
-        </w:rPr>
-        <w:t>These are constructed classroom examples; they do not require live accounts, private records or an external service. Do not treat a plausible explanation as a measured outcome.</w:t>
-      </w:r>
-    </w:p>
-    <w:p>
-      <w:pPr>
-        <w:pStyle w:val="Heading3"/>
-      </w:pPr>
-      <w:r>
-        <w:t>List the given facts and one fact that is not supplied.</w:t>
-      </w:r>
-    </w:p>
-    <w:p>
-      <w:r>
-        <w:t>________________________________________________________________</w:t>
-      </w:r>
-    </w:p>
-    <w:p>
-      <w:r>
-        <w:t>________________________________________________________________</w:t>
-      </w:r>
-    </w:p>
-    <w:p>
-      <w:r>
-        <w:t>________________________________________________________________</w:t>
-      </w:r>
-    </w:p>
-    <w:p>
-      <w:pPr>
-        <w:pStyle w:val="Heading1"/>
-      </w:pPr>
-      <w:r>
-        <w:t>03. See how it works</w:t>
-      </w:r>
-    </w:p>
-    <w:p>
-      <w:r>
-        <w:t>Follow the mechanism for Independent reproduction check. Connect each labelled input, deciding step and result.</w:t>
-      </w:r>
-    </w:p>
-    <w:p>
-      <w:pPr>
-        <w:spacing w:line="336" w:lineRule="auto" w:after="180"/>
-      </w:pPr>
-      <w:r>
-        <w:rPr>
-          <w:b w:val="0"/>
-        </w:rPr>
-        <w:t>Provide manifest, fixture data, code, environment and expected metric definition. Record assistance and mismatches; reproduction is not new-data replication.</w:t>
+        <w:t>, the deciding step and the result in this week’s visual. Explain the same step in ordinary words. A picture helps when you can say what each part represents.</w:t>
+      </w:r>
+    </w:p>
+    <w:p>
+      <w:pPr>
+        <w:pStyle w:val="Heading2"/>
+      </w:pPr>
+      <w:r>
+        <w:t>Earlier wording, alternatives and picture transcripts · reference / check after trying</w:t>
       </w:r>
     </w:p>
     <w:p>
@@ -502,13 +1129,214 @@
     </w:p>
     <w:p>
       <w:pPr>
+        <w:pStyle w:val="Heading3"/>
+      </w:pPr>
+      <w:r>
+        <w:t>Connect the picture and the explanation</w:t>
+      </w:r>
+    </w:p>
+    <w:p>
+      <w:pPr>
+        <w:pStyle w:val="Heading1"/>
+      </w:pPr>
+      <w:r>
+        <w:t>04. Predict the changed case before reading the explanation</w:t>
+      </w:r>
+    </w:p>
+    <w:p>
+      <w:r>
+        <w:t>Keep the rule and evidence boundary visible.</w:t>
+      </w:r>
+    </w:p>
+    <w:p>
+      <w:pPr>
+        <w:pStyle w:val="Heading2"/>
+      </w:pPr>
+      <w:r>
+        <w:t>Main task and response</w:t>
+      </w:r>
+    </w:p>
+    <w:p>
+      <w:pPr>
+        <w:pStyle w:val="ListBullet"/>
+      </w:pPr>
+      <w:r>
+        <w:t>Operator gets different MSE because the supplied script averages absolute errors while paper names squared error. Show the intermediate steps and give the conclusion with its scope.</w:t>
+      </w:r>
+    </w:p>
+    <w:p>
+      <w:pPr>
+        <w:pStyle w:val="Heading3"/>
+      </w:pPr>
+      <w:r>
+        <w:t>Keep the procedure fixed. Explain what changed in the inputs and result.</w:t>
+      </w:r>
+    </w:p>
+    <w:p>
+      <w:r>
+        <w:t>________________________________________________________________</w:t>
+      </w:r>
+    </w:p>
+    <w:p>
+      <w:r>
+        <w:t>________________________________________________________________</w:t>
+      </w:r>
+    </w:p>
+    <w:p>
+      <w:r>
+        <w:t>________________________________________________________________</w:t>
+      </w:r>
+    </w:p>
+    <w:p>
+      <w:r>
+        <w:t>________________________________________________________________</w:t>
+      </w:r>
+    </w:p>
+    <w:p>
+      <w:r>
+        <w:t>________________________________________________________________</w:t>
+      </w:r>
+    </w:p>
+    <w:p>
+      <w:pPr>
+        <w:pStyle w:val="Heading2"/>
+      </w:pPr>
+      <w:r>
+        <w:t>Predict the pictured change</w:t>
+      </w:r>
+    </w:p>
+    <w:p>
+      <w:pPr>
+        <w:pStyle w:val="ListBullet"/>
+      </w:pPr>
+      <w:r>
+        <w:t>Change: Q3’s saved file is missing from the archive.</w:t>
+      </w:r>
+    </w:p>
+    <w:p>
+      <w:pPr>
+        <w:pStyle w:val="Heading2"/>
+      </w:pPr>
+      <w:r>
+        <w:t>Check after predicting · reference / check after trying</w:t>
+      </w:r>
+    </w:p>
+    <w:p>
+      <w:pPr>
         <w:spacing w:line="336" w:lineRule="auto" w:after="180"/>
       </w:pPr>
+      <w:r>
+        <w:rPr>
+          <w:b/>
+        </w:rPr>
+        <w:t>Prediction</w:t>
+      </w:r>
       <w:r>
         <w:rPr>
           <w:b w:val="0"/>
         </w:rPr>
-        <w:t xml:space="preserve">Before applying the procedure, write its units, denominator or decision boundary where relevant. A partner should be able to repeat each step using the same </w:t>
+        <w:t>: Mark exact reproduction incomplete until the required artefact is recovered or the limitation disclosed.</w:t>
+      </w:r>
+    </w:p>
+    <w:p>
+      <w:pPr>
+        <w:spacing w:line="336" w:lineRule="auto" w:after="180"/>
+      </w:pPr>
+      <w:r>
+        <w:rPr>
+          <w:b w:val="0"/>
+        </w:rPr>
+        <w:t>Reason: A missing record prevents checking the contested decision.</w:t>
+      </w:r>
+    </w:p>
+    <w:p>
+      <w:pPr>
+        <w:pStyle w:val="Heading2"/>
+      </w:pPr>
+      <w:r>
+        <w:t>Earlier wording, alternatives and picture transcripts · reference / check after trying</w:t>
+      </w:r>
+    </w:p>
+    <w:p>
+      <w:pPr>
+        <w:pStyle w:val="Heading3"/>
+      </w:pPr>
+      <w:r>
+        <w:t>Compare a familiar case with a changed case</w:t>
+      </w:r>
+    </w:p>
+    <w:p>
+      <w:pPr>
+        <w:pStyle w:val="Heading3"/>
+      </w:pPr>
+      <w:r>
+        <w:t>Change one thing in the pictured case</w:t>
+      </w:r>
+    </w:p>
+    <w:p>
+      <w:pPr>
+        <w:pStyle w:val="Heading1"/>
+      </w:pPr>
+      <w:r>
+        <w:t>06. Connect the main result with the separate pictured case</w:t>
+      </w:r>
+    </w:p>
+    <w:p>
+      <w:r>
+        <w:t>Keep the two scenarios and their supplied evidence distinct.</w:t>
+      </w:r>
+    </w:p>
+    <w:p>
+      <w:pPr>
+        <w:pStyle w:val="Heading2"/>
+      </w:pPr>
+      <w:r>
+        <w:t>Main case and original checked reasoning</w:t>
+      </w:r>
+    </w:p>
+    <w:p>
+      <w:pPr>
+        <w:spacing w:line="336" w:lineRule="auto" w:after="180"/>
+      </w:pPr>
+      <w:r>
+        <w:rPr>
+          <w:b w:val="0"/>
+        </w:rPr>
+        <w:t>Operator gets different MSE because the supplied script averages absolute errors while paper names squared error.</w:t>
+      </w:r>
+    </w:p>
+    <w:p>
+      <w:pPr>
+        <w:spacing w:line="336" w:lineRule="auto" w:after="180"/>
+      </w:pPr>
+      <w:r>
+        <w:rPr>
+          <w:b w:val="0"/>
+        </w:rPr>
+        <w:t>Metric contract mismatch explains a candidate discrepancy. Correct/report script and rerun; preserve original artifact versions and results.</w:t>
+      </w:r>
+    </w:p>
+    <w:p>
+      <w:pPr>
+        <w:spacing w:line="336" w:lineRule="auto" w:after="180"/>
+      </w:pPr>
+      <w:r>
+        <w:rPr>
+          <w:b w:val="0"/>
+        </w:rPr>
+        <w:t xml:space="preserve">Compare the intermediate </w:t>
+      </w:r>
+      <w:r>
+        <w:rPr>
+          <w:b/>
+        </w:rPr>
+        <w:t>evidence</w:t>
+      </w:r>
+      <w:r>
+        <w:rPr>
+          <w:b w:val="0"/>
+        </w:rPr>
+        <w:t xml:space="preserve"> with the final statement. Explain why each number or decision follows from the stated </w:t>
       </w:r>
       <w:r>
         <w:rPr>
@@ -531,7 +1359,7 @@
         <w:rPr>
           <w:b w:val="0"/>
         </w:rPr>
-        <w:t xml:space="preserve">If a required </w:t>
+        <w:t xml:space="preserve">The conclusion belongs to this scenario and procedure; changing the </w:t>
       </w:r>
       <w:r>
         <w:rPr>
@@ -543,445 +1371,15 @@
         <w:rPr>
           <w:b w:val="0"/>
         </w:rPr>
-        <w:t xml:space="preserve"> is absent or violates the stated contract, record that condition explicitly instead of quietly replacing it with a convenient value.</w:t>
-      </w:r>
-    </w:p>
-    <w:p>
-      <w:pPr>
-        <w:pStyle w:val="Heading3"/>
-      </w:pPr>
-      <w:r>
-        <w:t>Connect the picture and the explanation</w:t>
-      </w:r>
-    </w:p>
-    <w:p>
-      <w:pPr>
-        <w:spacing w:line="336" w:lineRule="auto" w:after="180"/>
-      </w:pPr>
-      <w:r>
-        <w:rPr>
-          <w:b w:val="0"/>
-        </w:rPr>
-        <w:t xml:space="preserve">Point to the </w:t>
-      </w:r>
-      <w:r>
-        <w:rPr>
-          <w:b/>
-        </w:rPr>
-        <w:t>input</w:t>
-      </w:r>
-      <w:r>
-        <w:rPr>
-          <w:b w:val="0"/>
-        </w:rPr>
-        <w:t>, the deciding step and the result in this week’s visual. Explain the same step in ordinary words. A picture helps when you can say what each part represents.</w:t>
-      </w:r>
-    </w:p>
-    <w:p>
-      <w:pPr>
-        <w:pStyle w:val="Heading1"/>
-      </w:pPr>
-      <w:r>
-        <w:t>04. Compare the cases</w:t>
-      </w:r>
-    </w:p>
-    <w:p>
-      <w:r>
-        <w:t>Compare the supplied cases for Independent reproduction check. Identify the detail that changes the conclusion.</w:t>
-      </w:r>
-    </w:p>
-    <w:p>
-      <w:pPr>
-        <w:pStyle w:val="Heading3"/>
-      </w:pPr>
-      <w:r>
-        <w:t>Compare a familiar case with a changed case</w:t>
-      </w:r>
-    </w:p>
-    <w:p>
-      <w:pPr>
-        <w:spacing w:line="336" w:lineRule="auto" w:after="180"/>
-      </w:pPr>
-      <w:r>
-        <w:rPr>
-          <w:b w:val="0"/>
-        </w:rPr>
-        <w:t>Operator gets different MSE because the supplied script averages absolute errors while paper names squared error. Show the intermediate steps and give the conclusion with its scope.</w:t>
-      </w:r>
-    </w:p>
-    <w:p>
-      <w:pPr>
-        <w:pStyle w:val="Heading3"/>
-      </w:pPr>
-      <w:r>
-        <w:t>Keep the procedure fixed. Explain what changed in the inputs and result.</w:t>
-      </w:r>
-    </w:p>
-    <w:p>
-      <w:r>
-        <w:t>________________________________________________________________</w:t>
-      </w:r>
-    </w:p>
-    <w:p>
-      <w:r>
-        <w:t>________________________________________________________________</w:t>
-      </w:r>
-    </w:p>
-    <w:p>
-      <w:r>
-        <w:t>________________________________________________________________</w:t>
-      </w:r>
-    </w:p>
-    <w:p>
-      <w:r>
-        <w:t>________________________________________________________________</w:t>
-      </w:r>
-    </w:p>
-    <w:p>
-      <w:r>
-        <w:t>________________________________________________________________</w:t>
-      </w:r>
-    </w:p>
-    <w:p>
-      <w:pPr>
-        <w:pStyle w:val="Heading3"/>
-      </w:pPr>
-      <w:r>
-        <w:t>Change one thing in the pictured case</w:t>
-      </w:r>
-    </w:p>
-    <w:p>
-      <w:pPr>
-        <w:pStyle w:val="Heading3"/>
-      </w:pPr>
-      <w:r>
-        <w:t>Change one thing</w:t>
-      </w:r>
-    </w:p>
-    <w:p>
-      <w:pPr>
-        <w:spacing w:line="336" w:lineRule="auto" w:after="180"/>
-        <w:shd w:fill="F5F1FB"/>
-      </w:pPr>
-      <w:r>
-        <w:rPr>
-          <w:b w:val="0"/>
-        </w:rPr>
-        <w:t>Change: Q3’s saved file is missing from the archive.</w:t>
-      </w:r>
-    </w:p>
-    <w:p>
-      <w:pPr>
-        <w:pStyle w:val="Heading3"/>
-      </w:pPr>
-      <w:r>
-        <w:t>Predicted result</w:t>
-      </w:r>
-    </w:p>
-    <w:p>
-      <w:pPr>
-        <w:spacing w:line="336" w:lineRule="auto" w:after="180"/>
-        <w:shd w:fill="F1F6FC"/>
-      </w:pPr>
-      <w:r>
-        <w:rPr>
-          <w:b/>
-        </w:rPr>
-        <w:t>Prediction</w:t>
-      </w:r>
-      <w:r>
-        <w:rPr>
-          <w:b w:val="0"/>
-        </w:rPr>
-        <w:t>: Mark exact reproduction incomplete until the required artefact is recovered or the limitation disclosed.</w:t>
-      </w:r>
-    </w:p>
-    <w:p>
-      <w:pPr>
-        <w:pStyle w:val="Heading3"/>
-      </w:pPr>
-      <w:r>
-        <w:t>Why the result follows</w:t>
-      </w:r>
-    </w:p>
-    <w:p>
-      <w:pPr>
-        <w:spacing w:line="336" w:lineRule="auto" w:after="180"/>
-        <w:shd w:fill="F1F6FC"/>
-      </w:pPr>
-      <w:r>
-        <w:rPr>
-          <w:b w:val="0"/>
-        </w:rPr>
-        <w:t>Reason: A missing record prevents checking the contested decision.</w:t>
-      </w:r>
-    </w:p>
-    <w:p>
-      <w:pPr>
-        <w:pStyle w:val="Heading1"/>
-      </w:pPr>
-      <w:r>
-        <w:t>05. Words that unlock the idea</w:t>
-      </w:r>
-    </w:p>
-    <w:p>
-      <w:r>
-        <w:t>Use the vocabulary of Independent reproduction check to explain a concrete decision, rather than only memorising definitions.</w:t>
-      </w:r>
-    </w:p>
-    <w:tbl>
-      <w:tblPr>
-        <w:tblStyle w:val="LightShading-Accent1"/>
-        <w:tblW w:type="auto" w:w="0"/>
-        <w:tblLook w:firstColumn="1" w:firstRow="1" w:lastColumn="0" w:lastRow="0" w:noHBand="0" w:noVBand="1" w:val="04A0"/>
-      </w:tblPr>
-      <w:tblGrid>
-        <w:gridCol w:w="5112"/>
-        <w:gridCol w:w="5112"/>
-      </w:tblGrid>
-      <w:tr>
-        <w:trPr>
-          <w:tblHeader/>
-        </w:trPr>
-        <w:tc>
-          <w:tcPr>
-            <w:tcW w:type="dxa" w:w="5112"/>
-          </w:tcPr>
-          <w:p>
-            <w:r>
-              <w:t>Word</w:t>
-            </w:r>
-          </w:p>
-        </w:tc>
-        <w:tc>
-          <w:tcPr>
-            <w:tcW w:type="dxa" w:w="5112"/>
-          </w:tcPr>
-          <w:p>
-            <w:r>
-              <w:t>Meaning</w:t>
-            </w:r>
-          </w:p>
-        </w:tc>
-      </w:tr>
-      <w:tr>
-        <w:tc>
-          <w:tcPr>
-            <w:tcW w:type="dxa" w:w="5112"/>
-          </w:tcPr>
-          <w:p>
-            <w:r>
-              <w:t>Independent operator</w:t>
-            </w:r>
-          </w:p>
-        </w:tc>
-        <w:tc>
-          <w:tcPr>
-            <w:tcW w:type="dxa" w:w="5112"/>
-          </w:tcPr>
-          <w:p>
-            <w:r>
-              <w:t>A person executing from the supplied record</w:t>
-            </w:r>
-          </w:p>
-        </w:tc>
-      </w:tr>
-      <w:tr>
-        <w:tc>
-          <w:tcPr>
-            <w:tcW w:type="dxa" w:w="5112"/>
-          </w:tcPr>
-          <w:p>
-            <w:r>
-              <w:t>Reproduction discrepancy</w:t>
-            </w:r>
-          </w:p>
-        </w:tc>
-        <w:tc>
-          <w:tcPr>
-            <w:tcW w:type="dxa" w:w="5112"/>
-          </w:tcPr>
-          <w:p>
-            <w:r>
-              <w:t>A mismatch needing documented investigation</w:t>
-            </w:r>
-          </w:p>
-        </w:tc>
-      </w:tr>
-      <w:tr>
-        <w:tc>
-          <w:tcPr>
-            <w:tcW w:type="dxa" w:w="5112"/>
-          </w:tcPr>
-          <w:p>
-            <w:r>
-              <w:t>Artifact manifest</w:t>
-            </w:r>
-          </w:p>
-        </w:tc>
-        <w:tc>
-          <w:tcPr>
-            <w:tcW w:type="dxa" w:w="5112"/>
-          </w:tcPr>
-          <w:p>
-            <w:r>
-              <w:t>A versioned inventory for the reported computation</w:t>
-            </w:r>
-          </w:p>
-        </w:tc>
-      </w:tr>
-    </w:tbl>
-    <w:p>
-      <w:pPr>
-        <w:pStyle w:val="Heading3"/>
-      </w:pPr>
-      <w:r>
-        <w:t>Use two terms to explain a step in this week’s example.</w:t>
-      </w:r>
-    </w:p>
-    <w:p>
-      <w:r>
-        <w:t>________________________________________________________________</w:t>
-      </w:r>
-    </w:p>
-    <w:p>
-      <w:r>
-        <w:t>________________________________________________________________</w:t>
-      </w:r>
-    </w:p>
-    <w:p>
-      <w:r>
-        <w:t>________________________________________________________________</w:t>
-      </w:r>
-    </w:p>
-    <w:p>
-      <w:pPr>
-        <w:pStyle w:val="Heading1"/>
-      </w:pPr>
-      <w:r>
-        <w:t>06. Follow a worked example</w:t>
-      </w:r>
-    </w:p>
-    <w:p>
-      <w:r>
-        <w:t>Follow the worked trace for Independent reproduction check, predict a step, then compare with its explanation.</w:t>
-      </w:r>
-    </w:p>
-    <w:p>
-      <w:pPr>
-        <w:spacing w:line="336" w:lineRule="auto" w:after="180"/>
-      </w:pPr>
-      <w:r>
-        <w:rPr>
-          <w:b w:val="0"/>
-        </w:rPr>
-        <w:t>Operator gets different MSE because the supplied script averages absolute errors while paper names squared error.</w:t>
-      </w:r>
-    </w:p>
-    <w:p>
-      <w:pPr>
-        <w:spacing w:line="336" w:lineRule="auto" w:after="180"/>
-      </w:pPr>
-      <w:r>
-        <w:rPr>
-          <w:b w:val="0"/>
-        </w:rPr>
-        <w:t>Metric contract mismatch explains a candidate discrepancy. Correct/report script and rerun; preserve original artifact versions and results.</w:t>
-      </w:r>
-    </w:p>
-    <w:p>
-      <w:pPr>
-        <w:pStyle w:val="Heading3"/>
-      </w:pPr>
-      <w:r>
-        <w:t>Worked explanation · Independent reproduction check</w:t>
-      </w:r>
-    </w:p>
-    <w:p>
-      <w:pPr>
-        <w:spacing w:line="336" w:lineRule="auto" w:after="180"/>
-        <w:shd w:fill="F1F6FC"/>
-      </w:pPr>
-      <w:r>
-        <w:rPr>
-          <w:b w:val="0"/>
-        </w:rPr>
-        <w:t xml:space="preserve">Compare the intermediate </w:t>
-      </w:r>
-      <w:r>
-        <w:rPr>
-          <w:b/>
-        </w:rPr>
-        <w:t>evidence</w:t>
-      </w:r>
-      <w:r>
-        <w:rPr>
-          <w:b w:val="0"/>
-        </w:rPr>
-        <w:t xml:space="preserve"> with the final statement. Explain why each number or decision follows from the stated </w:t>
-      </w:r>
-      <w:r>
-        <w:rPr>
-          <w:b/>
-        </w:rPr>
-        <w:t>input</w:t>
-      </w:r>
-      <w:r>
-        <w:rPr>
-          <w:b w:val="0"/>
-        </w:rPr>
-        <w:t>s.</w:t>
-      </w:r>
-    </w:p>
-    <w:p>
-      <w:pPr>
-        <w:spacing w:line="336" w:lineRule="auto" w:after="180"/>
-        <w:shd w:fill="F1F6FC"/>
-      </w:pPr>
-      <w:r>
-        <w:rPr>
-          <w:b w:val="0"/>
-        </w:rPr>
-        <w:t xml:space="preserve">The conclusion belongs to this scenario and procedure; changing the </w:t>
-      </w:r>
-      <w:r>
-        <w:rPr>
-          <w:b/>
-        </w:rPr>
-        <w:t>input</w:t>
-      </w:r>
-      <w:r>
-        <w:rPr>
-          <w:b w:val="0"/>
-        </w:rPr>
         <w:t>s, evaluation population or authority can change what it establishes. Retain the raw record so a later revision can be compared honestly.</w:t>
       </w:r>
     </w:p>
     <w:p>
       <w:pPr>
-        <w:pStyle w:val="Heading3"/>
-      </w:pPr>
-      <w:r>
-        <w:t>Learn from the worked case</w:t>
-      </w:r>
-    </w:p>
-    <w:p>
-      <w:pPr>
-        <w:spacing w:line="336" w:lineRule="auto" w:after="180"/>
-      </w:pPr>
-      <w:r>
-        <w:rPr>
-          <w:b w:val="0"/>
-        </w:rPr>
-        <w:t>Cover the result before checking it. Say what is given, choose the procedure, and follow one step at a time. Then uncover the result and explain your first mismatch. Ask why a step is allowed, not only what number it produces.</w:t>
-      </w:r>
-    </w:p>
-    <w:p>
-      <w:pPr>
-        <w:pStyle w:val="Heading3"/>
-      </w:pPr>
-      <w:r>
-        <w:t>A pictorial worked case: Independent reproduction check</w:t>
+        <w:pStyle w:val="Heading2"/>
+      </w:pPr>
+      <w:r>
+        <w:t>Separate pictured inputs and complete explanation</w:t>
       </w:r>
     </w:p>
     <w:p>
@@ -997,24 +1395,7 @@
     </w:p>
     <w:p>
       <w:pPr>
-        <w:pStyle w:val="Heading3"/>
-      </w:pPr>
-      <w:r>
-        <w:t>The facts we will use</w:t>
-      </w:r>
-    </w:p>
-    <w:p>
-      <w:pPr>
-        <w:pStyle w:val="Heading3"/>
-      </w:pPr>
-      <w:r>
-        <w:t>Supplied facts</w:t>
-      </w:r>
-    </w:p>
-    <w:p>
-      <w:pPr>
         <w:spacing w:line="336" w:lineRule="auto" w:after="180"/>
-        <w:shd w:fill="F1F6FC"/>
       </w:pPr>
       <w:r>
         <w:rPr>
@@ -1036,11 +1417,41 @@
       </w:r>
     </w:p>
     <w:p>
+      <w:pPr>
+        <w:spacing w:line="336" w:lineRule="auto" w:after="180"/>
+      </w:pPr>
+      <w:r>
+        <w:rPr>
+          <w:b w:val="0"/>
+        </w:rPr>
+        <w:t>The separate picture’s original correctness count is five of six, while the supplied rerun is four of six. Only case Q3 has a scoring disagreement; no new model outputs are generated. Inspect Q3’s saved output, reference label and rubric before deciding how it should score. Do not simply take the higher count or average incompatible scoring judgments into a supposedly resolved result.</w:t>
+      </w:r>
+    </w:p>
+    <w:p>
+      <w:pPr>
+        <w:spacing w:line="336" w:lineRule="auto" w:after="180"/>
+      </w:pPr>
+      <w:r>
+        <w:rPr>
+          <w:b w:val="0"/>
+        </w:rPr>
+        <w:t>If Q3’s saved file is missing, exact verification of that case is unresolved; record the gap and any partial check honestly. The existing counts do not reveal the content needed for adjudication, and no program here can restore that missing evidence.</w:t>
+      </w:r>
+    </w:p>
+    <w:p>
+      <w:pPr>
+        <w:pStyle w:val="Heading2"/>
+      </w:pPr>
+      <w:r>
+        <w:t>Read the labelled representation</w:t>
+      </w:r>
+    </w:p>
+    <w:p>
       <w:r>
         <w:drawing>
           <wp:inline xmlns:a="http://schemas.openxmlformats.org/drawingml/2006/main" xmlns:pic="http://schemas.openxmlformats.org/drawingml/2006/picture">
-            <wp:extent cx="5486400" cy="5185229"/>
-            <wp:docPr id="1" name="Picture 1" descr="Independent reproduction check. Compare exact artefacts: Verify data and rubric versions before changing the result.. Locate disagreement: The score difference is concentrated in Q3.. Resolve by the rubric: Inspect Q3’s saved answer and rule; document whichever scoring decision is justified."/>
+            <wp:extent cx="5486400" cy="3029913"/>
+            <wp:docPr id="1" name="Picture 1" descr="Original supplied correctness count is five of six; rerun is four of six. Q3 is the only scoring disagreement. Inspect saved output, reference label and rubric. If Q3’s file is missing, verification remains unresolved. No new model outputs are generated."/>
             <wp:cNvGraphicFramePr>
               <a:graphicFrameLocks noChangeAspect="1"/>
             </wp:cNvGraphicFramePr>
@@ -1048,7 +1459,7 @@
               <a:graphicData uri="http://schemas.openxmlformats.org/drawingml/2006/picture">
                 <pic:pic>
                   <pic:nvPicPr>
-                    <pic:cNvPr id="0" name="academy-visual-ai-7-33.png"/>
+                    <pic:cNvPr id="0" name="ai-7-33-scoring-disagreement.png"/>
                     <pic:cNvPicPr/>
                   </pic:nvPicPr>
                   <pic:blipFill>
@@ -1060,7 +1471,43 @@
                   <pic:spPr>
                     <a:xfrm>
                       <a:off x="0" y="0"/>
-                      <a:ext cx="5486400" cy="5185229"/>
+                      <a:ext cx="5486400" cy="3029913"/>
+                    </a:xfrm>
+                    <a:prstGeom prst="rect"/>
+                  </pic:spPr>
+                </pic:pic>
+              </a:graphicData>
+            </a:graphic>
+          </wp:inline>
+        </w:drawing>
+      </w:r>
+    </w:p>
+    <w:p>
+      <w:r>
+        <w:drawing>
+          <wp:inline xmlns:a="http://schemas.openxmlformats.org/drawingml/2006/main" xmlns:pic="http://schemas.openxmlformats.org/drawingml/2006/picture">
+            <wp:extent cx="5486400" cy="3337560"/>
+            <wp:docPr id="2" name="Picture 2" descr="Compare exact artefacts: Verify data and rubric versions before changing the result. → Locate disagreement: The score difference is concentrated in Q3. → Resolve by the rubric: Inspect Q3’s saved answer and rule; document whichever scoring decision is justified."/>
+            <wp:cNvGraphicFramePr>
+              <a:graphicFrameLocks noChangeAspect="1"/>
+            </wp:cNvGraphicFramePr>
+            <a:graphic>
+              <a:graphicData uri="http://schemas.openxmlformats.org/drawingml/2006/picture">
+                <pic:pic>
+                  <pic:nvPicPr>
+                    <pic:cNvPr id="0" name="academy-story-ai-7-33-02.png"/>
+                    <pic:cNvPicPr/>
+                  </pic:nvPicPr>
+                  <pic:blipFill>
+                    <a:blip r:embed="rId10"/>
+                    <a:stretch>
+                      <a:fillRect/>
+                    </a:stretch>
+                  </pic:blipFill>
+                  <pic:spPr>
+                    <a:xfrm>
+                      <a:off x="0" y="0"/>
+                      <a:ext cx="5486400" cy="3337560"/>
                     </a:xfrm>
                     <a:prstGeom prst="rect"/>
                   </pic:spPr>
@@ -1188,24 +1635,7 @@
     </w:p>
     <w:p>
       <w:pPr>
-        <w:pStyle w:val="Heading3"/>
-      </w:pPr>
-      <w:r>
-        <w:t>Why this result follows</w:t>
-      </w:r>
-    </w:p>
-    <w:p>
-      <w:pPr>
-        <w:pStyle w:val="Heading3"/>
-      </w:pPr>
-      <w:r>
-        <w:t>Why the result follows</w:t>
-      </w:r>
-    </w:p>
-    <w:p>
-      <w:pPr>
         <w:spacing w:line="336" w:lineRule="auto" w:after="180"/>
-        <w:shd w:fill="F1F6FC"/>
       </w:pPr>
       <w:r>
         <w:rPr>
@@ -1216,42 +1646,333 @@
     </w:p>
     <w:p>
       <w:pPr>
+        <w:pStyle w:val="Heading2"/>
+      </w:pPr>
+      <w:r>
+        <w:t>Complete picture evidence and limits</w:t>
+      </w:r>
+    </w:p>
+    <w:tbl>
+      <w:tblPr>
+        <w:tblStyle w:val="LightShading-Accent1"/>
+        <w:tblW w:type="auto" w:w="0"/>
+        <w:tblLook w:firstColumn="1" w:firstRow="1" w:lastColumn="0" w:lastRow="0" w:noHBand="0" w:noVBand="1" w:val="04A0"/>
+      </w:tblPr>
+      <w:tblGrid>
+        <w:gridCol w:w="5112"/>
+        <w:gridCol w:w="5112"/>
+      </w:tblGrid>
+      <w:tr>
+        <w:trPr>
+          <w:tblHeader/>
+        </w:trPr>
+        <w:tc>
+          <w:tcPr>
+            <w:tcW w:type="dxa" w:w="5112"/>
+          </w:tcPr>
+          <w:p>
+            <w:r>
+              <w:t>Separate scoring check</w:t>
+            </w:r>
+          </w:p>
+        </w:tc>
+        <w:tc>
+          <w:tcPr>
+            <w:tcW w:type="dxa" w:w="5112"/>
+          </w:tcPr>
+          <w:p>
+            <w:r>
+              <w:t>Supplied evidence or action</w:t>
+            </w:r>
+          </w:p>
+        </w:tc>
+      </w:tr>
+      <w:tr>
+        <w:tc>
+          <w:tcPr>
+            <w:tcW w:type="dxa" w:w="5112"/>
+          </w:tcPr>
+          <w:p>
+            <w:r>
+              <w:t>Original correctness</w:t>
+            </w:r>
+          </w:p>
+        </w:tc>
+        <w:tc>
+          <w:tcPr>
+            <w:tcW w:type="dxa" w:w="5112"/>
+          </w:tcPr>
+          <w:p>
+            <w:r>
+              <w:t>5/6 ≈ 83.333%</w:t>
+            </w:r>
+          </w:p>
+        </w:tc>
+      </w:tr>
+      <w:tr>
+        <w:tc>
+          <w:tcPr>
+            <w:tcW w:type="dxa" w:w="5112"/>
+          </w:tcPr>
+          <w:p>
+            <w:r>
+              <w:t>Rerun correctness</w:t>
+            </w:r>
+          </w:p>
+        </w:tc>
+        <w:tc>
+          <w:tcPr>
+            <w:tcW w:type="dxa" w:w="5112"/>
+          </w:tcPr>
+          <w:p>
+            <w:r>
+              <w:t>4/6 ≈ 66.667%</w:t>
+            </w:r>
+          </w:p>
+        </w:tc>
+      </w:tr>
+      <w:tr>
+        <w:tc>
+          <w:tcPr>
+            <w:tcW w:type="dxa" w:w="5112"/>
+          </w:tcPr>
+          <w:p>
+            <w:r>
+              <w:t>Descriptive difference</w:t>
+            </w:r>
+          </w:p>
+        </w:tc>
+        <w:tc>
+          <w:tcPr>
+            <w:tcW w:type="dxa" w:w="5112"/>
+          </w:tcPr>
+          <w:p>
+            <w:r>
+              <w:t>One case, about 16.667 percentage points</w:t>
+            </w:r>
+          </w:p>
+        </w:tc>
+      </w:tr>
+      <w:tr>
+        <w:tc>
+          <w:tcPr>
+            <w:tcW w:type="dxa" w:w="5112"/>
+          </w:tcPr>
+          <w:p>
+            <w:r>
+              <w:t>Disputed case</w:t>
+            </w:r>
+          </w:p>
+        </w:tc>
+        <w:tc>
+          <w:tcPr>
+            <w:tcW w:type="dxa" w:w="5112"/>
+          </w:tcPr>
+          <w:p>
+            <w:r>
+              <w:t>Q3 only</w:t>
+            </w:r>
+          </w:p>
+        </w:tc>
+      </w:tr>
+      <w:tr>
+        <w:tc>
+          <w:tcPr>
+            <w:tcW w:type="dxa" w:w="5112"/>
+          </w:tcPr>
+          <w:p>
+            <w:r>
+              <w:t>What to inspect</w:t>
+            </w:r>
+          </w:p>
+        </w:tc>
+        <w:tc>
+          <w:tcPr>
+            <w:tcW w:type="dxa" w:w="5112"/>
+          </w:tcPr>
+          <w:p>
+            <w:r>
+              <w:t>Saved output, reference label, rubric and scoring implementation</w:t>
+            </w:r>
+          </w:p>
+        </w:tc>
+      </w:tr>
+      <w:tr>
+        <w:tc>
+          <w:tcPr>
+            <w:tcW w:type="dxa" w:w="5112"/>
+          </w:tcPr>
+          <w:p>
+            <w:r>
+              <w:t>Adjudicated correct score</w:t>
+            </w:r>
+          </w:p>
+        </w:tc>
+        <w:tc>
+          <w:tcPr>
+            <w:tcW w:type="dxa" w:w="5112"/>
+          </w:tcPr>
+          <w:p>
+            <w:r>
+              <w:t>Not supplied; do not invent a winner</w:t>
+            </w:r>
+          </w:p>
+        </w:tc>
+      </w:tr>
+      <w:tr>
+        <w:tc>
+          <w:tcPr>
+            <w:tcW w:type="dxa" w:w="5112"/>
+          </w:tcPr>
+          <w:p>
+            <w:r>
+              <w:t>Q3 file missing</w:t>
+            </w:r>
+          </w:p>
+        </w:tc>
+        <w:tc>
+          <w:tcPr>
+            <w:tcW w:type="dxa" w:w="5112"/>
+          </w:tcPr>
+          <w:p>
+            <w:r>
+              <w:t>Exact verification unresolved; document missing artifact</w:t>
+            </w:r>
+          </w:p>
+        </w:tc>
+      </w:tr>
+      <w:tr>
+        <w:tc>
+          <w:tcPr>
+            <w:tcW w:type="dxa" w:w="5112"/>
+          </w:tcPr>
+          <w:p>
+            <w:r>
+              <w:t>Data role</w:t>
+            </w:r>
+          </w:p>
+        </w:tc>
+        <w:tc>
+          <w:tcPr>
+            <w:tcW w:type="dxa" w:w="5112"/>
+          </w:tcPr>
+          <w:p>
+            <w:r>
+              <w:t>Same saved outputs, not new-sample replication</w:t>
+            </w:r>
+          </w:p>
+        </w:tc>
+      </w:tr>
+    </w:tbl>
+    <w:p>
+      <w:pPr>
+        <w:pStyle w:val="Heading2"/>
+      </w:pPr>
+      <w:r>
+        <w:t>Predict the changed condition</w:t>
+      </w:r>
+    </w:p>
+    <w:p>
+      <w:pPr>
+        <w:pStyle w:val="ListBullet"/>
+      </w:pPr>
+      <w:r>
+        <w:t>Change one thing: Q3’s saved file is missing from the archive. Predict the result before checking the explanation. What remains the same?</w:t>
+      </w:r>
+    </w:p>
+    <w:p>
+      <w:pPr>
+        <w:pStyle w:val="Heading2"/>
+      </w:pPr>
+      <w:r>
+        <w:t>Check after predicting · reference / check after trying</w:t>
+      </w:r>
+    </w:p>
+    <w:p>
+      <w:r>
+        <w:drawing>
+          <wp:inline xmlns:a="http://schemas.openxmlformats.org/drawingml/2006/main" xmlns:pic="http://schemas.openxmlformats.org/drawingml/2006/picture">
+            <wp:extent cx="5486400" cy="3191256"/>
+            <wp:docPr id="3" name="Picture 3" descr="Original case: Inspect Q3’s saved answer and rule; document whichever scoring decision is justified. Changed condition: Q3’s saved file is missing from the archive. Expected result: Mark exact reproduction incomplete until the required artefact is recovered or the limitation disclosed. Reason: A missing record prevents checking the contested decision."/>
+            <wp:cNvGraphicFramePr>
+              <a:graphicFrameLocks noChangeAspect="1"/>
+            </wp:cNvGraphicFramePr>
+            <a:graphic>
+              <a:graphicData uri="http://schemas.openxmlformats.org/drawingml/2006/picture">
+                <pic:pic>
+                  <pic:nvPicPr>
+                    <pic:cNvPr id="0" name="academy-story-ai-7-33-04.png"/>
+                    <pic:cNvPicPr/>
+                  </pic:nvPicPr>
+                  <pic:blipFill>
+                    <a:blip r:embed="rId11"/>
+                    <a:stretch>
+                      <a:fillRect/>
+                    </a:stretch>
+                  </pic:blipFill>
+                  <pic:spPr>
+                    <a:xfrm>
+                      <a:off x="0" y="0"/>
+                      <a:ext cx="5486400" cy="3191256"/>
+                    </a:xfrm>
+                    <a:prstGeom prst="rect"/>
+                  </pic:spPr>
+                </pic:pic>
+              </a:graphicData>
+            </a:graphic>
+          </wp:inline>
+        </w:drawing>
+      </w:r>
+    </w:p>
+    <w:p>
+      <w:pPr>
+        <w:pStyle w:val="Heading2"/>
+      </w:pPr>
+      <w:r>
+        <w:t>Explain what remains unknown</w:t>
+      </w:r>
+    </w:p>
+    <w:p>
+      <w:pPr>
+        <w:pStyle w:val="ListBullet"/>
+      </w:pPr>
+      <w:r>
+        <w:t>This check concerns saved outputs and scoring, not new-sample replication or future model behaviour.</w:t>
+      </w:r>
+    </w:p>
+    <w:p>
+      <w:pPr>
+        <w:pStyle w:val="ListBullet"/>
+      </w:pPr>
+      <w:r>
+        <w:t>Read the labelled picture: Locate the Q3 scoring disagreement between 5/6 and 4/6. What should the teams inspect before choosing a score, and what limitation follows if the saved Q3 file is missing?</w:t>
+      </w:r>
+    </w:p>
+    <w:p>
+      <w:pPr>
+        <w:pStyle w:val="Heading2"/>
+      </w:pPr>
+      <w:r>
+        <w:t>Earlier wording, alternatives and picture transcripts · reference / check after trying</w:t>
+      </w:r>
+    </w:p>
+    <w:p>
+      <w:pPr>
         <w:pStyle w:val="Heading3"/>
       </w:pPr>
       <w:r>
-        <w:t>What this example does not establish</w:t>
-      </w:r>
-    </w:p>
-    <w:p>
-      <w:pPr>
-        <w:pStyle w:val="Heading3"/>
-      </w:pPr>
-      <w:r>
-        <w:t>Keep the stated limit</w:t>
+        <w:t>Learn from the worked case</w:t>
       </w:r>
     </w:p>
     <w:p>
       <w:pPr>
         <w:spacing w:line="336" w:lineRule="auto" w:after="180"/>
-        <w:shd w:fill="FFF5E6"/>
       </w:pPr>
       <w:r>
         <w:rPr>
           <w:b w:val="0"/>
         </w:rPr>
-        <w:t xml:space="preserve">This check concerns saved </w:t>
-      </w:r>
-      <w:r>
-        <w:rPr>
-          <w:b/>
-        </w:rPr>
-        <w:t>output</w:t>
-      </w:r>
-      <w:r>
-        <w:rPr>
-          <w:b w:val="0"/>
-        </w:rPr>
-        <w:t>s and scoring, not new-sample replication or future model behaviour.</w:t>
+        <w:t>Cover the result before checking it. Say what is given, choose the procedure, and follow one step at a time. Then uncover the result and explain your first mismatch. Ask why a step is allowed, not only what number it produces.</w:t>
       </w:r>
     </w:p>
     <w:p>
@@ -1259,19 +1980,7 @@
         <w:pStyle w:val="Heading3"/>
       </w:pPr>
       <w:r>
-        <w:t>Keep the stated limit</w:t>
-      </w:r>
-    </w:p>
-    <w:p>
-      <w:pPr>
-        <w:spacing w:line="336" w:lineRule="auto" w:after="180"/>
-        <w:shd w:fill="FFF5E6"/>
-      </w:pPr>
-      <w:r>
-        <w:rPr>
-          <w:b w:val="0"/>
-        </w:rPr>
-        <w:t>Read the labelled picture: Locate the Q3 scoring disagreement between 5/6 and 4/6. What should the teams inspect before choosing a score, and what limitation follows if the saved Q3 file is missing?</w:t>
+        <w:t>A pictorial worked case: Independent reproduction check</w:t>
       </w:r>
     </w:p>
     <w:p>
@@ -1279,19 +1988,59 @@
         <w:pStyle w:val="Heading3"/>
       </w:pPr>
       <w:r>
-        <w:t>Keep the stated limit</w:t>
-      </w:r>
-    </w:p>
-    <w:p>
-      <w:pPr>
-        <w:spacing w:line="336" w:lineRule="auto" w:after="180"/>
-        <w:shd w:fill="FFF5E6"/>
-      </w:pPr>
-      <w:r>
-        <w:rPr>
-          <w:b w:val="0"/>
-        </w:rPr>
-        <w:t>Change one thing: Q3’s saved file is missing from the archive. Predict the result before checking the explanation. What remains the same?</w:t>
+        <w:t>The facts we will use</w:t>
+      </w:r>
+    </w:p>
+    <w:p>
+      <w:r>
+        <w:drawing>
+          <wp:inline xmlns:a="http://schemas.openxmlformats.org/drawingml/2006/main" xmlns:pic="http://schemas.openxmlformats.org/drawingml/2006/picture">
+            <wp:extent cx="5486400" cy="5185229"/>
+            <wp:docPr id="4" name="Picture 4" descr="Independent reproduction check. Compare exact artefacts: Verify data and rubric versions before changing the result.. Locate disagreement: The score difference is concentrated in Q3.. Resolve by the rubric: Inspect Q3’s saved answer and rule; document whichever scoring decision is justified."/>
+            <wp:cNvGraphicFramePr>
+              <a:graphicFrameLocks noChangeAspect="1"/>
+            </wp:cNvGraphicFramePr>
+            <a:graphic>
+              <a:graphicData uri="http://schemas.openxmlformats.org/drawingml/2006/picture">
+                <pic:pic>
+                  <pic:nvPicPr>
+                    <pic:cNvPr id="0" name="academy-visual-ai-7-33.png"/>
+                    <pic:cNvPicPr/>
+                  </pic:nvPicPr>
+                  <pic:blipFill>
+                    <a:blip r:embed="rId12"/>
+                    <a:stretch>
+                      <a:fillRect/>
+                    </a:stretch>
+                  </pic:blipFill>
+                  <pic:spPr>
+                    <a:xfrm>
+                      <a:off x="0" y="0"/>
+                      <a:ext cx="5486400" cy="5185229"/>
+                    </a:xfrm>
+                    <a:prstGeom prst="rect"/>
+                  </pic:spPr>
+                </pic:pic>
+              </a:graphicData>
+            </a:graphic>
+          </wp:inline>
+        </w:drawing>
+      </w:r>
+    </w:p>
+    <w:p>
+      <w:pPr>
+        <w:pStyle w:val="Heading3"/>
+      </w:pPr>
+      <w:r>
+        <w:t>Why this result follows</w:t>
+      </w:r>
+    </w:p>
+    <w:p>
+      <w:pPr>
+        <w:pStyle w:val="Heading3"/>
+      </w:pPr>
+      <w:r>
+        <w:t>What this example does not establish</w:t>
       </w:r>
     </w:p>
     <w:p>
@@ -1299,12 +2048,20 @@
         <w:pStyle w:val="Heading1"/>
       </w:pPr>
       <w:r>
-        <w:t>07. Find and repair a mistake</w:t>
-      </w:r>
-    </w:p>
-    <w:p>
-      <w:r>
-        <w:t>Find the unsupported step in the Independent reproduction check claim and explain a repair using the supplied evidence.</w:t>
+        <w:t>07. Find the first unsupported inference and repair it</w:t>
+      </w:r>
+    </w:p>
+    <w:p>
+      <w:r>
+        <w:t>Use the supplied conditions rather than inventing missing evidence.</w:t>
+      </w:r>
+    </w:p>
+    <w:p>
+      <w:pPr>
+        <w:pStyle w:val="Heading2"/>
+      </w:pPr>
+      <w:r>
+        <w:t>Original qualification and repair setup</w:t>
       </w:r>
     </w:p>
     <w:p>
@@ -1332,16 +2089,7 @@
     </w:p>
     <w:p>
       <w:pPr>
-        <w:pStyle w:val="Heading3"/>
-      </w:pPr>
-      <w:r>
-        <w:t>Check the claim against the facts</w:t>
-      </w:r>
-    </w:p>
-    <w:p>
-      <w:pPr>
         <w:spacing w:line="336" w:lineRule="auto" w:after="180"/>
-        <w:shd w:fill="FFF5E6"/>
       </w:pPr>
       <w:r>
         <w:rPr>
@@ -1353,7 +2101,6 @@
     <w:p>
       <w:pPr>
         <w:spacing w:line="336" w:lineRule="auto" w:after="180"/>
-        <w:shd w:fill="FFF5E6"/>
       </w:pPr>
       <w:r>
         <w:rPr>
@@ -1376,6 +2123,234 @@
     </w:p>
     <w:p>
       <w:pPr>
+        <w:pStyle w:val="Heading2"/>
+      </w:pPr>
+      <w:r>
+        <w:t>Complete boundary and misconception probes</w:t>
+      </w:r>
+    </w:p>
+    <w:tbl>
+      <w:tblPr>
+        <w:tblStyle w:val="LightShading-Accent1"/>
+        <w:tblW w:type="auto" w:w="0"/>
+        <w:tblLook w:firstColumn="1" w:firstRow="1" w:lastColumn="0" w:lastRow="0" w:noHBand="0" w:noVBand="1" w:val="04A0"/>
+      </w:tblPr>
+      <w:tblGrid>
+        <w:gridCol w:w="5112"/>
+        <w:gridCol w:w="5112"/>
+      </w:tblGrid>
+      <w:tr>
+        <w:trPr>
+          <w:tblHeader/>
+        </w:trPr>
+        <w:tc>
+          <w:tcPr>
+            <w:tcW w:type="dxa" w:w="5112"/>
+          </w:tcPr>
+          <w:p>
+            <w:r>
+              <w:t>Reproduction audit</w:t>
+            </w:r>
+          </w:p>
+        </w:tc>
+        <w:tc>
+          <w:tcPr>
+            <w:tcW w:type="dxa" w:w="5112"/>
+          </w:tcPr>
+          <w:p>
+            <w:r>
+              <w:t>Checked interpretation</w:t>
+            </w:r>
+          </w:p>
+        </w:tc>
+      </w:tr>
+      <w:tr>
+        <w:tc>
+          <w:tcPr>
+            <w:tcW w:type="dxa" w:w="5112"/>
+          </w:tcPr>
+          <w:p>
+            <w:r>
+              <w:t>Same metric name, different formula</w:t>
+            </w:r>
+          </w:p>
+        </w:tc>
+        <w:tc>
+          <w:tcPr>
+            <w:tcW w:type="dxa" w:w="5112"/>
+          </w:tcPr>
+          <w:p>
+            <w:r>
+              <w:t>Compare implementations, not just labels</w:t>
+            </w:r>
+          </w:p>
+        </w:tc>
+      </w:tr>
+      <w:tr>
+        <w:tc>
+          <w:tcPr>
+            <w:tcW w:type="dxa" w:w="5112"/>
+          </w:tcPr>
+          <w:p>
+            <w:r>
+              <w:t>MAE and MSE differ in a fixture</w:t>
+            </w:r>
+          </w:p>
+        </w:tc>
+        <w:tc>
+          <w:tcPr>
+            <w:tcW w:type="dxa" w:w="5112"/>
+          </w:tcPr>
+          <w:p>
+            <w:r>
+              <w:t>Demonstrates metric contract; not proof of every original mismatch</w:t>
+            </w:r>
+          </w:p>
+        </w:tc>
+      </w:tr>
+      <w:tr>
+        <w:tc>
+          <w:tcPr>
+            <w:tcW w:type="dxa" w:w="5112"/>
+          </w:tcPr>
+          <w:p>
+            <w:r>
+              <w:t>Original and rerun scores disagree</w:t>
+            </w:r>
+          </w:p>
+        </w:tc>
+        <w:tc>
+          <w:tcPr>
+            <w:tcW w:type="dxa" w:w="5112"/>
+          </w:tcPr>
+          <w:p>
+            <w:r>
+              <w:t>Inspect raw records and scoring rule</w:t>
+            </w:r>
+          </w:p>
+        </w:tc>
+      </w:tr>
+      <w:tr>
+        <w:tc>
+          <w:tcPr>
+            <w:tcW w:type="dxa" w:w="5112"/>
+          </w:tcPr>
+          <w:p>
+            <w:r>
+              <w:t>Choose higher result</w:t>
+            </w:r>
+          </w:p>
+        </w:tc>
+        <w:tc>
+          <w:tcPr>
+            <w:tcW w:type="dxa" w:w="5112"/>
+          </w:tcPr>
+          <w:p>
+            <w:r>
+              <w:t>Does not resolve incompatible judgments</w:t>
+            </w:r>
+          </w:p>
+        </w:tc>
+      </w:tr>
+      <w:tr>
+        <w:tc>
+          <w:tcPr>
+            <w:tcW w:type="dxa" w:w="5112"/>
+          </w:tcPr>
+          <w:p>
+            <w:r>
+              <w:t>Missing Q3 file</w:t>
+            </w:r>
+          </w:p>
+        </w:tc>
+        <w:tc>
+          <w:tcPr>
+            <w:tcW w:type="dxa" w:w="5112"/>
+          </w:tcPr>
+          <w:p>
+            <w:r>
+              <w:t>Mark exact check unresolved; do not fabricate evidence</w:t>
+            </w:r>
+          </w:p>
+        </w:tc>
+      </w:tr>
+      <w:tr>
+        <w:tc>
+          <w:tcPr>
+            <w:tcW w:type="dxa" w:w="5112"/>
+          </w:tcPr>
+          <w:p>
+            <w:r>
+              <w:t>Different validation split</w:t>
+            </w:r>
+          </w:p>
+        </w:tc>
+        <w:tc>
+          <w:tcPr>
+            <w:tcW w:type="dxa" w:w="5112"/>
+          </w:tcPr>
+          <w:p>
+            <w:r>
+              <w:t>Not the same evaluation materials</w:t>
+            </w:r>
+          </w:p>
+        </w:tc>
+      </w:tr>
+      <w:tr>
+        <w:tc>
+          <w:tcPr>
+            <w:tcW w:type="dxa" w:w="5112"/>
+          </w:tcPr>
+          <w:p>
+            <w:r>
+              <w:t>Other operator received help</w:t>
+            </w:r>
+          </w:p>
+        </w:tc>
+        <w:tc>
+          <w:tcPr>
+            <w:tcW w:type="dxa" w:w="5112"/>
+          </w:tcPr>
+          <w:p>
+            <w:r>
+              <w:t>Record assistance rather than call it unaided</w:t>
+            </w:r>
+          </w:p>
+        </w:tc>
+      </w:tr>
+      <w:tr>
+        <w:tc>
+          <w:tcPr>
+            <w:tcW w:type="dxa" w:w="5112"/>
+          </w:tcPr>
+          <w:p>
+            <w:r>
+              <w:t>Same-data rerun</w:t>
+            </w:r>
+          </w:p>
+        </w:tc>
+        <w:tc>
+          <w:tcPr>
+            <w:tcW w:type="dxa" w:w="5112"/>
+          </w:tcPr>
+          <w:p>
+            <w:r>
+              <w:t>Not new-data replication or guaranteed future behavior</w:t>
+            </w:r>
+          </w:p>
+        </w:tc>
+      </w:tr>
+    </w:tbl>
+    <w:p>
+      <w:pPr>
+        <w:pStyle w:val="Heading2"/>
+      </w:pPr>
+      <w:r>
+        <w:t>Write and justify the repair</w:t>
+      </w:r>
+    </w:p>
+    <w:p>
+      <w:pPr>
         <w:pStyle w:val="Heading3"/>
       </w:pPr>
       <w:r>
@@ -1409,44 +2384,93 @@
     </w:p>
     <w:p>
       <w:pPr>
+        <w:pStyle w:val="ListBullet"/>
+      </w:pPr>
+      <w:r>
+        <w:t>A report omits this qualification: A successful reproduction repeats the original evidence and may preserve its original design limitations. Explain how omitting it could change a reader's interpretation, and write an accurate replacement.</w:t>
+      </w:r>
+    </w:p>
+    <w:p>
+      <w:pPr>
         <w:pStyle w:val="Heading3"/>
       </w:pPr>
       <w:r>
+        <w:t>State one repair and the checks you would rerun.</w:t>
+      </w:r>
+    </w:p>
+    <w:p>
+      <w:r>
+        <w:t>________________________________________________________________</w:t>
+      </w:r>
+    </w:p>
+    <w:p>
+      <w:r>
+        <w:t>________________________________________________________________</w:t>
+      </w:r>
+    </w:p>
+    <w:p>
+      <w:r>
+        <w:t>________________________________________________________________</w:t>
+      </w:r>
+    </w:p>
+    <w:p>
+      <w:r>
+        <w:t>________________________________________________________________</w:t>
+      </w:r>
+    </w:p>
+    <w:p>
+      <w:r>
+        <w:t>________________________________________________________________</w:t>
+      </w:r>
+    </w:p>
+    <w:p>
+      <w:r>
+        <w:t>________________________________________________________________</w:t>
+      </w:r>
+    </w:p>
+    <w:p>
+      <w:pPr>
+        <w:pStyle w:val="Heading2"/>
+      </w:pPr>
+      <w:r>
+        <w:t>Earlier wording, alternatives and picture transcripts · reference / check after trying</w:t>
+      </w:r>
+    </w:p>
+    <w:p>
+      <w:pPr>
+        <w:pStyle w:val="Heading3"/>
+      </w:pPr>
+      <w:r>
         <w:t>Locate the earliest unsupported step</w:t>
       </w:r>
     </w:p>
     <w:p>
       <w:pPr>
-        <w:spacing w:line="336" w:lineRule="auto" w:after="180"/>
-      </w:pPr>
-      <w:r>
-        <w:rPr>
-          <w:b w:val="0"/>
-        </w:rPr>
-        <w:t xml:space="preserve">A report omits this qualification: A successful reproduction repeats the original </w:t>
-      </w:r>
-      <w:r>
-        <w:rPr>
-          <w:b/>
-        </w:rPr>
-        <w:t>evidence</w:t>
-      </w:r>
-      <w:r>
-        <w:rPr>
-          <w:b w:val="0"/>
-        </w:rPr>
-        <w:t xml:space="preserve"> and may preserve its original design limitations.</w:t>
-      </w:r>
-    </w:p>
-    <w:p>
-      <w:pPr>
-        <w:spacing w:line="336" w:lineRule="auto" w:after="180"/>
-      </w:pPr>
-      <w:r>
-        <w:rPr>
-          <w:b w:val="0"/>
-        </w:rPr>
-        <w:t>Explain how omitting it could change a reader's interpretation, and write an accurate replacement.</w:t>
+        <w:pStyle w:val="Heading1"/>
+      </w:pPr>
+      <w:r>
+        <w:t>08. Practise the mechanism with progressively less help</w:t>
+      </w:r>
+    </w:p>
+    <w:p>
+      <w:r>
+        <w:t>Keep the selected independent case for a first attempt.</w:t>
+      </w:r>
+    </w:p>
+    <w:p>
+      <w:pPr>
+        <w:pStyle w:val="Heading2"/>
+      </w:pPr>
+      <w:r>
+        <w:t>Shared explanation</w:t>
+      </w:r>
+    </w:p>
+    <w:p>
+      <w:pPr>
+        <w:pStyle w:val="ListBullet"/>
+      </w:pPr>
+      <w:r>
+        <w:t>Explain the weekly mechanism in your own words. Use the worked scenario to name its input, decision rule and output.</w:t>
       </w:r>
     </w:p>
     <w:p>
@@ -1454,7 +2478,7 @@
         <w:pStyle w:val="Heading3"/>
       </w:pPr>
       <w:r>
-        <w:t>State one repair and the checks you would rerun.</w:t>
+        <w:t>Guided: restate the worked result, then name the assumption or limitation that prevents a broader conclusion.</w:t>
       </w:r>
     </w:p>
     <w:p>
@@ -1483,79 +2507,19 @@
       </w:r>
     </w:p>
     <w:p>
+      <w:pPr>
+        <w:pStyle w:val="Heading3"/>
+      </w:pPr>
+      <w:r>
+        <w:t>Explain your prediction to a partner before comparing results.</w:t>
+      </w:r>
+    </w:p>
+    <w:p>
       <w:r>
         <w:t>________________________________________________________________</w:t>
       </w:r>
     </w:p>
     <w:p>
-      <w:pPr>
-        <w:pStyle w:val="Heading1"/>
-      </w:pPr>
-      <w:r>
-        <w:t>08. Practise together</w:t>
-      </w:r>
-    </w:p>
-    <w:p>
-      <w:r>
-        <w:t>Practise Independent reproduction check with support, then explain the deciding step in your own words.</w:t>
-      </w:r>
-    </w:p>
-    <w:p>
-      <w:pPr>
-        <w:spacing w:line="336" w:lineRule="auto" w:after="180"/>
-      </w:pPr>
-      <w:r>
-        <w:rPr>
-          <w:b w:val="0"/>
-        </w:rPr>
-        <w:t xml:space="preserve">Explain the weekly </w:t>
-      </w:r>
-      <w:r>
-        <w:rPr>
-          <w:b/>
-        </w:rPr>
-        <w:t>mechanism</w:t>
-      </w:r>
-      <w:r>
-        <w:rPr>
-          <w:b w:val="0"/>
-        </w:rPr>
-        <w:t xml:space="preserve"> in your own words. Use the worked scenario to name its </w:t>
-      </w:r>
-      <w:r>
-        <w:rPr>
-          <w:b/>
-        </w:rPr>
-        <w:t>input</w:t>
-      </w:r>
-      <w:r>
-        <w:rPr>
-          <w:b w:val="0"/>
-        </w:rPr>
-        <w:t xml:space="preserve">, decision rule and </w:t>
-      </w:r>
-      <w:r>
-        <w:rPr>
-          <w:b/>
-        </w:rPr>
-        <w:t>output</w:t>
-      </w:r>
-      <w:r>
-        <w:rPr>
-          <w:b w:val="0"/>
-        </w:rPr>
-        <w:t>.</w:t>
-      </w:r>
-    </w:p>
-    <w:p>
-      <w:pPr>
-        <w:pStyle w:val="Heading3"/>
-      </w:pPr>
-      <w:r>
-        <w:t>Guided: restate the worked result, then name the assumption or limitation that prevents a broader conclusion.</w:t>
-      </w:r>
-    </w:p>
-    <w:p>
       <w:r>
         <w:t>________________________________________________________________</w:t>
       </w:r>
@@ -1571,49 +2535,11 @@
       </w:r>
     </w:p>
     <w:p>
-      <w:r>
-        <w:t>________________________________________________________________</w:t>
-      </w:r>
-    </w:p>
-    <w:p>
-      <w:r>
-        <w:t>________________________________________________________________</w:t>
-      </w:r>
-    </w:p>
-    <w:p>
-      <w:pPr>
-        <w:pStyle w:val="Heading3"/>
-      </w:pPr>
-      <w:r>
-        <w:t>Explain your prediction to a partner before comparing results.</w:t>
-      </w:r>
-    </w:p>
-    <w:p>
-      <w:r>
-        <w:t>________________________________________________________________</w:t>
-      </w:r>
-    </w:p>
-    <w:p>
-      <w:r>
-        <w:t>________________________________________________________________</w:t>
-      </w:r>
-    </w:p>
-    <w:p>
-      <w:r>
-        <w:t>________________________________________________________________</w:t>
-      </w:r>
-    </w:p>
-    <w:p>
-      <w:r>
-        <w:t>________________________________________________________________</w:t>
-      </w:r>
-    </w:p>
-    <w:p>
-      <w:pPr>
-        <w:pStyle w:val="Heading3"/>
-      </w:pPr>
-      <w:r>
-        <w:t>Practise with less help: Trace the worked case</w:t>
+      <w:pPr>
+        <w:pStyle w:val="Heading2"/>
+      </w:pPr>
+      <w:r>
+        <w:t>Supported workbook trace</w:t>
       </w:r>
     </w:p>
     <w:p>
@@ -1731,70 +2657,49 @@
     </w:p>
     <w:p>
       <w:pPr>
+        <w:pStyle w:val="Heading2"/>
+      </w:pPr>
+      <w:r>
+        <w:t>Individual scope check</w:t>
+      </w:r>
+    </w:p>
+    <w:p>
+      <w:pPr>
+        <w:pStyle w:val="ListBullet"/>
+      </w:pPr>
+      <w:r>
+        <w:t>Use the worked case for Independent reproduction check. Proposed explanation: “The worked result establishes every future case”. Decide whether this explanation is supported. Point to the step or supplied fact that decides; explain your repair if needed.</w:t>
+      </w:r>
+    </w:p>
+    <w:p>
+      <w:pPr>
+        <w:pStyle w:val="ListBullet"/>
+      </w:pPr>
+      <w:r>
+        <w:t>Answer on your own before discussion. If you are unsure, say which step you need help with.</w:t>
+      </w:r>
+    </w:p>
+    <w:p>
+      <w:pPr>
+        <w:pStyle w:val="Heading2"/>
+      </w:pPr>
+      <w:r>
+        <w:t>Picture response</w:t>
+      </w:r>
+    </w:p>
+    <w:p>
+      <w:pPr>
+        <w:pStyle w:val="ListBullet"/>
+      </w:pPr>
+      <w:r>
+        <w:t>Locate the Q3 scoring disagreement between 5/6 and 4/6. What should the teams inspect before choosing a score, and what limitation follows if the saved Q3 file is missing?</w:t>
+      </w:r>
+    </w:p>
+    <w:p>
+      <w:pPr>
         <w:pStyle w:val="Heading3"/>
       </w:pPr>
       <w:r>
-        <w:t>Check your reasoning</w:t>
-      </w:r>
-    </w:p>
-    <w:p>
-      <w:pPr>
-        <w:spacing w:line="336" w:lineRule="auto" w:after="180"/>
-      </w:pPr>
-      <w:r>
-        <w:rPr>
-          <w:b w:val="0"/>
-        </w:rPr>
-        <w:t>Use the worked case for Independent reproduction check. Proposed explanation: “The worked result establishes every future case”. Decide whether this explanation is supported.</w:t>
-      </w:r>
-    </w:p>
-    <w:p>
-      <w:pPr>
-        <w:spacing w:line="336" w:lineRule="auto" w:after="180"/>
-      </w:pPr>
-      <w:r>
-        <w:rPr>
-          <w:b w:val="0"/>
-        </w:rPr>
-        <w:t>Point to the step or supplied fact that decides; explain your repair if needed.</w:t>
-      </w:r>
-    </w:p>
-    <w:p>
-      <w:pPr>
-        <w:spacing w:line="336" w:lineRule="auto" w:after="180"/>
-      </w:pPr>
-      <w:r>
-        <w:rPr>
-          <w:b w:val="0"/>
-        </w:rPr>
-        <w:t>Answer on your own before discussion. If you are unsure, say which step you need help with.</w:t>
-      </w:r>
-    </w:p>
-    <w:p>
-      <w:pPr>
-        <w:pStyle w:val="Heading3"/>
-      </w:pPr>
-      <w:r>
-        <w:t>Explain the picture</w:t>
-      </w:r>
-    </w:p>
-    <w:p>
-      <w:pPr>
-        <w:spacing w:line="336" w:lineRule="auto" w:after="180"/>
-        <w:shd w:fill="F5F1FB"/>
-      </w:pPr>
-      <w:r>
-        <w:rPr>
-          <w:b w:val="0"/>
-        </w:rPr>
-        <w:t>Locate the Q3 scoring disagreement between 5/6 and 4/6. What should the teams inspect before choosing a score, and what limitation follows if the saved Q3 file is missing?</w:t>
-      </w:r>
-    </w:p>
-    <w:p>
-      <w:pPr>
-        <w:pStyle w:val="Heading3"/>
-      </w:pPr>
-      <w:r>
         <w:t>My explanation using a pictured step and the given facts</w:t>
       </w:r>
     </w:p>
@@ -1816,6 +2721,14 @@
     <w:p>
       <w:r>
         <w:t>________________________________________________________________</w:t>
+      </w:r>
+    </w:p>
+    <w:p>
+      <w:pPr>
+        <w:pStyle w:val="Heading2"/>
+      </w:pPr>
+      <w:r>
+        <w:t>Reserve the independent task</w:t>
       </w:r>
     </w:p>
     <w:p>
@@ -1831,23 +2744,55 @@
     </w:p>
     <w:p>
       <w:pPr>
+        <w:pStyle w:val="Heading2"/>
+      </w:pPr>
+      <w:r>
+        <w:t>Earlier wording, alternatives and picture transcripts · reference / check after trying</w:t>
+      </w:r>
+    </w:p>
+    <w:p>
+      <w:pPr>
+        <w:pStyle w:val="Heading3"/>
+      </w:pPr>
+      <w:r>
+        <w:t>Practise with less help: Trace the worked case</w:t>
+      </w:r>
+    </w:p>
+    <w:p>
+      <w:pPr>
+        <w:pStyle w:val="Heading3"/>
+      </w:pPr>
+      <w:r>
+        <w:t>Check your reasoning</w:t>
+      </w:r>
+    </w:p>
+    <w:p>
+      <w:pPr>
+        <w:pStyle w:val="Heading3"/>
+      </w:pPr>
+      <w:r>
+        <w:t>Explain the picture</w:t>
+      </w:r>
+    </w:p>
+    <w:p>
+      <w:pPr>
         <w:pStyle w:val="Heading1"/>
       </w:pPr>
       <w:r>
-        <w:t>09. Run the investigation</w:t>
-      </w:r>
-    </w:p>
-    <w:p>
-      <w:r>
-        <w:t>Investigate Independent reproduction check. Record the prediction, actual observation or labelled paper trace, explanation and next test separately.</w:t>
-      </w:r>
-    </w:p>
-    <w:p>
-      <w:pPr>
-        <w:pStyle w:val="Heading3"/>
-      </w:pPr>
-      <w:r>
-        <w:t>Predict, investigate and preserve the evidence</w:t>
+        <w:t>09. Investigate, record the evidence and check the limits</w:t>
+      </w:r>
+    </w:p>
+    <w:p>
+      <w:r>
+        <w:t>Distinguish a prediction, a paper trace and an actual local execution.</w:t>
+      </w:r>
+    </w:p>
+    <w:p>
+      <w:pPr>
+        <w:pStyle w:val="Heading2"/>
+      </w:pPr>
+      <w:r>
+        <w:t>Current investigation</w:t>
       </w:r>
     </w:p>
     <w:p>
@@ -1859,6 +2804,73 @@
           <w:b w:val="0"/>
         </w:rPr>
         <w:t>Operator gets different MSE because the supplied script averages absolute errors while paper names squared error. Show the intermediate steps and give the conclusion with its scope.</w:t>
+      </w:r>
+    </w:p>
+    <w:p>
+      <w:pPr>
+        <w:pStyle w:val="Heading2"/>
+      </w:pPr>
+      <w:r>
+        <w:t>Complete investigation instructions</w:t>
+      </w:r>
+    </w:p>
+    <w:p>
+      <w:r>
+        <w:rPr>
+          <w:rFonts w:ascii="Courier New" w:hAnsi="Courier New"/>
+          <w:sz w:val="18"/>
+        </w:rPr>
+        <w:t>"""A distinct numerical fixture demonstrating metric contracts, not a real reproduction."""</w:t>
+        <w:br/>
+        <w:t>from fractions import Fraction</w:t>
+        <w:br/>
+        <w:br/>
+        <w:t>def error_metrics(predictions,targets):</w:t>
+        <w:br/>
+        <w:t xml:space="preserve"> if not isinstance(predictions,(list,tuple)) or not isinstance(targets,(list,tuple)) or not predictions or len(predictions)!=len(targets):raise ValueError('same nonempty case lists required')</w:t>
+        <w:br/>
+        <w:t xml:space="preserve"> if any(type(v) is not int for v in list(predictions)+list(targets)):raise ValueError('exact integer fixture values required')</w:t>
+        <w:br/>
+        <w:t xml:space="preserve"> errors=[p-y for p,y in zip(predictions,targets)];n=len(errors)</w:t>
+        <w:br/>
+        <w:t xml:space="preserve"> return {'errors':errors,'MAE':Fraction(sum(abs(e) for e in errors),n),'MSE':Fraction(sum(e*e for e in errors),n)}</w:t>
+        <w:br/>
+        <w:t># Added constructed fixture: original report supplies no numerical residuals.</w:t>
+        <w:br/>
+        <w:t>fixture=error_metrics([1,3],[1,1])</w:t>
+        <w:br/>
+        <w:t>assert fixture['errors']==[0,2] and fixture['MAE']==1 and fixture['MSE']==2</w:t>
+        <w:br/>
+        <w:t>picture={'original_correct':5,'rerun_correct':4,'total':6,'disputed_case':'Q3','saved_file_available':'not verified by this program'}</w:t>
+        <w:br/>
+        <w:t>assert Fraction(picture['original_correct']-picture['rerun_correct'],picture['total'])==Fraction(1,6)</w:t>
+        <w:br/>
+        <w:t>print('Separate constructed metric fixture:',fixture)</w:t>
+        <w:br/>
+        <w:t>print('Supplied six-case scoring disagreement:',picture)</w:t>
+        <w:br/>
+        <w:t>print('Inspect saved Q3 output, reference label and rubric before adjudication. Do not choose the larger score or average incompatible scoring decisions.')</w:t>
+        <w:br/>
+        <w:t>print('If the saved Q3 file is missing, exact verification of that case is unresolved. Record the missing artifact and any assistance; do not fabricate the file or a successful independent check.')</w:t>
+        <w:br/>
+        <w:t>print('No other operator, new model output, full-study reproduction or new-data replication is executed here. This local fixture only demonstrates MAE versus MSE.')</w:t>
+        <w:br/>
+      </w:r>
+    </w:p>
+    <w:p>
+      <w:pPr>
+        <w:pStyle w:val="ListNumber"/>
+      </w:pPr>
+      <w:r>
+        <w:t>Audit the named MSE versus implemented MAE contract on paper; the main scenario has no numerical residuals. Then predict the added fixture’s MAE one and MSE two before running or tracing the complete code. Keep this fixture separate from the original report. For the scoring picture, list the Q3 artifacts needed to adjudicate 5/6 versus 4/6 and what remains unresolved when the saved file is missing. The code performs only a local metric calculation and prints stipulated disagreement metadata. It does not contact another operator, generate model outputs or claim an independent study was reproduced. Reserve the missing-split independent task.</w:t>
+      </w:r>
+    </w:p>
+    <w:p>
+      <w:pPr>
+        <w:pStyle w:val="Heading2"/>
+      </w:pPr>
+      <w:r>
+        <w:t>Evidence record and reflection</w:t>
       </w:r>
     </w:p>
     <w:tbl>
@@ -2010,14 +3022,6 @@
     </w:p>
     <w:p>
       <w:pPr>
-        <w:pStyle w:val="Heading3"/>
-      </w:pPr>
-      <w:r>
-        <w:t>Plan → try → check</w:t>
-      </w:r>
-    </w:p>
-    <w:p>
-      <w:pPr>
         <w:spacing w:line="336" w:lineRule="auto" w:after="180"/>
       </w:pPr>
       <w:r>
@@ -2029,23 +3033,47 @@
     </w:p>
     <w:p>
       <w:pPr>
+        <w:pStyle w:val="Heading2"/>
+      </w:pPr>
+      <w:r>
+        <w:t>Earlier wording, alternatives and picture transcripts · reference / check after trying</w:t>
+      </w:r>
+    </w:p>
+    <w:p>
+      <w:pPr>
+        <w:pStyle w:val="Heading3"/>
+      </w:pPr>
+      <w:r>
+        <w:t>Predict, investigate and preserve the evidence</w:t>
+      </w:r>
+    </w:p>
+    <w:p>
+      <w:pPr>
+        <w:pStyle w:val="Heading3"/>
+      </w:pPr>
+      <w:r>
+        <w:t>Plan → try → check</w:t>
+      </w:r>
+    </w:p>
+    <w:p>
+      <w:pPr>
         <w:pStyle w:val="Heading1"/>
       </w:pPr>
       <w:r>
-        <w:t>10. Build your understanding</w:t>
-      </w:r>
-    </w:p>
-    <w:p>
-      <w:r>
-        <w:t>Move from recall to tracing, diagnosis and transfer in Independent reproduction check. Explain why each step is justified.</w:t>
-      </w:r>
-    </w:p>
-    <w:p>
-      <w:pPr>
-        <w:pStyle w:val="Heading3"/>
-      </w:pPr>
-      <w:r>
-        <w:t>Explain → apply → challenge</w:t>
+        <w:t>14. Try the selected new case independently</w:t>
+      </w:r>
+    </w:p>
+    <w:p>
+      <w:r>
+        <w:t>Diagnose the changed validation split, identify the missing exact membership records and preserve both attempts without claiming an exact rerun.</w:t>
+      </w:r>
+    </w:p>
+    <w:p>
+      <w:pPr>
+        <w:pStyle w:val="Heading2"/>
+      </w:pPr>
+      <w:r>
+        <w:t>Complete independent task</w:t>
       </w:r>
     </w:p>
     <w:p>
@@ -2056,43 +3084,123 @@
         <w:rPr>
           <w:b w:val="0"/>
         </w:rPr>
-        <w:t xml:space="preserve">Explain the weekly </w:t>
-      </w:r>
-      <w:r>
-        <w:rPr>
-          <w:b/>
-        </w:rPr>
-        <w:t>mechanism</w:t>
-      </w:r>
+        <w:t>Reproducer uses different validation split because no split IDs were provided. Diagnose.</w:t>
+      </w:r>
+    </w:p>
+    <w:p>
+      <w:pPr>
+        <w:pStyle w:val="Heading2"/>
+      </w:pPr>
+      <w:r>
+        <w:t>First attempt and support record</w:t>
+      </w:r>
+    </w:p>
+    <w:p>
+      <w:pPr>
+        <w:pStyle w:val="Heading3"/>
+      </w:pPr>
+      <w:r>
+        <w:t>My independent explanation, trace and limits</w:t>
+      </w:r>
+    </w:p>
+    <w:p>
+      <w:r>
+        <w:t>________________________________________________________________</w:t>
+      </w:r>
+    </w:p>
+    <w:p>
+      <w:r>
+        <w:t>________________________________________________________________</w:t>
+      </w:r>
+    </w:p>
+    <w:p>
+      <w:r>
+        <w:t>________________________________________________________________</w:t>
+      </w:r>
+    </w:p>
+    <w:p>
+      <w:r>
+        <w:t>________________________________________________________________</w:t>
+      </w:r>
+    </w:p>
+    <w:p>
+      <w:r>
+        <w:t>________________________________________________________________</w:t>
+      </w:r>
+    </w:p>
+    <w:p>
+      <w:r>
+        <w:t>________________________________________________________________</w:t>
+      </w:r>
+    </w:p>
+    <w:p>
+      <w:r>
+        <w:t>________________________________________________________________</w:t>
+      </w:r>
+    </w:p>
+    <w:p>
+      <w:pPr>
+        <w:spacing w:line="336" w:lineRule="auto" w:after="180"/>
+      </w:pPr>
       <w:r>
         <w:rPr>
           <w:b w:val="0"/>
         </w:rPr>
-        <w:t xml:space="preserve"> in your own words. Use the worked scenario to name its </w:t>
-      </w:r>
-      <w:r>
-        <w:rPr>
-          <w:b/>
-        </w:rPr>
-        <w:t>input</w:t>
-      </w:r>
+        <w:t>Attempt this case before feedback. Record any help. Earlier examples below are further practice; a case already practised with feedback cannot establish fresh transfer.</w:t>
+      </w:r>
+    </w:p>
+    <w:p>
+      <w:pPr>
+        <w:pStyle w:val="Heading2"/>
+      </w:pPr>
+      <w:r>
+        <w:t>Feedback after trying</w:t>
+      </w:r>
+    </w:p>
+    <w:p>
+      <w:pPr>
+        <w:spacing w:line="336" w:lineRule="auto" w:after="180"/>
+      </w:pPr>
       <w:r>
         <w:rPr>
           <w:b w:val="0"/>
         </w:rPr>
-        <w:t xml:space="preserve">, decision rule and </w:t>
-      </w:r>
-      <w:r>
-        <w:rPr>
-          <w:b/>
-        </w:rPr>
-        <w:t>output</w:t>
-      </w:r>
+        <w:t>Attempt the independent case before hints. Record whether you worked alone, used a hint or followed a model. After feedback, fix the first unsupported step and explain why it changed.</w:t>
+      </w:r>
+    </w:p>
+    <w:p>
+      <w:pPr>
+        <w:spacing w:line="336" w:lineRule="auto" w:after="180"/>
+      </w:pPr>
       <w:r>
         <w:rPr>
           <w:b w:val="0"/>
         </w:rPr>
-        <w:t>.</w:t>
+        <w:t>A later check uses a changed case, not a copied answer.</w:t>
+      </w:r>
+    </w:p>
+    <w:p>
+      <w:pPr>
+        <w:pStyle w:val="Heading2"/>
+      </w:pPr>
+      <w:r>
+        <w:t>Earlier wording, alternatives and picture transcripts · reference / check after trying</w:t>
+      </w:r>
+    </w:p>
+    <w:p>
+      <w:pPr>
+        <w:pStyle w:val="Heading3"/>
+      </w:pPr>
+      <w:r>
+        <w:t>Independent case: Apply a new case independently</w:t>
+      </w:r>
+    </w:p>
+    <w:p>
+      <w:pPr>
+        <w:pStyle w:val="Heading3"/>
+      </w:pPr>
+      <w:r>
+        <w:t>Attempt this without hints</w:t>
       </w:r>
     </w:p>
     <w:p>
@@ -2103,52 +3211,66 @@
         <w:rPr>
           <w:b w:val="0"/>
         </w:rPr>
-        <w:t xml:space="preserve">A report omits this qualification: A successful reproduction repeats the original </w:t>
-      </w:r>
-      <w:r>
-        <w:rPr>
-          <w:b/>
-        </w:rPr>
-        <w:t>evidence</w:t>
-      </w:r>
+        <w:t>Reproducer uses different validation split because no split IDs were provided. Diagnose.</w:t>
+      </w:r>
+    </w:p>
+    <w:p>
+      <w:pPr>
+        <w:pStyle w:val="Heading3"/>
+      </w:pPr>
+      <w:r>
+        <w:t>My independent procedure, result and limitation</w:t>
+      </w:r>
+    </w:p>
+    <w:p>
+      <w:r>
+        <w:t>________________________________________________________________</w:t>
+      </w:r>
+    </w:p>
+    <w:p>
+      <w:r>
+        <w:t>________________________________________________________________</w:t>
+      </w:r>
+    </w:p>
+    <w:p>
+      <w:r>
+        <w:t>________________________________________________________________</w:t>
+      </w:r>
+    </w:p>
+    <w:p>
+      <w:r>
+        <w:t>________________________________________________________________</w:t>
+      </w:r>
+    </w:p>
+    <w:p>
+      <w:r>
+        <w:t>________________________________________________________________</w:t>
+      </w:r>
+    </w:p>
+    <w:p>
+      <w:r>
+        <w:t>________________________________________________________________</w:t>
+      </w:r>
+    </w:p>
+    <w:p>
+      <w:r>
+        <w:t>________________________________________________________________</w:t>
+      </w:r>
+    </w:p>
+    <w:p>
+      <w:r>
+        <w:t>________________________________________________________________</w:t>
+      </w:r>
+    </w:p>
+    <w:p>
+      <w:pPr>
+        <w:spacing w:line="336" w:lineRule="auto" w:after="180"/>
+      </w:pPr>
       <w:r>
         <w:rPr>
           <w:b w:val="0"/>
         </w:rPr>
-        <w:t xml:space="preserve"> and may preserve its original design limitations.</w:t>
-      </w:r>
-    </w:p>
-    <w:p>
-      <w:pPr>
-        <w:spacing w:line="336" w:lineRule="auto" w:after="180"/>
-      </w:pPr>
-      <w:r>
-        <w:rPr>
-          <w:b w:val="0"/>
-        </w:rPr>
-        <w:t>Explain how omitting it could change a reader's interpretation, and write an accurate replacement.</w:t>
-      </w:r>
-    </w:p>
-    <w:p>
-      <w:pPr>
-        <w:spacing w:line="336" w:lineRule="auto" w:after="180"/>
-      </w:pPr>
-      <w:r>
-        <w:rPr>
-          <w:b w:val="0"/>
-        </w:rPr>
-        <w:t>For the worked scenario, propose one additional case that could reveal a failure, describe its expected outcome before running it, and explain what would need to remain fixed for a fair comparison.</w:t>
-      </w:r>
-    </w:p>
-    <w:p>
-      <w:pPr>
-        <w:spacing w:line="336" w:lineRule="auto" w:after="180"/>
-      </w:pPr>
-      <w:r>
-        <w:rPr>
-          <w:b w:val="0"/>
-        </w:rPr>
-        <w:t>Do not reuse W4 as a new final test after receiving feedback.</w:t>
+        <w:t>Record support used: none, hint or teacher explanation. After feedback, a different case is needed to demonstrate independence.</w:t>
       </w:r>
     </w:p>
     <w:p>
@@ -2156,32 +3278,7 @@
         <w:pStyle w:val="Heading3"/>
       </w:pPr>
       <w:r>
-        <w:t>Explain which evidence supports your conclusion and which claim remains unproved.</w:t>
-      </w:r>
-    </w:p>
-    <w:p>
-      <w:r>
-        <w:t>________________________________________________________________</w:t>
-      </w:r>
-    </w:p>
-    <w:p>
-      <w:r>
-        <w:t>________________________________________________________________</w:t>
-      </w:r>
-    </w:p>
-    <w:p>
-      <w:r>
-        <w:t>________________________________________________________________</w:t>
-      </w:r>
-    </w:p>
-    <w:p>
-      <w:r>
-        <w:t>________________________________________________________________</w:t>
-      </w:r>
-    </w:p>
-    <w:p>
-      <w:r>
-        <w:t>________________________________________________________________</w:t>
+        <w:t>Use feedback to improve</w:t>
       </w:r>
     </w:p>
     <w:p>
@@ -2189,12 +3286,20 @@
         <w:pStyle w:val="Heading1"/>
       </w:pPr>
       <w:r>
-        <w:t>11. Connect your project</w:t>
-      </w:r>
-    </w:p>
-    <w:p>
-      <w:r>
-        <w:t>Apply this week’s idea to Reproducible AI Research Study. Keep an annotated decision and the evidence supporting it.</w:t>
+        <w:t>11. Save the research artifact and unresolved conditions</w:t>
+      </w:r>
+    </w:p>
+    <w:p>
+      <w:r>
+        <w:t>Keep supplied evidence, proposed revisions and actual work distinct.</w:t>
+      </w:r>
+    </w:p>
+    <w:p>
+      <w:pPr>
+        <w:pStyle w:val="Heading2"/>
+      </w:pPr>
+      <w:r>
+        <w:t>Project task and artifact</w:t>
       </w:r>
     </w:p>
     <w:p>
@@ -2361,10 +3466,10 @@
     </w:tbl>
     <w:p>
       <w:pPr>
-        <w:pStyle w:val="Heading3"/>
-      </w:pPr>
-      <w:r>
-        <w:t>Evidence for your project</w:t>
+        <w:pStyle w:val="Heading2"/>
+      </w:pPr>
+      <w:r>
+        <w:t>Evidence and limitations</w:t>
       </w:r>
     </w:p>
     <w:p>
@@ -2380,15 +3485,88 @@
     </w:p>
     <w:p>
       <w:pPr>
+        <w:pStyle w:val="Heading2"/>
+      </w:pPr>
+      <w:r>
+        <w:t>Earlier wording, alternatives and picture transcripts · reference / check after trying</w:t>
+      </w:r>
+    </w:p>
+    <w:p>
+      <w:pPr>
+        <w:pStyle w:val="Heading3"/>
+      </w:pPr>
+      <w:r>
+        <w:t>Evidence for your project</w:t>
+      </w:r>
+    </w:p>
+    <w:p>
+      <w:pPr>
         <w:pStyle w:val="Heading1"/>
       </w:pPr>
       <w:r>
-        <w:t>12. Show what you know</w:t>
-      </w:r>
-    </w:p>
-    <w:p>
-      <w:r>
-        <w:t>Use a genuinely new case for independent evidence. Previously discussed examples remain practice; use the separately named independent case before feedback.</w:t>
+        <w:t>16. Retrieve the mechanism and state the evidence boundary</w:t>
+      </w:r>
+    </w:p>
+    <w:p>
+      <w:r>
+        <w:t>Explain what follows and what would require new evidence.</w:t>
+      </w:r>
+    </w:p>
+    <w:p>
+      <w:pPr>
+        <w:pStyle w:val="Heading2"/>
+      </w:pPr>
+      <w:r>
+        <w:t>Retrieve and explain</w:t>
+      </w:r>
+    </w:p>
+    <w:p>
+      <w:pPr>
+        <w:pStyle w:val="ListBullet"/>
+      </w:pPr>
+      <w:r>
+        <w:t>Close your notes. Explain this goal in your own words: Explain the mechanism and terminology of independent reproduction check</w:t>
+      </w:r>
+    </w:p>
+    <w:p>
+      <w:pPr>
+        <w:pStyle w:val="Heading3"/>
+      </w:pPr>
+      <w:r>
+        <w:t>My deciding step, evidence and one remaining question</w:t>
+      </w:r>
+    </w:p>
+    <w:p>
+      <w:r>
+        <w:t>________________________________________________________________</w:t>
+      </w:r>
+    </w:p>
+    <w:p>
+      <w:r>
+        <w:t>________________________________________________________________</w:t>
+      </w:r>
+    </w:p>
+    <w:p>
+      <w:r>
+        <w:t>________________________________________________________________</w:t>
+      </w:r>
+    </w:p>
+    <w:p>
+      <w:r>
+        <w:t>________________________________________________________________</w:t>
+      </w:r>
+    </w:p>
+    <w:p>
+      <w:r>
+        <w:t>________________________________________________________________</w:t>
+      </w:r>
+    </w:p>
+    <w:p>
+      <w:pPr>
+        <w:pStyle w:val="Heading2"/>
+      </w:pPr>
+      <w:r>
+        <w:t>Plan a changed-case return</w:t>
       </w:r>
     </w:p>
     <w:p>
@@ -2399,62 +3577,31 @@
         <w:rPr>
           <w:b w:val="0"/>
         </w:rPr>
-        <w:t>Complete the supported workbook tasks before attempting W4 independently. Record any hints or help used. After feedback, use the teacher's fresh retry rather than copying the earlier answer.</w:t>
-      </w:r>
-    </w:p>
-    <w:p>
-      <w:pPr>
-        <w:spacing w:line="336" w:lineRule="auto" w:after="180"/>
-      </w:pPr>
+        <w:t xml:space="preserve">If you are unsure, return to the worked picture and explain one arrow. If you are ready, change an </w:t>
+      </w:r>
+      <w:r>
+        <w:rPr>
+          <w:b/>
+        </w:rPr>
+        <w:t>input</w:t>
+      </w:r>
       <w:r>
         <w:rPr>
           <w:b w:val="0"/>
         </w:rPr>
-        <w:t>For a project, select a relevant new case, predict the outcome from the declared rule and preserve the result alongside any revision.</w:t>
-      </w:r>
-    </w:p>
-    <w:p>
-      <w:pPr>
-        <w:pStyle w:val="Heading3"/>
-      </w:pPr>
-      <w:r>
-        <w:t>Exit: propose one revealing change to the worked scenario. State the expected outcome and the evidence that would make you revise your explanation.</w:t>
-      </w:r>
-    </w:p>
-    <w:p>
-      <w:r>
-        <w:t>________________________________________________________________</w:t>
-      </w:r>
-    </w:p>
-    <w:p>
-      <w:r>
-        <w:t>________________________________________________________________</w:t>
-      </w:r>
-    </w:p>
-    <w:p>
-      <w:r>
-        <w:t>________________________________________________________________</w:t>
-      </w:r>
-    </w:p>
-    <w:p>
-      <w:r>
-        <w:t>________________________________________________________________</w:t>
-      </w:r>
-    </w:p>
-    <w:p>
-      <w:r>
-        <w:t>________________________________________________________________</w:t>
-      </w:r>
-    </w:p>
-    <w:p>
-      <w:pPr>
-        <w:spacing w:line="336" w:lineRule="auto" w:after="180"/>
-      </w:pPr>
+        <w:t xml:space="preserve"> or assumption and justify your </w:t>
+      </w:r>
+      <w:r>
+        <w:rPr>
+          <w:b/>
+        </w:rPr>
+        <w:t>prediction</w:t>
+      </w:r>
       <w:r>
         <w:rPr>
           <w:b w:val="0"/>
         </w:rPr>
-        <w:t>For the worked scenario, propose one additional case that could reveal a failure, describe its expected outcome before running it, and explain what would need to remain fixed for a fair comparison.</w:t>
+        <w:t>.</w:t>
       </w:r>
     </w:p>
     <w:p>
@@ -2465,14 +3612,336 @@
         <w:rPr>
           <w:b w:val="0"/>
         </w:rPr>
-        <w:t>Do not reuse W4 as a new final test after receiving feedback.</w:t>
-      </w:r>
-    </w:p>
+        <w:t xml:space="preserve">Save your workbook </w:t>
+      </w:r>
+      <w:r>
+        <w:rPr>
+          <w:b/>
+        </w:rPr>
+        <w:t>evidence</w:t>
+      </w:r>
+      <w:r>
+        <w:rPr>
+          <w:b w:val="0"/>
+        </w:rPr>
+        <w:t>. At the next review, try a different case before opening your old answer.</w:t>
+      </w:r>
+    </w:p>
+    <w:p>
+      <w:pPr>
+        <w:pStyle w:val="Heading1"/>
+      </w:pPr>
+      <w:r>
+        <w:t>Reference bank and extra practice</w:t>
+      </w:r>
+    </w:p>
+    <w:p>
+      <w:pPr>
+        <w:pStyle w:val="Heading1"/>
+      </w:pPr>
+      <w:r>
+        <w:t>05. Reference · Use research vocabulary precisely</w:t>
+      </w:r>
+    </w:p>
+    <w:p>
+      <w:r>
+        <w:t>Connect each term to the question, comparison, measurement or evidence.</w:t>
+      </w:r>
+    </w:p>
+    <w:p>
+      <w:pPr>
+        <w:pStyle w:val="Heading2"/>
+      </w:pPr>
+      <w:r>
+        <w:t>Vocabulary and your explanation</w:t>
+      </w:r>
+    </w:p>
+    <w:tbl>
+      <w:tblPr>
+        <w:tblStyle w:val="LightShading-Accent1"/>
+        <w:tblW w:type="auto" w:w="0"/>
+        <w:tblLook w:firstColumn="1" w:firstRow="1" w:lastColumn="0" w:lastRow="0" w:noHBand="0" w:noVBand="1" w:val="04A0"/>
+      </w:tblPr>
+      <w:tblGrid>
+        <w:gridCol w:w="5112"/>
+        <w:gridCol w:w="5112"/>
+      </w:tblGrid>
+      <w:tr>
+        <w:trPr>
+          <w:tblHeader/>
+        </w:trPr>
+        <w:tc>
+          <w:tcPr>
+            <w:tcW w:type="dxa" w:w="5112"/>
+          </w:tcPr>
+          <w:p>
+            <w:r>
+              <w:t>Word</w:t>
+            </w:r>
+          </w:p>
+        </w:tc>
+        <w:tc>
+          <w:tcPr>
+            <w:tcW w:type="dxa" w:w="5112"/>
+          </w:tcPr>
+          <w:p>
+            <w:r>
+              <w:t>Meaning</w:t>
+            </w:r>
+          </w:p>
+        </w:tc>
+      </w:tr>
+      <w:tr>
+        <w:tc>
+          <w:tcPr>
+            <w:tcW w:type="dxa" w:w="5112"/>
+          </w:tcPr>
+          <w:p>
+            <w:r>
+              <w:t>Independent operator</w:t>
+            </w:r>
+          </w:p>
+        </w:tc>
+        <w:tc>
+          <w:tcPr>
+            <w:tcW w:type="dxa" w:w="5112"/>
+          </w:tcPr>
+          <w:p>
+            <w:r>
+              <w:t>A person executing from the supplied record</w:t>
+            </w:r>
+          </w:p>
+        </w:tc>
+      </w:tr>
+      <w:tr>
+        <w:tc>
+          <w:tcPr>
+            <w:tcW w:type="dxa" w:w="5112"/>
+          </w:tcPr>
+          <w:p>
+            <w:r>
+              <w:t>Reproduction discrepancy</w:t>
+            </w:r>
+          </w:p>
+        </w:tc>
+        <w:tc>
+          <w:tcPr>
+            <w:tcW w:type="dxa" w:w="5112"/>
+          </w:tcPr>
+          <w:p>
+            <w:r>
+              <w:t>A mismatch needing documented investigation</w:t>
+            </w:r>
+          </w:p>
+        </w:tc>
+      </w:tr>
+      <w:tr>
+        <w:tc>
+          <w:tcPr>
+            <w:tcW w:type="dxa" w:w="5112"/>
+          </w:tcPr>
+          <w:p>
+            <w:r>
+              <w:t>Artifact manifest</w:t>
+            </w:r>
+          </w:p>
+        </w:tc>
+        <w:tc>
+          <w:tcPr>
+            <w:tcW w:type="dxa" w:w="5112"/>
+          </w:tcPr>
+          <w:p>
+            <w:r>
+              <w:t>A versioned inventory for the reported computation</w:t>
+            </w:r>
+          </w:p>
+        </w:tc>
+      </w:tr>
+    </w:tbl>
     <w:p>
       <w:pPr>
         <w:pStyle w:val="Heading3"/>
       </w:pPr>
       <w:r>
+        <w:t>Use two terms to explain a step in this week’s example.</w:t>
+      </w:r>
+    </w:p>
+    <w:p>
+      <w:r>
+        <w:t>________________________________________________________________</w:t>
+      </w:r>
+    </w:p>
+    <w:p>
+      <w:r>
+        <w:t>________________________________________________________________</w:t>
+      </w:r>
+    </w:p>
+    <w:p>
+      <w:r>
+        <w:t>________________________________________________________________</w:t>
+      </w:r>
+    </w:p>
+    <w:p>
+      <w:pPr>
+        <w:pStyle w:val="Heading1"/>
+      </w:pPr>
+      <w:r>
+        <w:t>10. Extra challenge · Explain a stronger case</w:t>
+      </w:r>
+    </w:p>
+    <w:p>
+      <w:r>
+        <w:t>Choose the next challenge after the main route.</w:t>
+      </w:r>
+    </w:p>
+    <w:p>
+      <w:pPr>
+        <w:pStyle w:val="Heading2"/>
+      </w:pPr>
+      <w:r>
+        <w:t>Explain,repair and extend</w:t>
+      </w:r>
+    </w:p>
+    <w:p>
+      <w:pPr>
+        <w:pStyle w:val="Heading3"/>
+      </w:pPr>
+      <w:r>
+        <w:t>Explain → apply → challenge</w:t>
+      </w:r>
+    </w:p>
+    <w:p>
+      <w:pPr>
+        <w:pStyle w:val="ListBullet"/>
+      </w:pPr>
+      <w:r>
+        <w:t>Explain the weekly mechanism in your own words. Use the worked scenario to name its input, decision rule and output.</w:t>
+      </w:r>
+    </w:p>
+    <w:p>
+      <w:pPr>
+        <w:pStyle w:val="ListBullet"/>
+      </w:pPr>
+      <w:r>
+        <w:t>A report omits this qualification: A successful reproduction repeats the original evidence and may preserve its original design limitations. Explain how omitting it could change a reader's interpretation, and write an accurate replacement.</w:t>
+      </w:r>
+    </w:p>
+    <w:p>
+      <w:pPr>
+        <w:pStyle w:val="ListBullet"/>
+      </w:pPr>
+      <w:r>
+        <w:t>For the worked scenario, propose one additional case that could reveal a failure, describe its expected outcome before running it, and explain what would need to remain fixed for a fair comparison. Do not reuse W4 as a new final test after receiving feedback.</w:t>
+      </w:r>
+    </w:p>
+    <w:p>
+      <w:pPr>
+        <w:pStyle w:val="Heading3"/>
+      </w:pPr>
+      <w:r>
+        <w:t>Explain which evidence supports your conclusion and which claim remains unproved.</w:t>
+      </w:r>
+    </w:p>
+    <w:p>
+      <w:r>
+        <w:t>________________________________________________________________</w:t>
+      </w:r>
+    </w:p>
+    <w:p>
+      <w:r>
+        <w:t>________________________________________________________________</w:t>
+      </w:r>
+    </w:p>
+    <w:p>
+      <w:r>
+        <w:t>________________________________________________________________</w:t>
+      </w:r>
+    </w:p>
+    <w:p>
+      <w:r>
+        <w:t>________________________________________________________________</w:t>
+      </w:r>
+    </w:p>
+    <w:p>
+      <w:r>
+        <w:t>________________________________________________________________</w:t>
+      </w:r>
+    </w:p>
+    <w:p>
+      <w:pPr>
+        <w:pStyle w:val="Heading1"/>
+      </w:pPr>
+      <w:r>
+        <w:t>12. Reference · Check the research reasoning and its limits</w:t>
+      </w:r>
+    </w:p>
+    <w:p>
+      <w:r>
+        <w:t>Use after practice; reserve the selected independent case for its first attempt.</w:t>
+      </w:r>
+    </w:p>
+    <w:p>
+      <w:pPr>
+        <w:pStyle w:val="Heading2"/>
+      </w:pPr>
+      <w:r>
+        <w:t>Current explanation and response</w:t>
+      </w:r>
+    </w:p>
+    <w:p>
+      <w:pPr>
+        <w:pStyle w:val="ListBullet"/>
+      </w:pPr>
+      <w:r>
+        <w:t>Complete the supported workbook tasks before attempting W4 independently. Record any hints or help used. After feedback, use the teacher's fresh retry rather than copying the earlier answer. For a project, select a relevant new case, predict the outcome from the declared rule and preserve the result alongside any revision.</w:t>
+      </w:r>
+    </w:p>
+    <w:p>
+      <w:pPr>
+        <w:pStyle w:val="Heading3"/>
+      </w:pPr>
+      <w:r>
+        <w:t>Exit: propose one revealing change to the worked scenario. State the expected outcome and the evidence that would make you revise your explanation.</w:t>
+      </w:r>
+    </w:p>
+    <w:p>
+      <w:r>
+        <w:t>________________________________________________________________</w:t>
+      </w:r>
+    </w:p>
+    <w:p>
+      <w:r>
+        <w:t>________________________________________________________________</w:t>
+      </w:r>
+    </w:p>
+    <w:p>
+      <w:r>
+        <w:t>________________________________________________________________</w:t>
+      </w:r>
+    </w:p>
+    <w:p>
+      <w:r>
+        <w:t>________________________________________________________________</w:t>
+      </w:r>
+    </w:p>
+    <w:p>
+      <w:r>
+        <w:t>________________________________________________________________</w:t>
+      </w:r>
+    </w:p>
+    <w:p>
+      <w:pPr>
+        <w:pStyle w:val="ListBullet"/>
+      </w:pPr>
+      <w:r>
+        <w:t>For the worked scenario, propose one additional case that could reveal a failure, describe its expected outcome before running it, and explain what would need to remain fixed for a fair comparison. Do not reuse W4 as a new final test after receiving feedback.</w:t>
+      </w:r>
+    </w:p>
+    <w:p>
+      <w:pPr>
+        <w:pStyle w:val="Heading3"/>
+      </w:pPr>
+      <w:r>
         <w:t>My limited claim and a useful next check</w:t>
       </w:r>
     </w:p>
@@ -2501,12 +3970,20 @@
         <w:pStyle w:val="Heading1"/>
       </w:pPr>
       <w:r>
-        <w:t>13. Study a complete case</w:t>
-      </w:r>
-    </w:p>
-    <w:p>
-      <w:r>
-        <w:t>Revisit the complete Independent reproduction check case for supported practice. Repeated examples do not become fresh assessments.</w:t>
+        <w:t>13. Extra practice · Revisit the complete trace</w:t>
+      </w:r>
+    </w:p>
+    <w:p>
+      <w:r>
+        <w:t>Predict before reading the supplied steps.</w:t>
+      </w:r>
+    </w:p>
+    <w:p>
+      <w:pPr>
+        <w:pStyle w:val="Heading2"/>
+      </w:pPr>
+      <w:r>
+        <w:t>Complete trace and evidence</w:t>
       </w:r>
     </w:p>
     <w:p>
@@ -2675,206 +4152,20 @@
         <w:pStyle w:val="Heading1"/>
       </w:pPr>
       <w:r>
-        <w:t>14. Try a new case independently</w:t>
-      </w:r>
-    </w:p>
-    <w:p>
-      <w:r>
-        <w:t>Attempt the reserved new case before feedback. Record support; the earlier examples below remain additional practice.</w:t>
-      </w:r>
-    </w:p>
-    <w:p>
-      <w:pPr>
-        <w:pStyle w:val="Heading3"/>
-      </w:pPr>
-      <w:r>
-        <w:t>Independent case: Apply a new case independently</w:t>
-      </w:r>
-    </w:p>
-    <w:p>
-      <w:pPr>
-        <w:spacing w:line="336" w:lineRule="auto" w:after="180"/>
-      </w:pPr>
-      <w:r>
-        <w:rPr>
-          <w:b w:val="0"/>
-        </w:rPr>
-        <w:t>Reproducer uses different validation split because no split IDs were provided. Diagnose.</w:t>
-      </w:r>
-    </w:p>
-    <w:p>
-      <w:pPr>
-        <w:pStyle w:val="Heading3"/>
-      </w:pPr>
-      <w:r>
-        <w:t>My independent explanation, trace and limits</w:t>
-      </w:r>
-    </w:p>
-    <w:p>
-      <w:r>
-        <w:t>________________________________________________________________</w:t>
-      </w:r>
-    </w:p>
-    <w:p>
-      <w:r>
-        <w:t>________________________________________________________________</w:t>
-      </w:r>
-    </w:p>
-    <w:p>
-      <w:r>
-        <w:t>________________________________________________________________</w:t>
-      </w:r>
-    </w:p>
-    <w:p>
-      <w:r>
-        <w:t>________________________________________________________________</w:t>
-      </w:r>
-    </w:p>
-    <w:p>
-      <w:r>
-        <w:t>________________________________________________________________</w:t>
-      </w:r>
-    </w:p>
-    <w:p>
-      <w:r>
-        <w:t>________________________________________________________________</w:t>
-      </w:r>
-    </w:p>
-    <w:p>
-      <w:r>
-        <w:t>________________________________________________________________</w:t>
-      </w:r>
-    </w:p>
-    <w:p>
-      <w:pPr>
-        <w:spacing w:line="336" w:lineRule="auto" w:after="180"/>
-      </w:pPr>
-      <w:r>
-        <w:rPr>
-          <w:b w:val="0"/>
-        </w:rPr>
-        <w:t>Attempt this case before feedback. Record any help. Earlier examples below are further practice; a case already practised with feedback cannot establish fresh transfer.</w:t>
-      </w:r>
-    </w:p>
-    <w:p>
-      <w:pPr>
-        <w:pStyle w:val="Heading3"/>
-      </w:pPr>
-      <w:r>
-        <w:t>Attempt this without hints</w:t>
-      </w:r>
-    </w:p>
-    <w:p>
-      <w:pPr>
-        <w:spacing w:line="336" w:lineRule="auto" w:after="180"/>
-      </w:pPr>
-      <w:r>
-        <w:rPr>
-          <w:b w:val="0"/>
-        </w:rPr>
-        <w:t>Reproducer uses different validation split because no split IDs were provided. Diagnose.</w:t>
-      </w:r>
-    </w:p>
-    <w:p>
-      <w:pPr>
-        <w:pStyle w:val="Heading3"/>
-      </w:pPr>
-      <w:r>
-        <w:t>My independent procedure, result and limitation</w:t>
-      </w:r>
-    </w:p>
-    <w:p>
-      <w:r>
-        <w:t>________________________________________________________________</w:t>
-      </w:r>
-    </w:p>
-    <w:p>
-      <w:r>
-        <w:t>________________________________________________________________</w:t>
-      </w:r>
-    </w:p>
-    <w:p>
-      <w:r>
-        <w:t>________________________________________________________________</w:t>
-      </w:r>
-    </w:p>
-    <w:p>
-      <w:r>
-        <w:t>________________________________________________________________</w:t>
-      </w:r>
-    </w:p>
-    <w:p>
-      <w:r>
-        <w:t>________________________________________________________________</w:t>
-      </w:r>
-    </w:p>
-    <w:p>
-      <w:r>
-        <w:t>________________________________________________________________</w:t>
-      </w:r>
-    </w:p>
-    <w:p>
-      <w:r>
-        <w:t>________________________________________________________________</w:t>
-      </w:r>
-    </w:p>
-    <w:p>
-      <w:r>
-        <w:t>________________________________________________________________</w:t>
-      </w:r>
-    </w:p>
-    <w:p>
-      <w:pPr>
-        <w:spacing w:line="336" w:lineRule="auto" w:after="180"/>
-      </w:pPr>
-      <w:r>
-        <w:rPr>
-          <w:b w:val="0"/>
-        </w:rPr>
-        <w:t>Record support used: none, hint or teacher explanation. After feedback, a different case is needed to demonstrate independence.</w:t>
-      </w:r>
-    </w:p>
-    <w:p>
-      <w:pPr>
-        <w:pStyle w:val="Heading3"/>
-      </w:pPr>
-      <w:r>
-        <w:t>Use feedback to improve</w:t>
-      </w:r>
-    </w:p>
-    <w:p>
-      <w:pPr>
-        <w:spacing w:line="336" w:lineRule="auto" w:after="180"/>
-      </w:pPr>
-      <w:r>
-        <w:rPr>
-          <w:b w:val="0"/>
-        </w:rPr>
-        <w:t>Attempt the independent case before hints. Record whether you worked alone, used a hint or followed a model. After feedback, fix the first unsupported step and explain why it changed.</w:t>
-      </w:r>
-    </w:p>
-    <w:p>
-      <w:pPr>
-        <w:spacing w:line="336" w:lineRule="auto" w:after="180"/>
-      </w:pPr>
-      <w:r>
-        <w:rPr>
-          <w:b w:val="0"/>
-        </w:rPr>
-        <w:t>A later check uses a changed case, not a copied answer.</w:t>
-      </w:r>
-    </w:p>
-    <w:p>
-      <w:pPr>
-        <w:pStyle w:val="Heading1"/>
-      </w:pPr>
-      <w:r>
-        <w:t>15. Your lesson route</w:t>
-      </w:r>
-    </w:p>
-    <w:p>
-      <w:r>
-        <w:t>Use this map to navigate Independent reproduction check, connect the goals to tasks and keep one evidence record for each attempt.</w:t>
+        <w:t>15. Reference · The earlier route checklist</w:t>
+      </w:r>
+    </w:p>
+    <w:p>
+      <w:r>
+        <w:t>Use one main route rather than repeating the lesson.</w:t>
+      </w:r>
+    </w:p>
+    <w:p>
+      <w:pPr>
+        <w:pStyle w:val="Heading2"/>
+      </w:pPr>
+      <w:r>
+        <w:t>Targets,route and first prediction</w:t>
       </w:r>
     </w:p>
     <w:p>
@@ -3053,12 +4344,117 @@
         <w:pStyle w:val="Heading1"/>
       </w:pPr>
       <w:r>
-        <w:t>16. Finish and return</w:t>
-      </w:r>
-    </w:p>
-    <w:p>
-      <w:r>
-        <w:t>Explain Independent reproduction check without notes, identify a remaining question and plan a later check with a changed case.</w:t>
+        <w:t>17. Extra practice · Predict,check and repair</w:t>
+      </w:r>
+    </w:p>
+    <w:p>
+      <w:r>
+        <w:t>Keep supported feedback separate from the independent case.</w:t>
+      </w:r>
+    </w:p>
+    <w:p>
+      <w:pPr>
+        <w:pStyle w:val="Heading2"/>
+      </w:pPr>
+      <w:r>
+        <w:t>First supported question and optional hint</w:t>
+      </w:r>
+    </w:p>
+    <w:p>
+      <w:pPr>
+        <w:pStyle w:val="ListBullet"/>
+      </w:pPr>
+      <w:r>
+        <w:t>An independent rerun with a disagreement. A second team follows the saved protocol on the same fixed data and obtains a different score.</w:t>
+      </w:r>
+    </w:p>
+    <w:p>
+      <w:pPr>
+        <w:pStyle w:val="Heading3"/>
+      </w:pPr>
+      <w:r>
+        <w:t>Practice 1: explain the deciding evidence</w:t>
+      </w:r>
+    </w:p>
+    <w:p>
+      <w:pPr>
+        <w:pStyle w:val="ListBullet"/>
+      </w:pPr>
+      <w:r>
+        <w:t>Which labelled step matches this detail? Inspect Q3’s saved answer and rule; document whichever scoring decision is justified.</w:t>
+      </w:r>
+    </w:p>
+    <w:p>
+      <w:pPr>
+        <w:pStyle w:val="ListBullet"/>
+      </w:pPr>
+      <w:r>
+        <w:t>1. Resolve by the rubric</w:t>
+      </w:r>
+    </w:p>
+    <w:p>
+      <w:pPr>
+        <w:pStyle w:val="ListBullet"/>
+      </w:pPr>
+      <w:r>
+        <w:t>2. Compare exact artefacts</w:t>
+      </w:r>
+    </w:p>
+    <w:p>
+      <w:pPr>
+        <w:pStyle w:val="ListBullet"/>
+      </w:pPr>
+      <w:r>
+        <w:t>3. Locate disagreement</w:t>
+      </w:r>
+    </w:p>
+    <w:p>
+      <w:pPr>
+        <w:pStyle w:val="Heading3"/>
+      </w:pPr>
+      <w:r>
+        <w:t>My selected conclusion, deciding fact and explanation</w:t>
+      </w:r>
+    </w:p>
+    <w:p>
+      <w:r>
+        <w:t>________________________________________________________________</w:t>
+      </w:r>
+    </w:p>
+    <w:p>
+      <w:r>
+        <w:t>________________________________________________________________</w:t>
+      </w:r>
+    </w:p>
+    <w:p>
+      <w:r>
+        <w:t>________________________________________________________________</w:t>
+      </w:r>
+    </w:p>
+    <w:p>
+      <w:r>
+        <w:t>________________________________________________________________</w:t>
+      </w:r>
+    </w:p>
+    <w:p>
+      <w:r>
+        <w:t>________________________________________________________________</w:t>
+      </w:r>
+    </w:p>
+    <w:p>
+      <w:pPr>
+        <w:pStyle w:val="ListBullet"/>
+      </w:pPr>
+      <w:r>
+        <w:t>Hint if needed: Read the steps in the pictorial case. Match the supplied detail to the stage that performs or records it.</w:t>
+      </w:r>
+    </w:p>
+    <w:p>
+      <w:pPr>
+        <w:pStyle w:val="Heading2"/>
+      </w:pPr>
+      <w:r>
+        <w:t>Check after the first attempt · reference / check after trying</w:t>
       </w:r>
     </w:p>
     <w:p>
@@ -3069,7 +4465,145 @@
         <w:rPr>
           <w:b w:val="0"/>
         </w:rPr>
-        <w:t xml:space="preserve">Close your notes. Explain this goal in your own words: Explain the </w:t>
+        <w:t>After your attempt, compare with the supported explanation: Resolve by the rubric Inspect Q3’s saved answer and rule; document whichever scoring decision is justified.</w:t>
+      </w:r>
+    </w:p>
+    <w:p>
+      <w:pPr>
+        <w:spacing w:line="336" w:lineRule="auto" w:after="180"/>
+      </w:pPr>
+      <w:r>
+        <w:rPr>
+          <w:b w:val="0"/>
+        </w:rPr>
+        <w:t>An independent reproduction check can uncover interpretation or implementation differences. Do not average incompatible scores or simply choose the higher one.</w:t>
+      </w:r>
+    </w:p>
+    <w:p>
+      <w:pPr>
+        <w:pStyle w:val="Heading2"/>
+      </w:pPr>
+      <w:r>
+        <w:t>Changed-case question and optional hint</w:t>
+      </w:r>
+    </w:p>
+    <w:p>
+      <w:pPr>
+        <w:pStyle w:val="Heading3"/>
+      </w:pPr>
+      <w:r>
+        <w:t>Practice 2: explain the deciding evidence</w:t>
+      </w:r>
+    </w:p>
+    <w:p>
+      <w:pPr>
+        <w:pStyle w:val="ListBullet"/>
+      </w:pPr>
+      <w:r>
+        <w:t>Changed-case practice: Q3’s saved file is missing from the archive. Which conclusion is supported by the supplied facts?</w:t>
+      </w:r>
+    </w:p>
+    <w:p>
+      <w:pPr>
+        <w:pStyle w:val="ListBullet"/>
+      </w:pPr>
+      <w:r>
+        <w:t>1. We can decide the result without examining the changed input or the procedure.</w:t>
+      </w:r>
+    </w:p>
+    <w:p>
+      <w:pPr>
+        <w:pStyle w:val="ListBullet"/>
+      </w:pPr>
+      <w:r>
+        <w:t>2. Mark exact reproduction incomplete until the required artefact is recovered or the limitation disclosed.</w:t>
+      </w:r>
+    </w:p>
+    <w:p>
+      <w:pPr>
+        <w:pStyle w:val="ListBullet"/>
+      </w:pPr>
+      <w:r>
+        <w:t>3. This one example guarantees correct results for every future input.</w:t>
+      </w:r>
+    </w:p>
+    <w:p>
+      <w:pPr>
+        <w:pStyle w:val="Heading3"/>
+      </w:pPr>
+      <w:r>
+        <w:t>My selected conclusion, deciding fact and explanation</w:t>
+      </w:r>
+    </w:p>
+    <w:p>
+      <w:r>
+        <w:t>________________________________________________________________</w:t>
+      </w:r>
+    </w:p>
+    <w:p>
+      <w:r>
+        <w:t>________________________________________________________________</w:t>
+      </w:r>
+    </w:p>
+    <w:p>
+      <w:r>
+        <w:t>________________________________________________________________</w:t>
+      </w:r>
+    </w:p>
+    <w:p>
+      <w:r>
+        <w:t>________________________________________________________________</w:t>
+      </w:r>
+    </w:p>
+    <w:p>
+      <w:r>
+        <w:t>________________________________________________________________</w:t>
+      </w:r>
+    </w:p>
+    <w:p>
+      <w:pPr>
+        <w:pStyle w:val="ListBullet"/>
+      </w:pPr>
+      <w:r>
+        <w:t>Hint if needed: Use the changed condition and the deciding step in the pictorial trace. The answer must say what follows from those facts.</w:t>
+      </w:r>
+    </w:p>
+    <w:p>
+      <w:pPr>
+        <w:pStyle w:val="Heading2"/>
+      </w:pPr>
+      <w:r>
+        <w:t>Check after the changed attempt · reference / check after trying</w:t>
+      </w:r>
+    </w:p>
+    <w:p>
+      <w:pPr>
+        <w:spacing w:line="336" w:lineRule="auto" w:after="180"/>
+      </w:pPr>
+      <w:r>
+        <w:rPr>
+          <w:b w:val="0"/>
+        </w:rPr>
+        <w:t>After your attempt, compare with the supported explanation: Mark exact reproduction incomplete until the required artefact is recovered or the limitation disclosed. A missing record prevents checking the contested decision.</w:t>
+      </w:r>
+    </w:p>
+    <w:p>
+      <w:pPr>
+        <w:pStyle w:val="Heading2"/>
+      </w:pPr>
+      <w:r>
+        <w:t>Repair and retain the record</w:t>
+      </w:r>
+    </w:p>
+    <w:p>
+      <w:pPr>
+        <w:spacing w:line="336" w:lineRule="auto" w:after="180"/>
+      </w:pPr>
+      <w:r>
+        <w:rPr>
+          <w:b w:val="0"/>
+        </w:rPr>
+        <w:t xml:space="preserve">Review Peer review and response (ai-7/32). Goal: Explain the </w:t>
       </w:r>
       <w:r>
         <w:rPr>
@@ -3081,40 +4615,7 @@
         <w:rPr>
           <w:b w:val="0"/>
         </w:rPr>
-        <w:t xml:space="preserve"> and terminology of independent reproduction check</w:t>
-      </w:r>
-    </w:p>
-    <w:p>
-      <w:pPr>
-        <w:pStyle w:val="Heading3"/>
-      </w:pPr>
-      <w:r>
-        <w:t>My deciding step, evidence and one remaining question</w:t>
-      </w:r>
-    </w:p>
-    <w:p>
-      <w:r>
-        <w:t>________________________________________________________________</w:t>
-      </w:r>
-    </w:p>
-    <w:p>
-      <w:r>
-        <w:t>________________________________________________________________</w:t>
-      </w:r>
-    </w:p>
-    <w:p>
-      <w:r>
-        <w:t>________________________________________________________________</w:t>
-      </w:r>
-    </w:p>
-    <w:p>
-      <w:r>
-        <w:t>________________________________________________________________</w:t>
-      </w:r>
-    </w:p>
-    <w:p>
-      <w:r>
-        <w:t>________________________________________________________________</w:t>
+        <w:t xml:space="preserve"> and terminology of peer review and response. Short practice: Count photos and underlying plants in the reviewer’s concern.</w:t>
       </w:r>
     </w:p>
     <w:p>
@@ -3125,31 +4626,64 @@
         <w:rPr>
           <w:b w:val="0"/>
         </w:rPr>
-        <w:t xml:space="preserve">If you are unsure, return to the worked picture and explain one arrow. If you are ready, change an </w:t>
+        <w:t>What analysis assumption needs revision, and why does changing only the word photos to plants fail to repair it?. Return to this week and explain what you changed.</w:t>
+      </w:r>
+    </w:p>
+    <w:p>
+      <w:pPr>
+        <w:spacing w:line="336" w:lineRule="auto" w:after="180"/>
+      </w:pPr>
+      <w:r>
+        <w:rPr>
+          <w:b w:val="0"/>
+        </w:rPr>
+        <w:t xml:space="preserve">Review Writing the methods section (ai-7/30). Goal: Explain the </w:t>
       </w:r>
       <w:r>
         <w:rPr>
           <w:b/>
         </w:rPr>
-        <w:t>input</w:t>
+        <w:t>mechanism</w:t>
       </w:r>
       <w:r>
         <w:rPr>
           <w:b w:val="0"/>
         </w:rPr>
-        <w:t xml:space="preserve"> or assumption and justify your </w:t>
+        <w:t xml:space="preserve"> and terminology of writing the methods section. Short practice: Apply the inclusive four-character rule to oak, pine and willow.</w:t>
+      </w:r>
+    </w:p>
+    <w:p>
+      <w:pPr>
+        <w:spacing w:line="336" w:lineRule="auto" w:after="180"/>
+      </w:pPr>
+      <w:r>
+        <w:rPr>
+          <w:b w:val="0"/>
+        </w:rPr>
+        <w:t>Which label changes under greater-than-four, and what method detail allows another team to reproduce the distinction?. Return to this week and explain what you changed.</w:t>
+      </w:r>
+    </w:p>
+    <w:p>
+      <w:pPr>
+        <w:spacing w:line="336" w:lineRule="auto" w:after="180"/>
+      </w:pPr>
+      <w:r>
+        <w:rPr>
+          <w:b w:val="0"/>
+        </w:rPr>
+        <w:t xml:space="preserve">Review Robustness across conditions (ai-7/27). Goal: Explain the </w:t>
       </w:r>
       <w:r>
         <w:rPr>
           <w:b/>
         </w:rPr>
-        <w:t>prediction</w:t>
+        <w:t>mechanism</w:t>
       </w:r>
       <w:r>
         <w:rPr>
           <w:b w:val="0"/>
         </w:rPr>
-        <w:t>.</w:t>
+        <w:t xml:space="preserve"> and terminology of robustness across conditions. Short practice: Calculate indoor, outdoor and combined rates.</w:t>
       </w:r>
     </w:p>
     <w:p>
@@ -3160,7 +4694,18 @@
         <w:rPr>
           <w:b w:val="0"/>
         </w:rPr>
-        <w:t xml:space="preserve">Save your workbook </w:t>
+        <w:t>Which relevant weakness disappears from view when only the combined rate is reported?. Return to this week and explain what you changed.</w:t>
+      </w:r>
+    </w:p>
+    <w:p>
+      <w:pPr>
+        <w:spacing w:line="336" w:lineRule="auto" w:after="180"/>
+      </w:pPr>
+      <w:r>
+        <w:rPr>
+          <w:b w:val="0"/>
+        </w:rPr>
+        <w:t xml:space="preserve">Use Download completed work in the hosted lesson to export your answers, reflections, practice feedback and code-run </w:t>
       </w:r>
       <w:r>
         <w:rPr>
@@ -3172,20 +4717,26 @@
         <w:rPr>
           <w:b w:val="0"/>
         </w:rPr>
-        <w:t>. At the next review, try a different case before opening your old answer.</w:t>
-      </w:r>
-    </w:p>
-    <w:p>
-      <w:pPr>
-        <w:pStyle w:val="Heading1"/>
-      </w:pPr>
-      <w:r>
-        <w:t>17. Supported practice, repair and portfolio</w:t>
-      </w:r>
-    </w:p>
-    <w:p>
-      <w:r>
-        <w:t>Attempt supported questions before using hints or feedback. Review a missing building block, then keep the completed work.</w:t>
+        <w:t>. Open the HTML copy to read or print it.</w:t>
+      </w:r>
+    </w:p>
+    <w:p>
+      <w:pPr>
+        <w:spacing w:line="336" w:lineRule="auto" w:after="180"/>
+      </w:pPr>
+      <w:r>
+        <w:rPr>
+          <w:b w:val="0"/>
+        </w:rPr>
+        <w:t>Drafts stay in this browser when storage is available; clear drafts on a shared device.</w:t>
+      </w:r>
+    </w:p>
+    <w:p>
+      <w:pPr>
+        <w:pStyle w:val="Heading2"/>
+      </w:pPr>
+      <w:r>
+        <w:t>Earlier wording, alternatives and picture transcripts · reference / check after trying</w:t>
       </w:r>
     </w:p>
     <w:p>
@@ -3201,68 +4752,10 @@
     </w:p>
     <w:p>
       <w:pPr>
-        <w:spacing w:line="336" w:lineRule="auto" w:after="180"/>
-      </w:pPr>
-      <w:r>
-        <w:rPr>
-          <w:b w:val="0"/>
-        </w:rPr>
-        <w:t>An independent rerun with a disagreement. A second team follows the saved protocol on the same fixed data and obtains a different score.</w:t>
-      </w:r>
-    </w:p>
-    <w:p>
-      <w:pPr>
         <w:pStyle w:val="Heading3"/>
       </w:pPr>
       <w:r>
-        <w:t>Practice 1: explain the deciding evidence</w:t>
-      </w:r>
-    </w:p>
-    <w:p>
-      <w:pPr>
-        <w:spacing w:line="336" w:lineRule="auto" w:after="180"/>
-      </w:pPr>
-      <w:r>
-        <w:rPr>
-          <w:b w:val="0"/>
-        </w:rPr>
-        <w:t>Which labelled step matches this detail? Inspect Q3’s saved answer and rule; document whichever scoring decision is justified.</w:t>
-      </w:r>
-    </w:p>
-    <w:p>
-      <w:pPr>
-        <w:spacing w:line="336" w:lineRule="auto" w:after="180"/>
-        <w:shd w:fill="F4F9FC"/>
-      </w:pPr>
-      <w:r>
-        <w:rPr>
-          <w:b w:val="0"/>
-        </w:rPr>
-        <w:t>1. Resolve by the rubric</w:t>
-      </w:r>
-    </w:p>
-    <w:p>
-      <w:pPr>
-        <w:spacing w:line="336" w:lineRule="auto" w:after="180"/>
-        <w:shd w:fill="F4F9FC"/>
-      </w:pPr>
-      <w:r>
-        <w:rPr>
-          <w:b w:val="0"/>
-        </w:rPr>
-        <w:t>2. Compare exact artefacts</w:t>
-      </w:r>
-    </w:p>
-    <w:p>
-      <w:pPr>
-        <w:spacing w:line="336" w:lineRule="auto" w:after="180"/>
-        <w:shd w:fill="F4F9FC"/>
-      </w:pPr>
-      <w:r>
-        <w:rPr>
-          <w:b w:val="0"/>
-        </w:rPr>
-        <w:t>3. Locate disagreement</w:t>
+        <w:t>Repair a missing building block</w:t>
       </w:r>
     </w:p>
     <w:p>
@@ -3270,415 +4763,25 @@
         <w:pStyle w:val="Heading3"/>
       </w:pPr>
       <w:r>
-        <w:t>My selected conclusion, deciding fact and explanation</w:t>
-      </w:r>
-    </w:p>
-    <w:p>
-      <w:r>
-        <w:t>________________________________________________________________</w:t>
-      </w:r>
-    </w:p>
-    <w:p>
-      <w:r>
-        <w:t>________________________________________________________________</w:t>
-      </w:r>
-    </w:p>
-    <w:p>
-      <w:r>
-        <w:t>________________________________________________________________</w:t>
-      </w:r>
-    </w:p>
-    <w:p>
-      <w:r>
-        <w:t>________________________________________________________________</w:t>
-      </w:r>
-    </w:p>
-    <w:p>
-      <w:r>
-        <w:t>________________________________________________________________</w:t>
-      </w:r>
-    </w:p>
-    <w:p>
-      <w:pPr>
-        <w:pStyle w:val="Heading3"/>
-      </w:pPr>
-      <w:r>
-        <w:t>Hint · try first</w:t>
-      </w:r>
-    </w:p>
-    <w:p>
-      <w:pPr>
-        <w:spacing w:line="336" w:lineRule="auto" w:after="180"/>
-        <w:shd w:fill="F1F6F8"/>
-      </w:pPr>
-      <w:r>
-        <w:rPr>
-          <w:b w:val="0"/>
-        </w:rPr>
-        <w:t>Hint if needed: Read the steps in the pictorial case. Match the supplied detail to the stage that performs or records it.</w:t>
-      </w:r>
-    </w:p>
-    <w:p>
-      <w:pPr>
-        <w:pStyle w:val="Heading3"/>
-      </w:pPr>
-      <w:r>
-        <w:t>Feedback · compare after trying</w:t>
-      </w:r>
-    </w:p>
-    <w:p>
-      <w:pPr>
-        <w:spacing w:line="336" w:lineRule="auto" w:after="180"/>
-        <w:shd w:fill="F1F6FC"/>
-      </w:pPr>
-      <w:r>
-        <w:rPr>
-          <w:b w:val="0"/>
-        </w:rPr>
-        <w:t>After your attempt, compare with the supported explanation: Resolve by the rubric Inspect Q3’s saved answer and rule; document whichever scoring decision is justified.</w:t>
-      </w:r>
-    </w:p>
-    <w:p>
-      <w:pPr>
-        <w:spacing w:line="336" w:lineRule="auto" w:after="180"/>
-        <w:shd w:fill="F1F6FC"/>
-      </w:pPr>
-      <w:r>
-        <w:rPr>
-          <w:b w:val="0"/>
-        </w:rPr>
-        <w:t>An independent reproduction check can uncover interpretation or implementation differences. Do not average incompatible scores or simply choose the higher one.</w:t>
-      </w:r>
-    </w:p>
-    <w:p>
-      <w:pPr>
-        <w:pStyle w:val="Heading3"/>
-      </w:pPr>
-      <w:r>
-        <w:t>Practice 2: explain the deciding evidence</w:t>
-      </w:r>
-    </w:p>
-    <w:p>
-      <w:pPr>
-        <w:pStyle w:val="Heading3"/>
-      </w:pPr>
-      <w:r>
-        <w:t>Changed case · predict first</w:t>
-      </w:r>
-    </w:p>
-    <w:p>
-      <w:pPr>
-        <w:spacing w:line="336" w:lineRule="auto" w:after="180"/>
-        <w:shd w:fill="F5F1FB"/>
-      </w:pPr>
-      <w:r>
-        <w:rPr>
-          <w:b w:val="0"/>
-        </w:rPr>
-        <w:t>Changed-case practice: Q3’s saved file is missing from the archive. Which conclusion is supported by the supplied facts?</w:t>
-      </w:r>
-    </w:p>
-    <w:p>
-      <w:pPr>
-        <w:spacing w:line="336" w:lineRule="auto" w:after="180"/>
-        <w:shd w:fill="F4F9FC"/>
-      </w:pPr>
-      <w:r>
-        <w:rPr>
-          <w:b w:val="0"/>
-        </w:rPr>
-        <w:t xml:space="preserve">1. We can decide the result without examining the changed </w:t>
-      </w:r>
-      <w:r>
-        <w:rPr>
-          <w:b/>
-        </w:rPr>
-        <w:t>input</w:t>
-      </w:r>
-      <w:r>
-        <w:rPr>
-          <w:b w:val="0"/>
-        </w:rPr>
-        <w:t xml:space="preserve"> or the procedure.</w:t>
-      </w:r>
-    </w:p>
-    <w:p>
-      <w:pPr>
-        <w:spacing w:line="336" w:lineRule="auto" w:after="180"/>
-        <w:shd w:fill="F4F9FC"/>
-      </w:pPr>
-      <w:r>
-        <w:rPr>
-          <w:b w:val="0"/>
-        </w:rPr>
-        <w:t>2. Mark exact reproduction incomplete until the required artefact is recovered or the limitation disclosed.</w:t>
-      </w:r>
-    </w:p>
-    <w:p>
-      <w:pPr>
-        <w:spacing w:line="336" w:lineRule="auto" w:after="180"/>
-        <w:shd w:fill="F4F9FC"/>
-      </w:pPr>
-      <w:r>
-        <w:rPr>
-          <w:b w:val="0"/>
-        </w:rPr>
-        <w:t xml:space="preserve">3. This one example guarantees correct results for every future </w:t>
-      </w:r>
-      <w:r>
-        <w:rPr>
-          <w:b/>
-        </w:rPr>
-        <w:t>input</w:t>
-      </w:r>
-      <w:r>
-        <w:rPr>
-          <w:b w:val="0"/>
-        </w:rPr>
-        <w:t>.</w:t>
-      </w:r>
-    </w:p>
-    <w:p>
-      <w:pPr>
-        <w:pStyle w:val="Heading3"/>
-      </w:pPr>
-      <w:r>
-        <w:t>My selected conclusion, deciding fact and explanation</w:t>
-      </w:r>
-    </w:p>
-    <w:p>
-      <w:r>
-        <w:t>________________________________________________________________</w:t>
-      </w:r>
-    </w:p>
-    <w:p>
-      <w:r>
-        <w:t>________________________________________________________________</w:t>
-      </w:r>
-    </w:p>
-    <w:p>
-      <w:r>
-        <w:t>________________________________________________________________</w:t>
-      </w:r>
-    </w:p>
-    <w:p>
-      <w:r>
-        <w:t>________________________________________________________________</w:t>
-      </w:r>
-    </w:p>
-    <w:p>
-      <w:r>
-        <w:t>________________________________________________________________</w:t>
-      </w:r>
-    </w:p>
-    <w:p>
-      <w:pPr>
-        <w:pStyle w:val="Heading3"/>
-      </w:pPr>
-      <w:r>
-        <w:t>Hint · try first</w:t>
-      </w:r>
-    </w:p>
-    <w:p>
-      <w:pPr>
-        <w:spacing w:line="336" w:lineRule="auto" w:after="180"/>
-        <w:shd w:fill="F1F6F8"/>
-      </w:pPr>
-      <w:r>
-        <w:rPr>
-          <w:b w:val="0"/>
-        </w:rPr>
-        <w:t>Hint if needed: Use the changed condition and the deciding step in the pictorial trace. The answer must say what follows from those facts.</w:t>
-      </w:r>
-    </w:p>
-    <w:p>
-      <w:pPr>
-        <w:pStyle w:val="Heading3"/>
-      </w:pPr>
-      <w:r>
-        <w:t>Feedback · compare after trying</w:t>
-      </w:r>
-    </w:p>
-    <w:p>
-      <w:pPr>
-        <w:spacing w:line="336" w:lineRule="auto" w:after="180"/>
-        <w:shd w:fill="F1F6FC"/>
-      </w:pPr>
-      <w:r>
-        <w:rPr>
-          <w:b w:val="0"/>
-        </w:rPr>
-        <w:t>After your attempt, compare with the supported explanation: Mark exact reproduction incomplete until the required artefact is recovered or the limitation disclosed. A missing record prevents checking the contested decision.</w:t>
-      </w:r>
-    </w:p>
-    <w:p>
-      <w:pPr>
-        <w:pStyle w:val="Heading3"/>
-      </w:pPr>
-      <w:r>
-        <w:t>Repair a missing building block</w:t>
-      </w:r>
-    </w:p>
-    <w:p>
-      <w:pPr>
-        <w:spacing w:line="336" w:lineRule="auto" w:after="180"/>
-      </w:pPr>
-      <w:r>
-        <w:rPr>
-          <w:b w:val="0"/>
-        </w:rPr>
-        <w:t xml:space="preserve">Review Peer review and response (ai-7/32). Goal: Explain the </w:t>
-      </w:r>
-      <w:r>
-        <w:rPr>
-          <w:b/>
-        </w:rPr>
-        <w:t>mechanism</w:t>
-      </w:r>
-      <w:r>
-        <w:rPr>
-          <w:b w:val="0"/>
-        </w:rPr>
-        <w:t xml:space="preserve"> and terminology of peer review and response. Short practice: Count photos and underlying plants in the reviewer’s concern.</w:t>
-      </w:r>
-    </w:p>
-    <w:p>
-      <w:pPr>
-        <w:spacing w:line="336" w:lineRule="auto" w:after="180"/>
-      </w:pPr>
-      <w:r>
-        <w:rPr>
-          <w:b w:val="0"/>
-        </w:rPr>
-        <w:t>What analysis assumption needs revision, and why does changing only the word photos to plants fail to repair it?. Return to this week and explain what you changed.</w:t>
-      </w:r>
-    </w:p>
-    <w:p>
-      <w:pPr>
-        <w:spacing w:line="336" w:lineRule="auto" w:after="180"/>
-      </w:pPr>
-      <w:r>
-        <w:rPr>
-          <w:b w:val="0"/>
-        </w:rPr>
-        <w:t xml:space="preserve">Review Writing the methods section (ai-7/30). Goal: Explain the </w:t>
-      </w:r>
-      <w:r>
-        <w:rPr>
-          <w:b/>
-        </w:rPr>
-        <w:t>mechanism</w:t>
-      </w:r>
-      <w:r>
-        <w:rPr>
-          <w:b w:val="0"/>
-        </w:rPr>
-        <w:t xml:space="preserve"> and terminology of writing the methods section. Short practice: Apply the inclusive four-character rule to oak, pine and willow.</w:t>
-      </w:r>
-    </w:p>
-    <w:p>
-      <w:pPr>
-        <w:spacing w:line="336" w:lineRule="auto" w:after="180"/>
-      </w:pPr>
-      <w:r>
-        <w:rPr>
-          <w:b w:val="0"/>
-        </w:rPr>
-        <w:t>Which label changes under greater-than-four, and what method detail allows another team to reproduce the distinction?. Return to this week and explain what you changed.</w:t>
-      </w:r>
-    </w:p>
-    <w:p>
-      <w:pPr>
-        <w:spacing w:line="336" w:lineRule="auto" w:after="180"/>
-      </w:pPr>
-      <w:r>
-        <w:rPr>
-          <w:b w:val="0"/>
-        </w:rPr>
-        <w:t xml:space="preserve">Review Robustness across conditions (ai-7/27). Goal: Explain the </w:t>
-      </w:r>
-      <w:r>
-        <w:rPr>
-          <w:b/>
-        </w:rPr>
-        <w:t>mechanism</w:t>
-      </w:r>
-      <w:r>
-        <w:rPr>
-          <w:b w:val="0"/>
-        </w:rPr>
-        <w:t xml:space="preserve"> and terminology of robustness across conditions. Short practice: Calculate indoor, outdoor and combined rates.</w:t>
-      </w:r>
-    </w:p>
-    <w:p>
-      <w:pPr>
-        <w:spacing w:line="336" w:lineRule="auto" w:after="180"/>
-      </w:pPr>
-      <w:r>
-        <w:rPr>
-          <w:b w:val="0"/>
-        </w:rPr>
-        <w:t>Which relevant weakness disappears from view when only the combined rate is reported?. Return to this week and explain what you changed.</w:t>
-      </w:r>
-    </w:p>
-    <w:p>
-      <w:pPr>
-        <w:pStyle w:val="Heading3"/>
-      </w:pPr>
-      <w:r>
         <w:t>Keep your completed work</w:t>
       </w:r>
     </w:p>
     <w:p>
       <w:pPr>
-        <w:spacing w:line="336" w:lineRule="auto" w:after="180"/>
-      </w:pPr>
-      <w:r>
-        <w:rPr>
-          <w:b w:val="0"/>
-        </w:rPr>
-        <w:t xml:space="preserve">Use Download completed work in the hosted lesson to export your answers, reflections, practice feedback and code-run </w:t>
-      </w:r>
-      <w:r>
-        <w:rPr>
-          <w:b/>
-        </w:rPr>
-        <w:t>evidence</w:t>
-      </w:r>
-      <w:r>
-        <w:rPr>
-          <w:b w:val="0"/>
-        </w:rPr>
-        <w:t>. Open the HTML copy to read or print it.</w:t>
-      </w:r>
-    </w:p>
-    <w:p>
-      <w:pPr>
-        <w:spacing w:line="336" w:lineRule="auto" w:after="180"/>
-      </w:pPr>
-      <w:r>
-        <w:rPr>
-          <w:b w:val="0"/>
-        </w:rPr>
-        <w:t>Drafts stay in this browser when storage is available; clear drafts on a shared device.</w:t>
-      </w:r>
-    </w:p>
-    <w:p>
-      <w:pPr>
         <w:pStyle w:val="Heading1"/>
       </w:pPr>
       <w:r>
-        <w:t>18. Visual concept journey</w:t>
-      </w:r>
-    </w:p>
-    <w:p>
-      <w:r>
-        <w:t>Explain each Independent reproduction check graphic using its labels, deciding evidence and relevant limitation.</w:t>
-      </w:r>
-    </w:p>
-    <w:p>
-      <w:pPr>
-        <w:pStyle w:val="Heading3"/>
+        <w:t>18. Reference · Six-picture concept journey</w:t>
+      </w:r>
+    </w:p>
+    <w:p>
+      <w:r>
+        <w:t>Choose the picture that supports the current explanation.</w:t>
+      </w:r>
+    </w:p>
+    <w:p>
+      <w:pPr>
+        <w:pStyle w:val="Heading2"/>
       </w:pPr>
       <w:r>
         <w:t>01. Independent reproduction check: the case</w:t>
@@ -3689,7 +4792,7 @@
         <w:drawing>
           <wp:inline xmlns:a="http://schemas.openxmlformats.org/drawingml/2006/main" xmlns:pic="http://schemas.openxmlformats.org/drawingml/2006/picture">
             <wp:extent cx="5486400" cy="2834640"/>
-            <wp:docPr id="2" name="Picture 2" descr="An independent rerun with a disagreement. A second team follows the saved protocol on the same fixed data and obtains a different score. Supplied facts: Original correct count is 5/6. Rerun is 4/6. Case Q3 is the only scoring disagreement. No new model outputs are generated."/>
+            <wp:docPr id="5" name="Picture 5" descr="An independent rerun with a disagreement. A second team follows the saved protocol on the same fixed data and obtains a different score. Supplied facts: Original correct count is 5/6. Rerun is 4/6. Case Q3 is the only scoring disagreement. No new model outputs are generated."/>
             <wp:cNvGraphicFramePr>
               <a:graphicFrameLocks noChangeAspect="1"/>
             </wp:cNvGraphicFramePr>
@@ -3701,7 +4804,7 @@
                     <pic:cNvPicPr/>
                   </pic:nvPicPr>
                   <pic:blipFill>
-                    <a:blip r:embed="rId10"/>
+                    <a:blip r:embed="rId13"/>
                     <a:stretch>
                       <a:fillRect/>
                     </a:stretch>
@@ -3757,7 +4860,6 @@
     <w:p>
       <w:pPr>
         <w:spacing w:line="336" w:lineRule="auto" w:after="180"/>
-        <w:shd w:fill="F5F1FB"/>
       </w:pPr>
       <w:r>
         <w:rPr>
@@ -3768,7 +4870,7 @@
     </w:p>
     <w:p>
       <w:pPr>
-        <w:pStyle w:val="Heading3"/>
+        <w:pStyle w:val="Heading2"/>
       </w:pPr>
       <w:r>
         <w:t>02. Follow the deciding steps</w:t>
@@ -3779,7 +4881,7 @@
         <w:drawing>
           <wp:inline xmlns:a="http://schemas.openxmlformats.org/drawingml/2006/main" xmlns:pic="http://schemas.openxmlformats.org/drawingml/2006/picture">
             <wp:extent cx="5486400" cy="3337560"/>
-            <wp:docPr id="3" name="Picture 3" descr="Compare exact artefacts: Verify data and rubric versions before changing the result. → Locate disagreement: The score difference is concentrated in Q3. → Resolve by the rubric: Inspect Q3’s saved answer and rule; document whichever scoring decision is justified."/>
+            <wp:docPr id="6" name="Picture 6" descr="Compare exact artefacts: Verify data and rubric versions before changing the result. → Locate disagreement: The score difference is concentrated in Q3. → Resolve by the rubric: Inspect Q3’s saved answer and rule; document whichever scoring decision is justified."/>
             <wp:cNvGraphicFramePr>
               <a:graphicFrameLocks noChangeAspect="1"/>
             </wp:cNvGraphicFramePr>
@@ -3791,7 +4893,7 @@
                     <pic:cNvPicPr/>
                   </pic:nvPicPr>
                   <pic:blipFill>
-                    <a:blip r:embed="rId11"/>
+                    <a:blip r:embed="rId10"/>
                     <a:stretch>
                       <a:fillRect/>
                     </a:stretch>
@@ -3824,7 +4926,6 @@
     <w:p>
       <w:pPr>
         <w:spacing w:line="336" w:lineRule="auto" w:after="180"/>
-        <w:shd w:fill="F5F1FB"/>
       </w:pPr>
       <w:r>
         <w:rPr>
@@ -3847,7 +4948,7 @@
     </w:p>
     <w:p>
       <w:pPr>
-        <w:pStyle w:val="Heading3"/>
+        <w:pStyle w:val="Heading2"/>
       </w:pPr>
       <w:r>
         <w:t>03. Independent reproduction check — evidence trace</w:t>
@@ -3858,7 +4959,7 @@
         <w:drawing>
           <wp:inline xmlns:a="http://schemas.openxmlformats.org/drawingml/2006/main" xmlns:pic="http://schemas.openxmlformats.org/drawingml/2006/picture">
             <wp:extent cx="5486400" cy="2843784"/>
-            <wp:docPr id="4" name="Picture 4" descr="Independent reproduction check — evidence trace. Operator gets different MSE because the supplied script averages absolute errors while paper names squared error. | Provide manifest, fixture data, code, environment and expected metric definition. Record assistance and mismatches; reproduction is not new-data replication. | Metric contract mismatch explains a candidate discrepancy. Correct/report script and rerun; preserve original artifact versions and results."/>
+            <wp:docPr id="7" name="Picture 7" descr="Independent reproduction check — evidence trace. Operator gets different MSE because the supplied script averages absolute errors while paper names squared error. | Provide manifest, fixture data, code, environment and expected metric definition. Record assistance and mismatches; reproduction is not new-data replication. | Metric contract mismatch explains a candidate discrepancy. Correct/report script and rerun; preserve original artifact versions and results."/>
             <wp:cNvGraphicFramePr>
               <a:graphicFrameLocks noChangeAspect="1"/>
             </wp:cNvGraphicFramePr>
@@ -3870,7 +4971,7 @@
                     <pic:cNvPicPr/>
                   </pic:nvPicPr>
                   <pic:blipFill>
-                    <a:blip r:embed="rId12"/>
+                    <a:blip r:embed="rId14"/>
                     <a:stretch>
                       <a:fillRect/>
                     </a:stretch>
@@ -3937,7 +5038,6 @@
     <w:p>
       <w:pPr>
         <w:spacing w:line="336" w:lineRule="auto" w:after="180"/>
-        <w:shd w:fill="F5F1FB"/>
       </w:pPr>
       <w:r>
         <w:rPr>
@@ -3948,7 +5048,7 @@
     </w:p>
     <w:p>
       <w:pPr>
-        <w:pStyle w:val="Heading3"/>
+        <w:pStyle w:val="Heading2"/>
       </w:pPr>
       <w:r>
         <w:t>04. Change one thing. Trace what follows.</w:t>
@@ -3959,7 +5059,7 @@
         <w:drawing>
           <wp:inline xmlns:a="http://schemas.openxmlformats.org/drawingml/2006/main" xmlns:pic="http://schemas.openxmlformats.org/drawingml/2006/picture">
             <wp:extent cx="5486400" cy="3191256"/>
-            <wp:docPr id="5" name="Picture 5" descr="Original case: Inspect Q3’s saved answer and rule; document whichever scoring decision is justified. Changed condition: Q3’s saved file is missing from the archive. Expected result: Mark exact reproduction incomplete until the required artefact is recovered or the limitation disclosed. Reason: A missing record prevents checking the contested decision."/>
+            <wp:docPr id="8" name="Picture 8" descr="Original case: Inspect Q3’s saved answer and rule; document whichever scoring decision is justified. Changed condition: Q3’s saved file is missing from the archive. Expected result: Mark exact reproduction incomplete until the required artefact is recovered or the limitation disclosed. Reason: A missing record prevents checking the contested decision."/>
             <wp:cNvGraphicFramePr>
               <a:graphicFrameLocks noChangeAspect="1"/>
             </wp:cNvGraphicFramePr>
@@ -3971,7 +5071,7 @@
                     <pic:cNvPicPr/>
                   </pic:nvPicPr>
                   <pic:blipFill>
-                    <a:blip r:embed="rId13"/>
+                    <a:blip r:embed="rId11"/>
                     <a:stretch>
                       <a:fillRect/>
                     </a:stretch>
@@ -4015,7 +5115,6 @@
     <w:p>
       <w:pPr>
         <w:spacing w:line="336" w:lineRule="auto" w:after="180"/>
-        <w:shd w:fill="F5F1FB"/>
       </w:pPr>
       <w:r>
         <w:rPr>
@@ -4026,7 +5125,7 @@
     </w:p>
     <w:p>
       <w:pPr>
-        <w:pStyle w:val="Heading3"/>
+        <w:pStyle w:val="Heading2"/>
       </w:pPr>
       <w:r>
         <w:t>05. Connect the explanation to its limit</w:t>
@@ -4037,7 +5136,7 @@
         <w:drawing>
           <wp:inline xmlns:a="http://schemas.openxmlformats.org/drawingml/2006/main" xmlns:pic="http://schemas.openxmlformats.org/drawingml/2006/picture">
             <wp:extent cx="5486400" cy="2834640"/>
-            <wp:docPr id="6" name="Picture 6" descr="An independent reproduction check can uncover interpretation or implementation differences. Do not average incompatible scores or simply choose the higher one. Limit: This check concerns saved outputs and scoring, not new-sample replication or future model behaviour."/>
+            <wp:docPr id="9" name="Picture 9" descr="An independent reproduction check can uncover interpretation or implementation differences. Do not average incompatible scores or simply choose the higher one. Limit: This check concerns saved outputs and scoring, not new-sample replication or future model behaviour."/>
             <wp:cNvGraphicFramePr>
               <a:graphicFrameLocks noChangeAspect="1"/>
             </wp:cNvGraphicFramePr>
@@ -4049,7 +5148,7 @@
                     <pic:cNvPicPr/>
                   </pic:nvPicPr>
                   <pic:blipFill>
-                    <a:blip r:embed="rId14"/>
+                    <a:blip r:embed="rId15"/>
                     <a:stretch>
                       <a:fillRect/>
                     </a:stretch>
@@ -4105,7 +5204,6 @@
     <w:p>
       <w:pPr>
         <w:spacing w:line="336" w:lineRule="auto" w:after="180"/>
-        <w:shd w:fill="F5F1FB"/>
       </w:pPr>
       <w:r>
         <w:rPr>
@@ -4116,7 +5214,7 @@
     </w:p>
     <w:p>
       <w:pPr>
-        <w:pStyle w:val="Heading3"/>
+        <w:pStyle w:val="Heading2"/>
       </w:pPr>
       <w:r>
         <w:t>06. Make the idea visible in your project</w:t>
@@ -4127,7 +5225,7 @@
         <w:drawing>
           <wp:inline xmlns:a="http://schemas.openxmlformats.org/drawingml/2006/main" xmlns:pic="http://schemas.openxmlformats.org/drawingml/2006/picture">
             <wp:extent cx="5486400" cy="3681984"/>
-            <wp:docPr id="7" name="Picture 7" descr="For the Reproducible AI Research Study, retain an annotated worked trace and the changed-case reasoning. Connect the claim to its records, units and assumptions so another investigator can challenge or reproduce it. Draw your input, deciding step, result and limit. Supported question: Locate the Q3 scoring disagreement between 5/6 and 4/6. What should the teams inspect before choosing a score, and what limitation follows if the saved Q3 file is missing?"/>
+            <wp:docPr id="10" name="Picture 10" descr="For the Reproducible AI Research Study, retain an annotated worked trace and the changed-case reasoning. Connect the claim to its records, units and assumptions so another investigator can challenge or reproduce it. Draw your input, deciding step, result and limit. Supported question: Locate the Q3 scoring disagreement between 5/6 and 4/6. What should the teams inspect before choosing a score, and what limitation follows if the saved Q3 file is missing?"/>
             <wp:cNvGraphicFramePr>
               <a:graphicFrameLocks noChangeAspect="1"/>
             </wp:cNvGraphicFramePr>
@@ -4139,7 +5237,7 @@
                     <pic:cNvPicPr/>
                   </pic:nvPicPr>
                   <pic:blipFill>
-                    <a:blip r:embed="rId15"/>
+                    <a:blip r:embed="rId16"/>
                     <a:stretch>
                       <a:fillRect/>
                     </a:stretch>
@@ -4206,7 +5304,6 @@
     <w:p>
       <w:pPr>
         <w:spacing w:line="336" w:lineRule="auto" w:after="180"/>
-        <w:shd w:fill="F5F1FB"/>
       </w:pPr>
       <w:r>
         <w:rPr>
@@ -4225,6 +5322,62 @@
           <w:b w:val="0"/>
         </w:rPr>
         <w:t>.</w:t>
+      </w:r>
+    </w:p>
+    <w:p>
+      <w:pPr>
+        <w:pStyle w:val="Heading2"/>
+      </w:pPr>
+      <w:r>
+        <w:t>Earlier wording, alternatives and picture transcripts · reference / check after trying</w:t>
+      </w:r>
+    </w:p>
+    <w:p>
+      <w:pPr>
+        <w:pStyle w:val="Heading3"/>
+      </w:pPr>
+      <w:r>
+        <w:t>01. Independent reproduction check: the case</w:t>
+      </w:r>
+    </w:p>
+    <w:p>
+      <w:pPr>
+        <w:pStyle w:val="Heading3"/>
+      </w:pPr>
+      <w:r>
+        <w:t>02. Follow the deciding steps</w:t>
+      </w:r>
+    </w:p>
+    <w:p>
+      <w:pPr>
+        <w:pStyle w:val="Heading3"/>
+      </w:pPr>
+      <w:r>
+        <w:t>03. Independent reproduction check — evidence trace</w:t>
+      </w:r>
+    </w:p>
+    <w:p>
+      <w:pPr>
+        <w:pStyle w:val="Heading3"/>
+      </w:pPr>
+      <w:r>
+        <w:t>04. Change one thing. Trace what follows.</w:t>
+      </w:r>
+    </w:p>
+    <w:p>
+      <w:pPr>
+        <w:pStyle w:val="Heading3"/>
+      </w:pPr>
+      <w:r>
+        <w:t>05. Connect the explanation to its limit</w:t>
+      </w:r>
+    </w:p>
+    <w:p>
+      <w:pPr>
+        <w:pStyle w:val="Heading3"/>
+      </w:pPr>
+      <w:r>
+        <w:t>06. Make the idea visible in your project</w:t>
       </w:r>
     </w:p>
     <w:sectPr>
